--- a/forms/A2_form.docx
+++ b/forms/A2_form.docx
@@ -53,12 +53,6 @@
         <w:gridCol w:w="9360"/>
       </w:tblGrid>
       <w:tr>
-        <w:tblPrEx>
-          <w:tblCellMar>
-            <w:top w:w="0" w:type="dxa"/>
-            <w:bottom w:w="0" w:type="dxa"/>
-          </w:tblCellMar>
-        </w:tblPrEx>
         <w:tc>
           <w:tcPr>
             <w:tcW w:w="9360" w:type="dxa"/>
@@ -109,12 +103,6 @@
         <w:gridCol w:w="5860"/>
       </w:tblGrid>
       <w:tr>
-        <w:tblPrEx>
-          <w:tblCellMar>
-            <w:top w:w="0" w:type="dxa"/>
-            <w:bottom w:w="0" w:type="dxa"/>
-          </w:tblCellMar>
-        </w:tblPrEx>
         <w:tc>
           <w:tcPr>
             <w:tcW w:w="3500" w:type="dxa"/>
@@ -164,9 +152,11 @@
             <w:r>
               <w:t xml:space="preserve"> </w:t>
             </w:r>
+            <w:proofErr w:type="spellStart"/>
             <w:r>
               <w:t>CulinaryHeritageQA</w:t>
             </w:r>
+            <w:proofErr w:type="spellEnd"/>
           </w:p>
         </w:tc>
       </w:tr>
@@ -224,12 +214,6 @@
         <w:gridCol w:w="2300"/>
       </w:tblGrid>
       <w:tr>
-        <w:tblPrEx>
-          <w:tblCellMar>
-            <w:top w:w="0" w:type="dxa"/>
-            <w:bottom w:w="0" w:type="dxa"/>
-          </w:tblCellMar>
-        </w:tblPrEx>
         <w:trPr>
           <w:tblHeader/>
         </w:trPr>
@@ -311,12 +295,6 @@
         </w:tc>
       </w:tr>
       <w:tr>
-        <w:tblPrEx>
-          <w:tblCellMar>
-            <w:top w:w="0" w:type="dxa"/>
-            <w:bottom w:w="0" w:type="dxa"/>
-          </w:tblCellMar>
-        </w:tblPrEx>
         <w:tc>
           <w:tcPr>
             <w:tcW w:w="1700" w:type="dxa"/>
@@ -364,16 +342,13 @@
             <w:pPr>
               <w:spacing w:after="80"/>
             </w:pPr>
+            <w:r>
+              <w:t>4</w:t>
+            </w:r>
           </w:p>
         </w:tc>
       </w:tr>
       <w:tr>
-        <w:tblPrEx>
-          <w:tblCellMar>
-            <w:top w:w="0" w:type="dxa"/>
-            <w:bottom w:w="0" w:type="dxa"/>
-          </w:tblCellMar>
-        </w:tblPrEx>
         <w:tc>
           <w:tcPr>
             <w:tcW w:w="1700" w:type="dxa"/>
@@ -421,16 +396,13 @@
             <w:pPr>
               <w:spacing w:after="80"/>
             </w:pPr>
+            <w:r>
+              <w:t>5</w:t>
+            </w:r>
           </w:p>
         </w:tc>
       </w:tr>
       <w:tr>
-        <w:tblPrEx>
-          <w:tblCellMar>
-            <w:top w:w="0" w:type="dxa"/>
-            <w:bottom w:w="0" w:type="dxa"/>
-          </w:tblCellMar>
-        </w:tblPrEx>
         <w:tc>
           <w:tcPr>
             <w:tcW w:w="1700" w:type="dxa"/>
@@ -478,6 +450,9 @@
             <w:pPr>
               <w:spacing w:after="80"/>
             </w:pPr>
+            <w:r>
+              <w:t>1,2,3,6,7,8</w:t>
+            </w:r>
           </w:p>
         </w:tc>
       </w:tr>
@@ -508,12 +483,6 @@
         <w:gridCol w:w="9360"/>
       </w:tblGrid>
       <w:tr>
-        <w:tblPrEx>
-          <w:tblCellMar>
-            <w:top w:w="0" w:type="dxa"/>
-            <w:bottom w:w="0" w:type="dxa"/>
-          </w:tblCellMar>
-        </w:tblPrEx>
         <w:tc>
           <w:tcPr>
             <w:tcW w:w="9360" w:type="dxa"/>
@@ -531,10 +500,7 @@
               <w:t xml:space="preserve">What this assignment is: </w:t>
             </w:r>
             <w:r>
-              <w:t xml:space="preserve">You BUILD the knowledge base — the front half of the pipeline that turns scanned pages into searchable text: ingest &amp; clean the scans, (optionally) enhance them, detect layout, run OCR, then chunk, embed, and index. </w:t>
-            </w:r>
-            <w:r>
-              <w:t>You choose the models and parameters; the repo fixes where each piece goes. This milestone produces working code and evidence it reads and retrieves.</w:t>
+              <w:t>You BUILD the knowledge base — the front half of the pipeline that turns scanned pages into searchable text: ingest &amp; clean the scans, (optionally) enhance them, detect layout, run OCR, then chunk, embed, and index. You choose the models and parameters; the repo fixes where each piece goes. This milestone produces working code and evidence it reads and retrieves.</w:t>
             </w:r>
           </w:p>
           <w:p>
@@ -549,16 +515,71 @@
               <w:t xml:space="preserve">What to hand in: </w:t>
             </w:r>
             <w:r>
-              <w:t xml:space="preserve">Push everything to your team's PUBLIC GitHub repo, then tag it: git add -A &amp;&amp; git commit </w:t>
-            </w:r>
-            <w:r>
-              <w:t xml:space="preserve">-m "a2-submit" &amp;&amp; git tag a2-submit &amp;&amp; git push origin main --tags. The tag IS your submission (deadlines are read from GitHub's servers) — do NOT upload a ZIP. Contents: the filled form in forms/, the repo with ingest / vision / index stages implemented, </w:t>
-            </w:r>
-            <w:r>
-              <w:t>the built index (or a script that builds it), notebooks/kb_demo.ipynb showing OCR quality and one retrieval example, your updated configs/design_choices.md, and one AI-chat transcript per member. ALSO CARRIED FORWARD FROM A1 — the code stub was released af</w:t>
-            </w:r>
-            <w:r>
-              <w:t>ter A1, so these are graded here for the first time: configs/task.yaml, data/provenance.md plus your corpus (or scripts/get_data.sh), notebooks/eda.ipynb, grading_kit/manifest.yaml, and grading_kit/heldout_pages/ with labels.jsonl.</w:t>
+              <w:t>Push everything to your team's PUBLIC GitHub repo, then tag it: git add -A &amp;&amp; git commit -m "a2-submit" &amp;&amp; git tag a2-submit &amp;&amp; git push origin main --tags. The tag IS your submission (deadlines are read from GitHub's servers) — do NOT upload a ZIP. Contents: the filled form in forms/, the repo with ingest / vision / index stages implemented, the built index (or a script that builds it), notebooks/</w:t>
+            </w:r>
+            <w:proofErr w:type="spellStart"/>
+            <w:r>
+              <w:t>kb_demo.ipynb</w:t>
+            </w:r>
+            <w:proofErr w:type="spellEnd"/>
+            <w:r>
+              <w:t xml:space="preserve"> showing OCR quality and one retrieval example, your updated configs/design_choices.md, and one AI-chat transcript per member. ALSO CARRIED FORWARD FROM A1 — the code stub was released after A1, so these are graded here for the first time: configs/</w:t>
+            </w:r>
+            <w:proofErr w:type="spellStart"/>
+            <w:r>
+              <w:t>task.yaml</w:t>
+            </w:r>
+            <w:proofErr w:type="spellEnd"/>
+            <w:r>
+              <w:t>, data/provenance.md plus your corpus (or scripts/get_data.sh), notebooks/</w:t>
+            </w:r>
+            <w:proofErr w:type="spellStart"/>
+            <w:r>
+              <w:t>eda.ipynb</w:t>
+            </w:r>
+            <w:proofErr w:type="spellEnd"/>
+            <w:r>
+              <w:t xml:space="preserve">, </w:t>
+            </w:r>
+            <w:proofErr w:type="spellStart"/>
+            <w:r>
+              <w:t>grading_kit</w:t>
+            </w:r>
+            <w:proofErr w:type="spellEnd"/>
+            <w:r>
+              <w:t>/</w:t>
+            </w:r>
+            <w:proofErr w:type="spellStart"/>
+            <w:r>
+              <w:t>manifest.yaml</w:t>
+            </w:r>
+            <w:proofErr w:type="spellEnd"/>
+            <w:r>
+              <w:t xml:space="preserve">, and </w:t>
+            </w:r>
+            <w:proofErr w:type="spellStart"/>
+            <w:r>
+              <w:t>grading_kit</w:t>
+            </w:r>
+            <w:proofErr w:type="spellEnd"/>
+            <w:r>
+              <w:t>/</w:t>
+            </w:r>
+            <w:proofErr w:type="spellStart"/>
+            <w:r>
+              <w:t>heldout_pages</w:t>
+            </w:r>
+            <w:proofErr w:type="spellEnd"/>
+            <w:r>
+              <w:t xml:space="preserve">/ with </w:t>
+            </w:r>
+            <w:proofErr w:type="spellStart"/>
+            <w:r>
+              <w:t>labels.jsonl</w:t>
+            </w:r>
+            <w:proofErr w:type="spellEnd"/>
+            <w:r>
+              <w:t>.</w:t>
             </w:r>
           </w:p>
         </w:tc>
@@ -615,12 +636,6 @@
         <w:gridCol w:w="5860"/>
       </w:tblGrid>
       <w:tr>
-        <w:tblPrEx>
-          <w:tblCellMar>
-            <w:top w:w="0" w:type="dxa"/>
-            <w:bottom w:w="0" w:type="dxa"/>
-          </w:tblCellMar>
-        </w:tblPrEx>
         <w:tc>
           <w:tcPr>
             <w:tcW w:w="3500" w:type="dxa"/>
@@ -650,7 +665,29 @@
                 <w:sz w:val="18"/>
                 <w:szCs w:val="18"/>
               </w:rPr>
-              <w:t>domain · data speciality · primary NFR + target — one line each.</w:t>
+              <w:t xml:space="preserve">domain · data </w:t>
+            </w:r>
+            <w:proofErr w:type="spellStart"/>
+            <w:r>
+              <w:rPr>
+                <w:i/>
+                <w:iCs/>
+                <w:color w:val="595959"/>
+                <w:sz w:val="18"/>
+                <w:szCs w:val="18"/>
+              </w:rPr>
+              <w:t>speciality</w:t>
+            </w:r>
+            <w:proofErr w:type="spellEnd"/>
+            <w:r>
+              <w:rPr>
+                <w:i/>
+                <w:iCs/>
+                <w:color w:val="595959"/>
+                <w:sz w:val="18"/>
+                <w:szCs w:val="18"/>
+              </w:rPr>
+              <w:t xml:space="preserve"> · primary NFR + target — one line each.</w:t>
             </w:r>
           </w:p>
         </w:tc>
@@ -719,8 +756,13 @@
               <w:spacing w:after="80"/>
             </w:pPr>
             <w:r>
-              <w:t>Data Speciality</w:t>
-            </w:r>
+              <w:t xml:space="preserve">Data </w:t>
+            </w:r>
+            <w:proofErr w:type="spellStart"/>
+            <w:r>
+              <w:t>Speciality</w:t>
+            </w:r>
+            <w:proofErr w:type="spellEnd"/>
           </w:p>
           <w:p>
             <w:pPr>
@@ -821,12 +863,6 @@
         </w:tc>
       </w:tr>
       <w:tr>
-        <w:tblPrEx>
-          <w:tblCellMar>
-            <w:top w:w="0" w:type="dxa"/>
-            <w:bottom w:w="0" w:type="dxa"/>
-          </w:tblCellMar>
-        </w:tblPrEx>
         <w:tc>
           <w:tcPr>
             <w:tcW w:w="3500" w:type="dxa"/>
@@ -842,14 +878,7 @@
                 <w:bCs/>
               </w:rPr>
               <w:lastRenderedPageBreak/>
-              <w:t>Success m</w:t>
-            </w:r>
-            <w:r>
-              <w:rPr>
-                <w:b/>
-                <w:bCs/>
-              </w:rPr>
-              <w:t>etric (from A1)</w:t>
+              <w:t>Success metric (from A1)</w:t>
             </w:r>
           </w:p>
           <w:p>
@@ -876,6 +905,7 @@
             <w:pPr>
               <w:spacing w:after="80"/>
             </w:pPr>
+            <w:proofErr w:type="spellStart"/>
             <w:r>
               <w:rPr>
                 <w:rFonts w:ascii="Gungsuh" w:eastAsia="Gungsuh" w:hAnsi="Gungsuh" w:cs="Gungsuh"/>
@@ -883,18 +913,22 @@
                 <w:sz w:val="20"/>
                 <w:szCs w:val="20"/>
               </w:rPr>
-              <w:t>Groundedness ≥ 0.90 — at least 90% of non-abstained answers are fully supported by the text of the page the system cites, verified against our held-out ground-truth transcriptions. (Reported alongside our NFR metric, ECE ≤ 0.05, and the abstention rate.)</w:t>
+              <w:t>Groundedness</w:t>
+            </w:r>
+            <w:proofErr w:type="spellEnd"/>
+            <w:r>
+              <w:rPr>
+                <w:rFonts w:ascii="Gungsuh" w:eastAsia="Gungsuh" w:hAnsi="Gungsuh" w:cs="Gungsuh"/>
+                <w:color w:val="000000"/>
+                <w:sz w:val="20"/>
+                <w:szCs w:val="20"/>
+              </w:rPr>
+              <w:t xml:space="preserve"> ≥ 0.90 — at least 90% of non-abstained answers are fully supported by the text of the page the system cites, verified against our held-out ground-truth transcriptions. (Reported alongside our NFR metric, ECE ≤ 0.05, and the abstention rate.)</w:t>
             </w:r>
           </w:p>
         </w:tc>
       </w:tr>
       <w:tr>
-        <w:tblPrEx>
-          <w:tblCellMar>
-            <w:top w:w="0" w:type="dxa"/>
-            <w:bottom w:w="0" w:type="dxa"/>
-          </w:tblCellMar>
-        </w:tblPrEx>
         <w:tc>
           <w:tcPr>
             <w:tcW w:w="3500" w:type="dxa"/>
@@ -942,6 +976,9 @@
               <w:spacing w:after="80"/>
             </w:pPr>
             <w:r>
+              <w:rPr>
+                <w:b/>
+              </w:rPr>
               <w:t>Source</w:t>
             </w:r>
           </w:p>
@@ -1028,7 +1065,7 @@
                 <w:sz w:val="20"/>
                 <w:szCs w:val="20"/>
               </w:rPr>
-              <w:t>These are scanned page-images of the physical book (photographed pages), not pre-typed text — the text layer present is itself imperfect OCR, which is exactly the condition we engineer around. Our pipeline re-reads from the page images rather than trusting that layer.</w:t>
+              <w:t>These are scanned page images of the physical book, not pre-typed text. The pipeline reads the page images rather than trusting the imperfect PDF OCR text layer.</w:t>
             </w:r>
           </w:p>
           <w:p>
@@ -1041,7 +1078,10 @@
               <w:spacing w:after="80"/>
             </w:pPr>
             <w:r>
-              <w:t>Size (Pages/Words)</w:t>
+              <w:rPr>
+                <w:b/>
+              </w:rPr>
+              <w:t>A1-reported size</w:t>
             </w:r>
           </w:p>
           <w:p>
@@ -1055,7 +1095,7 @@
                 <w:sz w:val="20"/>
                 <w:szCs w:val="20"/>
               </w:rPr>
-              <w:t>624 scanned pages total; 506 content pages after removing 118 sparse/blank/plate pages (&lt;80 words). 318,259 words of extracted text. 34.3 MB on disk as the source PDF. This clears both thresholds (≥ 300 pages, ≥ 60,000 words) by a wide margin: 5.3× the word floor. Median content page = 626 words; longest = 1,064 words.</w:t>
+              <w:t>A1 reported 624 total pages, 506 content pages, 118 sparse/blank/plate pages, 318,259 words, a median of 626 words per content page, a maximum of 1,064 words, and 167 two-column pages (33.0%). These figures clear the required floors of 300 pages and 60,000 words.</w:t>
             </w:r>
           </w:p>
           <w:p>
@@ -1068,7 +1108,10 @@
               <w:spacing w:after="80"/>
             </w:pPr>
             <w:r>
-              <w:t>The things that make it hard to read</w:t>
+              <w:rPr>
+                <w:b/>
+              </w:rPr>
+              <w:t>A2 remeasurement</w:t>
             </w:r>
           </w:p>
           <w:p>
@@ -1104,7 +1147,7 @@
                 <w:sz w:val="20"/>
                 <w:szCs w:val="20"/>
               </w:rPr>
-              <w:t>1. Mixed column layout — 33.0% of content pages are two-column with a narrow gutter, the rest single-column, and the layout changes without warning between sections.</w:t>
+              <w:t>The executed A2 EDA reproduced the page counts but measured 318,337 words, a median of 642 words, and 166 two-column pages (32.8%). The small differences come from text extraction and tokenisation; we retain the A1 figures above for milestone consistency and document the differences explicitly.</w:t>
             </w:r>
           </w:p>
           <w:p>
@@ -1136,12 +1179,15 @@
             <w:r>
               <w:rPr>
                 <w:rFonts w:ascii="Times New Roman" w:eastAsia="Times New Roman" w:hAnsi="Times New Roman" w:cs="Times New Roman"/>
+                <w:b/>
                 <w:color w:val="000000"/>
                 <w:sz w:val="20"/>
                 <w:szCs w:val="20"/>
               </w:rPr>
-              <w:t>2. Period typography and letterforms — the long-tail "w" ligature is systematically misread as "w^" (1,880 stray characters overall; "w^ith" alone appears 68 times), and "Silver" is read as "Sliver" on PDF page 201.</w:t>
-            </w:r>
+              <w:t>What makes it hard to read</w:t>
+            </w:r>
+            <w:proofErr w:type="spellStart"/>
+            <w:proofErr w:type="spellEnd"/>
           </w:p>
           <w:p>
             <w:pPr>
@@ -1176,21 +1222,48 @@
                 <w:sz w:val="20"/>
                 <w:szCs w:val="20"/>
               </w:rPr>
-              <w:t>3. Aggressive hyphenation — 5,976 hyphenated line-breaks; words are split across lines and across columns ("col- lapsed", "gratifica- tion"), so tokens must be rejoined before chunking.</w:t>
-            </w:r>
-          </w:p>
-          <w:p>
-            <w:pPr>
-              <w:spacing w:after="80"/>
-            </w:pPr>
-            <w:r>
+              <w:t>1. Mixed layout — roughly one-third of content pages are two-column, and some pages mix full-width headings or text with columnar regions.</w:t>
+            </w:r>
+            <w:proofErr w:type="spellStart"/>
+            <w:proofErr w:type="spellEnd"/>
+            <w:proofErr w:type="spellStart"/>
+            <w:proofErr w:type="spellEnd"/>
+          </w:p>
+          <w:p>
+            <w:pPr>
+              <w:spacing w:after="80"/>
               <w:rPr>
                 <w:rFonts w:ascii="Times New Roman" w:eastAsia="Times New Roman" w:hAnsi="Times New Roman" w:cs="Times New Roman"/>
                 <w:color w:val="000000"/>
                 <w:sz w:val="20"/>
                 <w:szCs w:val="20"/>
               </w:rPr>
-              <w:t>4. Old orthography and dense abbreviation — recipe units are abbreviated inconsistently ("tbsp.", "teasp.", "qts.", "I" used for the digit 1), which breaks naive number parsing.</w:t>
+            </w:pPr>
+            <w:r>
+              <w:rPr>
+                <w:rFonts w:ascii="Times New Roman" w:eastAsia="Times New Roman" w:hAnsi="Times New Roman" w:cs="Times New Roman"/>
+                <w:color w:val="000000"/>
+                <w:sz w:val="20"/>
+                <w:szCs w:val="20"/>
+              </w:rPr>
+              <w:t>2. Degraded period printing — scan noise, bleed-through, uneven illumination, worn letterforms, and typography cause OCR substitutions.</w:t>
+            </w:r>
+            <w:proofErr w:type="spellStart"/>
+            <w:proofErr w:type="spellEnd"/>
+            <w:proofErr w:type="spellStart"/>
+            <w:proofErr w:type="spellEnd"/>
+          </w:p>
+          <w:p>
+            <w:pPr>
+              <w:spacing w:after="80"/>
+            </w:pPr>
+            <w:r>
+              <w:t>3. Hyphenation and reading order — words can split across lines or columns, so layout regions must be ordered before contextual chunking.</w:t>
+            </w:r>
+          </w:p>
+          <w:p>
+            <w:r>
+              <w:t>4. Old orthography and dense abbreviations — historical spellings and recipe units such as tbsp., teasp., and qts. complicate naive extraction.</w:t>
             </w:r>
           </w:p>
         </w:tc>
@@ -1207,6 +1280,7 @@
           <w:bCs/>
           <w:color w:val="1F3864"/>
         </w:rPr>
+        <w:lastRenderedPageBreak/>
         <w:t>Section 2 — The Structure We Exploit</w:t>
       </w:r>
     </w:p>
@@ -1222,7 +1296,6 @@
           <w:sz w:val="18"/>
           <w:szCs w:val="18"/>
         </w:rPr>
-        <w:lastRenderedPageBreak/>
         <w:t>Every model choice is a bet on structure in the data. Name the structure your pipeline relies on, and the things it must ignore.</w:t>
       </w:r>
     </w:p>
@@ -1248,12 +1321,6 @@
         <w:gridCol w:w="5860"/>
       </w:tblGrid>
       <w:tr>
-        <w:tblPrEx>
-          <w:tblCellMar>
-            <w:top w:w="0" w:type="dxa"/>
-            <w:bottom w:w="0" w:type="dxa"/>
-          </w:tblCellMar>
-        </w:tblPrEx>
         <w:tc>
           <w:tcPr>
             <w:tcW w:w="3500" w:type="dxa"/>
@@ -1283,8 +1350,62 @@
                 <w:sz w:val="18"/>
                 <w:szCs w:val="18"/>
               </w:rPr>
-              <w:t>what a vision model can exploit — nearby pixels form strokes/characters; a character looks the same</w:t>
-            </w:r>
+              <w:t>what a vision model can exploit — nearby pixels form strokes/characters; a character looks the same when shifted. Drives your layout &amp; enhancement choices.</w:t>
+            </w:r>
+          </w:p>
+        </w:tc>
+        <w:tc>
+          <w:tcPr>
+            <w:tcW w:w="5860" w:type="dxa"/>
+          </w:tcPr>
+          <w:p>
+            <w:pPr>
+              <w:pStyle w:val="NormalWeb"/>
+            </w:pPr>
+            <w:r>
+              <w:t>Nearby dark pixels form strokes, characters, words, and horizontal text lines. Repeated whitespace forms line gaps, paragraph gaps, margins, and column gutters. Most pages have a Manhattan-style layout, so horizontal and vertical projection profiles can expose meaningful whitespace valleys.</w:t>
+            </w:r>
+          </w:p>
+          <w:p>
+            <w:pPr>
+              <w:pStyle w:val="NormalWeb"/>
+            </w:pPr>
+            <w:r>
+              <w:t xml:space="preserve">The pipeline exploits this structure through </w:t>
+            </w:r>
+            <w:proofErr w:type="spellStart"/>
+            <w:r>
+              <w:t>deskewing</w:t>
+            </w:r>
+            <w:proofErr w:type="spellEnd"/>
+            <w:r>
+              <w:t>, median denoising, and recursive XY-cut layout segmentation. XY-cut first separates structural bands and columns and then emits the resulting regions in top-to-bottom and left-to-right reading order.</w:t>
+            </w:r>
+          </w:p>
+        </w:tc>
+      </w:tr>
+      <w:tr>
+        <w:tc>
+          <w:tcPr>
+            <w:tcW w:w="3500" w:type="dxa"/>
+            <w:shd w:val="clear" w:color="auto" w:fill="F2F2F2"/>
+          </w:tcPr>
+          <w:p>
+            <w:pPr>
+              <w:spacing w:after="80"/>
+            </w:pPr>
+            <w:r>
+              <w:rPr>
+                <w:b/>
+                <w:bCs/>
+              </w:rPr>
+              <w:t>Structure in the text</w:t>
+            </w:r>
+          </w:p>
+          <w:p>
+            <w:pPr>
+              <w:spacing w:after="80"/>
+            </w:pPr>
             <w:r>
               <w:rPr>
                 <w:i/>
@@ -1293,7 +1414,7 @@
                 <w:sz w:val="18"/>
                 <w:szCs w:val="18"/>
               </w:rPr>
-              <w:t xml:space="preserve"> when shifted. Drives your layout &amp; enhancement choices.</w:t>
+              <w:t>what a sequence model can exploit — reading order and context carry meaning; conjuncts/ligatures span characters. Drives your OCR &amp; embedding choices.</w:t>
             </w:r>
           </w:p>
         </w:tc>
@@ -1303,18 +1424,31 @@
           </w:tcPr>
           <w:p>
             <w:pPr>
-              <w:spacing w:after="80"/>
-            </w:pPr>
+              <w:pStyle w:val="NormalWeb"/>
+            </w:pPr>
+            <w:r>
+              <w:t>Reading order and nearby context carry meaning. Recipe titles, ingredients, quantities, instructions, and explanatory paragraphs must stay in sequence. Individual OCR regions can be too short to retrieve meaningfully, so regions are concatenated in their established reading order and split into overlapping contextual windows.</w:t>
+            </w:r>
+          </w:p>
+          <w:p>
+            <w:pPr>
+              <w:pStyle w:val="NormalWeb"/>
+            </w:pPr>
+            <w:r>
+              <w:t xml:space="preserve">The same </w:t>
+            </w:r>
+            <w:proofErr w:type="spellStart"/>
+            <w:r>
+              <w:t>MiniLM</w:t>
+            </w:r>
+            <w:proofErr w:type="spellEnd"/>
+            <w:r>
+              <w:t xml:space="preserve"> encoder embeds both passages and queries. This places semantically similar questions and cookbook passages in the same vector space.</w:t>
+            </w:r>
           </w:p>
         </w:tc>
       </w:tr>
       <w:tr>
-        <w:tblPrEx>
-          <w:tblCellMar>
-            <w:top w:w="0" w:type="dxa"/>
-            <w:bottom w:w="0" w:type="dxa"/>
-          </w:tblCellMar>
-        </w:tblPrEx>
         <w:tc>
           <w:tcPr>
             <w:tcW w:w="3500" w:type="dxa"/>
@@ -1329,7 +1463,7 @@
                 <w:b/>
                 <w:bCs/>
               </w:rPr>
-              <w:t>Structure in the text</w:t>
+              <w:t>What should NOT change the answer</w:t>
             </w:r>
           </w:p>
           <w:p>
@@ -1344,7 +1478,7 @@
                 <w:sz w:val="18"/>
                 <w:szCs w:val="18"/>
               </w:rPr>
-              <w:t>what a sequence model can exploit — reading order and context carry meaning; conjuncts/ligatures span characters. Drives your OCR &amp; embedding choices.</w:t>
+              <w:t>variations the system must be robust to — page position, font, mild skew, scan noise, ink bleed. Knowing these points you to the right model and augmentation.</w:t>
             </w:r>
           </w:p>
         </w:tc>
@@ -1354,58 +1488,200 @@
           </w:tcPr>
           <w:p>
             <w:pPr>
-              <w:spacing w:after="80"/>
-            </w:pPr>
-          </w:p>
-        </w:tc>
-      </w:tr>
-      <w:tr>
-        <w:tblPrEx>
-          <w:tblCellMar>
-            <w:top w:w="0" w:type="dxa"/>
-            <w:bottom w:w="0" w:type="dxa"/>
-          </w:tblCellMar>
-        </w:tblPrEx>
-        <w:tc>
-          <w:tcPr>
-            <w:tcW w:w="3500" w:type="dxa"/>
-            <w:shd w:val="clear" w:color="auto" w:fill="F2F2F2"/>
-          </w:tcPr>
-          <w:p>
-            <w:pPr>
-              <w:spacing w:after="80"/>
-            </w:pPr>
-            <w:r>
-              <w:rPr>
-                <w:b/>
-                <w:bCs/>
-              </w:rPr>
-              <w:t>What should NOT change the answer</w:t>
-            </w:r>
-          </w:p>
-          <w:p>
-            <w:pPr>
-              <w:spacing w:after="80"/>
-            </w:pPr>
-            <w:r>
-              <w:rPr>
-                <w:i/>
-                <w:iCs/>
-                <w:color w:val="595959"/>
-                <w:sz w:val="18"/>
-                <w:szCs w:val="18"/>
-              </w:rPr>
-              <w:t>variations the system must be robust to — page position, font, mild skew, scan noise, ink bleed. Knowing these points you to the right model and augmentation.</w:t>
-            </w:r>
-          </w:p>
-        </w:tc>
-        <w:tc>
-          <w:tcPr>
-            <w:tcW w:w="5860" w:type="dxa"/>
-          </w:tcPr>
-          <w:p>
-            <w:pPr>
-              <w:spacing w:after="80"/>
+              <w:spacing w:before="100" w:beforeAutospacing="1" w:after="100" w:afterAutospacing="1"/>
+              <w:rPr>
+                <w:rFonts w:ascii="Times New Roman" w:eastAsia="Times New Roman" w:hAnsi="Times New Roman" w:cs="Times New Roman"/>
+                <w:sz w:val="24"/>
+                <w:szCs w:val="24"/>
+              </w:rPr>
+            </w:pPr>
+          </w:p>
+          <w:p>
+            <w:pPr>
+              <w:spacing w:before="100" w:beforeAutospacing="1" w:after="100" w:afterAutospacing="1"/>
+              <w:rPr>
+                <w:rFonts w:ascii="Times New Roman" w:eastAsia="Times New Roman" w:hAnsi="Times New Roman" w:cs="Times New Roman"/>
+                <w:sz w:val="24"/>
+                <w:szCs w:val="24"/>
+              </w:rPr>
+            </w:pPr>
+          </w:p>
+          <w:p>
+            <w:pPr>
+              <w:spacing w:before="100" w:beforeAutospacing="1" w:after="100" w:afterAutospacing="1"/>
+              <w:rPr>
+                <w:rFonts w:ascii="Times New Roman" w:eastAsia="Times New Roman" w:hAnsi="Times New Roman" w:cs="Times New Roman"/>
+                <w:sz w:val="24"/>
+                <w:szCs w:val="24"/>
+              </w:rPr>
+            </w:pPr>
+            <w:r>
+              <w:rPr>
+                <w:rFonts w:ascii="Times New Roman" w:eastAsia="Times New Roman" w:hAnsi="Times New Roman" w:cs="Times New Roman"/>
+                <w:sz w:val="24"/>
+                <w:szCs w:val="24"/>
+              </w:rPr>
+              <w:t>The answer should remain stable under:</w:t>
+            </w:r>
+          </w:p>
+          <w:p>
+            <w:pPr>
+              <w:numPr>
+                <w:ilvl w:val="0"/>
+                <w:numId w:val="3"/>
+              </w:numPr>
+              <w:spacing w:before="100" w:beforeAutospacing="1" w:after="100" w:afterAutospacing="1"/>
+              <w:rPr>
+                <w:rFonts w:ascii="Times New Roman" w:eastAsia="Times New Roman" w:hAnsi="Times New Roman" w:cs="Times New Roman"/>
+                <w:sz w:val="24"/>
+                <w:szCs w:val="24"/>
+              </w:rPr>
+            </w:pPr>
+            <w:r>
+              <w:rPr>
+                <w:rFonts w:ascii="Times New Roman" w:eastAsia="Times New Roman" w:hAnsi="Times New Roman" w:cs="Times New Roman"/>
+                <w:sz w:val="24"/>
+                <w:szCs w:val="24"/>
+              </w:rPr>
+              <w:t>Page position and column position</w:t>
+            </w:r>
+          </w:p>
+          <w:p>
+            <w:pPr>
+              <w:numPr>
+                <w:ilvl w:val="0"/>
+                <w:numId w:val="3"/>
+              </w:numPr>
+              <w:spacing w:before="100" w:beforeAutospacing="1" w:after="100" w:afterAutospacing="1"/>
+              <w:rPr>
+                <w:rFonts w:ascii="Times New Roman" w:eastAsia="Times New Roman" w:hAnsi="Times New Roman" w:cs="Times New Roman"/>
+                <w:sz w:val="24"/>
+                <w:szCs w:val="24"/>
+              </w:rPr>
+            </w:pPr>
+            <w:r>
+              <w:rPr>
+                <w:rFonts w:ascii="Times New Roman" w:eastAsia="Times New Roman" w:hAnsi="Times New Roman" w:cs="Times New Roman"/>
+                <w:sz w:val="24"/>
+                <w:szCs w:val="24"/>
+              </w:rPr>
+              <w:t>Mild rotation or skew</w:t>
+            </w:r>
+          </w:p>
+          <w:p>
+            <w:pPr>
+              <w:numPr>
+                <w:ilvl w:val="0"/>
+                <w:numId w:val="3"/>
+              </w:numPr>
+              <w:spacing w:before="100" w:beforeAutospacing="1" w:after="100" w:afterAutospacing="1"/>
+              <w:rPr>
+                <w:rFonts w:ascii="Times New Roman" w:eastAsia="Times New Roman" w:hAnsi="Times New Roman" w:cs="Times New Roman"/>
+                <w:sz w:val="24"/>
+                <w:szCs w:val="24"/>
+              </w:rPr>
+            </w:pPr>
+            <w:r>
+              <w:rPr>
+                <w:rFonts w:ascii="Times New Roman" w:eastAsia="Times New Roman" w:hAnsi="Times New Roman" w:cs="Times New Roman"/>
+                <w:sz w:val="24"/>
+                <w:szCs w:val="24"/>
+              </w:rPr>
+              <w:t>Scan noise, speckles, bleed-through, and illumination changes</w:t>
+            </w:r>
+          </w:p>
+          <w:p>
+            <w:pPr>
+              <w:numPr>
+                <w:ilvl w:val="0"/>
+                <w:numId w:val="3"/>
+              </w:numPr>
+              <w:spacing w:before="100" w:beforeAutospacing="1" w:after="100" w:afterAutospacing="1"/>
+              <w:rPr>
+                <w:rFonts w:ascii="Times New Roman" w:eastAsia="Times New Roman" w:hAnsi="Times New Roman" w:cs="Times New Roman"/>
+                <w:sz w:val="24"/>
+                <w:szCs w:val="24"/>
+              </w:rPr>
+            </w:pPr>
+            <w:r>
+              <w:rPr>
+                <w:rFonts w:ascii="Times New Roman" w:eastAsia="Times New Roman" w:hAnsi="Times New Roman" w:cs="Times New Roman"/>
+                <w:sz w:val="24"/>
+                <w:szCs w:val="24"/>
+              </w:rPr>
+              <w:t>Small font and typography variations</w:t>
+            </w:r>
+          </w:p>
+          <w:p>
+            <w:pPr>
+              <w:numPr>
+                <w:ilvl w:val="0"/>
+                <w:numId w:val="3"/>
+              </w:numPr>
+              <w:spacing w:before="100" w:beforeAutospacing="1" w:after="100" w:afterAutospacing="1"/>
+              <w:rPr>
+                <w:rFonts w:ascii="Times New Roman" w:eastAsia="Times New Roman" w:hAnsi="Times New Roman" w:cs="Times New Roman"/>
+                <w:sz w:val="24"/>
+                <w:szCs w:val="24"/>
+              </w:rPr>
+            </w:pPr>
+            <w:r>
+              <w:rPr>
+                <w:rFonts w:ascii="Times New Roman" w:eastAsia="Times New Roman" w:hAnsi="Times New Roman" w:cs="Times New Roman"/>
+                <w:sz w:val="24"/>
+                <w:szCs w:val="24"/>
+              </w:rPr>
+              <w:t>Line wrapping, whitespace, and harmless OCR formatting differences</w:t>
+            </w:r>
+          </w:p>
+          <w:p>
+            <w:pPr>
+              <w:numPr>
+                <w:ilvl w:val="0"/>
+                <w:numId w:val="3"/>
+              </w:numPr>
+              <w:spacing w:before="100" w:beforeAutospacing="1" w:after="100" w:afterAutospacing="1"/>
+              <w:rPr>
+                <w:rFonts w:ascii="Times New Roman" w:eastAsia="Times New Roman" w:hAnsi="Times New Roman" w:cs="Times New Roman"/>
+                <w:sz w:val="24"/>
+                <w:szCs w:val="24"/>
+              </w:rPr>
+            </w:pPr>
+            <w:r>
+              <w:rPr>
+                <w:rFonts w:ascii="Times New Roman" w:eastAsia="Times New Roman" w:hAnsi="Times New Roman" w:cs="Times New Roman"/>
+                <w:sz w:val="24"/>
+                <w:szCs w:val="24"/>
+              </w:rPr>
+              <w:t>Whether relevant text crosses a chunk or page boundary</w:t>
+            </w:r>
+          </w:p>
+          <w:p>
+            <w:pPr>
+              <w:spacing w:before="100" w:beforeAutospacing="1" w:after="100" w:afterAutospacing="1"/>
+              <w:rPr>
+                <w:rFonts w:ascii="Times New Roman" w:eastAsia="Times New Roman" w:hAnsi="Times New Roman" w:cs="Times New Roman"/>
+                <w:sz w:val="24"/>
+                <w:szCs w:val="24"/>
+              </w:rPr>
+            </w:pPr>
+            <w:r>
+              <w:rPr>
+                <w:rFonts w:ascii="Times New Roman" w:eastAsia="Times New Roman" w:hAnsi="Times New Roman" w:cs="Times New Roman"/>
+                <w:sz w:val="24"/>
+                <w:szCs w:val="24"/>
+              </w:rPr>
+              <w:t>These variations may change pixels or formatting, but they should not change the underlying recipe, procedure, quantity, or historical claim.</w:t>
+            </w:r>
+          </w:p>
+          <w:p>
+            <w:pPr>
+              <w:spacing w:before="100" w:beforeAutospacing="1" w:after="100" w:afterAutospacing="1"/>
+              <w:rPr>
+                <w:rFonts w:ascii="Times New Roman" w:eastAsia="Times New Roman" w:hAnsi="Times New Roman" w:cs="Times New Roman"/>
+                <w:sz w:val="24"/>
+                <w:szCs w:val="24"/>
+              </w:rPr>
             </w:pPr>
           </w:p>
         </w:tc>
@@ -1422,6 +1698,7 @@
           <w:bCs/>
           <w:color w:val="1F3864"/>
         </w:rPr>
+        <w:lastRenderedPageBreak/>
         <w:t>Section 3 — Components &amp; Options We Considered</w:t>
       </w:r>
     </w:p>
@@ -1430,10 +1707,7 @@
         <w:spacing w:after="100"/>
       </w:pPr>
       <w:r>
-        <w:t>For each stage</w:t>
-      </w:r>
-      <w:r>
-        <w:t xml:space="preserve">, name the options you compared and your choice. </w:t>
+        <w:t xml:space="preserve">For each stage, name the options you compared and your choice. </w:t>
       </w:r>
       <w:r>
         <w:rPr>
@@ -1443,10 +1717,7 @@
         <w:t>At least one choice must be an existing published/pretrained method you reproduce and adapt</w:t>
       </w:r>
       <w:r>
-        <w:t xml:space="preserve"> (your OCR foundation is the natural one — reproducing someone else's method is the core skill for adopting whatever</w:t>
-      </w:r>
-      <w:r>
-        <w:t xml:space="preserve"> comes next). Mark it in the last column.</w:t>
+        <w:t xml:space="preserve"> (your OCR foundation is the natural one — reproducing someone else's method is the core skill for adopting whatever comes next). Mark it in the last column.</w:t>
       </w:r>
     </w:p>
     <w:tbl>
@@ -1473,12 +1744,6 @@
         <w:gridCol w:w="1560"/>
       </w:tblGrid>
       <w:tr>
-        <w:tblPrEx>
-          <w:tblCellMar>
-            <w:top w:w="0" w:type="dxa"/>
-            <w:bottom w:w="0" w:type="dxa"/>
-          </w:tblCellMar>
-        </w:tblPrEx>
         <w:trPr>
           <w:tblHeader/>
         </w:trPr>
@@ -1560,12 +1825,6 @@
         </w:tc>
       </w:tr>
       <w:tr>
-        <w:tblPrEx>
-          <w:tblCellMar>
-            <w:top w:w="0" w:type="dxa"/>
-            <w:bottom w:w="0" w:type="dxa"/>
-          </w:tblCellMar>
-        </w:tblPrEx>
         <w:tc>
           <w:tcPr>
             <w:tcW w:w="1700" w:type="dxa"/>
@@ -1588,14 +1847,23 @@
               <w:spacing w:after="80"/>
             </w:pPr>
             <w:r>
-              <w:rPr>
-                <w:i/>
-                <w:iCs/>
-                <w:color w:val="595959"/>
-                <w:sz w:val="18"/>
-                <w:szCs w:val="18"/>
-              </w:rPr>
-              <w:t>e.g. classical denoise vs VAE vs diffusion</w:t>
+              <w:t xml:space="preserve">Classical </w:t>
+            </w:r>
+            <w:proofErr w:type="spellStart"/>
+            <w:r>
+              <w:t>deskew</w:t>
+            </w:r>
+            <w:proofErr w:type="spellEnd"/>
+            <w:r>
+              <w:t>/denoise/</w:t>
+            </w:r>
+            <w:proofErr w:type="spellStart"/>
+            <w:r>
+              <w:t>binarisation</w:t>
+            </w:r>
+            <w:proofErr w:type="spellEnd"/>
+            <w:r>
+              <w:t xml:space="preserve"> versus VAE or diffusion enhancement</w:t>
             </w:r>
           </w:p>
         </w:tc>
@@ -1607,6 +1875,33 @@
             <w:pPr>
               <w:spacing w:after="80"/>
             </w:pPr>
+            <w:r>
+              <w:t xml:space="preserve">We use classical </w:t>
+            </w:r>
+            <w:proofErr w:type="spellStart"/>
+            <w:r>
+              <w:t>deskew</w:t>
+            </w:r>
+            <w:proofErr w:type="spellEnd"/>
+            <w:r>
+              <w:t xml:space="preserve"> plus a 3×3 median filter. Generative enhancement remains disabled because it is bonus work and no trained enhancer is available. </w:t>
+            </w:r>
+            <w:proofErr w:type="spellStart"/>
+            <w:r>
+              <w:t>Binarisation</w:t>
+            </w:r>
+            <w:proofErr w:type="spellEnd"/>
+            <w:r>
+              <w:t xml:space="preserve"> is selectable but disabled because Tesseract’s internal </w:t>
+            </w:r>
+            <w:proofErr w:type="spellStart"/>
+            <w:r>
+              <w:t>binarisation</w:t>
+            </w:r>
+            <w:proofErr w:type="spellEnd"/>
+            <w:r>
+              <w:t xml:space="preserve"> performed better.</w:t>
+            </w:r>
           </w:p>
         </w:tc>
         <w:tc>
@@ -1617,16 +1912,13 @@
             <w:pPr>
               <w:spacing w:after="80"/>
             </w:pPr>
+            <w:r>
+              <w:t>No—bonus generative model not reproduced</w:t>
+            </w:r>
           </w:p>
         </w:tc>
       </w:tr>
       <w:tr>
-        <w:tblPrEx>
-          <w:tblCellMar>
-            <w:top w:w="0" w:type="dxa"/>
-            <w:bottom w:w="0" w:type="dxa"/>
-          </w:tblCellMar>
-        </w:tblPrEx>
         <w:tc>
           <w:tcPr>
             <w:tcW w:w="1700" w:type="dxa"/>
@@ -1649,14 +1941,23 @@
               <w:spacing w:after="80"/>
             </w:pPr>
             <w:r>
-              <w:rPr>
-                <w:i/>
-                <w:iCs/>
-                <w:color w:val="595959"/>
-                <w:sz w:val="18"/>
-                <w:szCs w:val="18"/>
-              </w:rPr>
-              <w:t>e.g. heuristic vs detection model</w:t>
+              <w:t xml:space="preserve">A1 </w:t>
+            </w:r>
+            <w:proofErr w:type="spellStart"/>
+            <w:r>
+              <w:t>centre</w:t>
+            </w:r>
+            <w:proofErr w:type="spellEnd"/>
+            <w:r>
+              <w:t xml:space="preserve">-crossing heuristic, learned </w:t>
+            </w:r>
+            <w:proofErr w:type="spellStart"/>
+            <w:r>
+              <w:t>LayoutParser</w:t>
+            </w:r>
+            <w:proofErr w:type="spellEnd"/>
+            <w:r>
+              <w:t>/Detectron2 detector, and recursive XY-cut</w:t>
             </w:r>
           </w:p>
         </w:tc>
@@ -1668,6 +1969,13 @@
             <w:pPr>
               <w:spacing w:after="80"/>
             </w:pPr>
+            <w:r>
+              <w:t>We chose recursive XY-cut because the book mostly uses whitespace-separated Manhattan layouts. It is inspectable, CPU-friendly, and does not require the unavailable LayoutParser/Detectron2 dependencies. The latest executed 40-page evaluation reports a mean CER of 0.0256 on mixed-layout pages.</w:t>
+            </w:r>
+            <w:proofErr w:type="spellStart"/>
+            <w:proofErr w:type="spellEnd"/>
+            <w:proofErr w:type="spellStart"/>
+            <w:proofErr w:type="spellEnd"/>
           </w:p>
         </w:tc>
         <w:tc>
@@ -1678,16 +1986,13 @@
             <w:pPr>
               <w:spacing w:after="80"/>
             </w:pPr>
+            <w:r>
+              <w:t>Yes — classical XY-cut adapted to this corpus</w:t>
+            </w:r>
           </w:p>
         </w:tc>
       </w:tr>
       <w:tr>
-        <w:tblPrEx>
-          <w:tblCellMar>
-            <w:top w:w="0" w:type="dxa"/>
-            <w:bottom w:w="0" w:type="dxa"/>
-          </w:tblCellMar>
-        </w:tblPrEx>
         <w:tc>
           <w:tcPr>
             <w:tcW w:w="1700" w:type="dxa"/>
@@ -1710,14 +2015,31 @@
               <w:spacing w:after="80"/>
             </w:pPr>
             <w:r>
-              <w:rPr>
-                <w:i/>
-                <w:iCs/>
-                <w:color w:val="595959"/>
-                <w:sz w:val="18"/>
-                <w:szCs w:val="18"/>
-              </w:rPr>
-              <w:t>e.g. Tesseract vs TrOCR vs Donut</w:t>
+              <w:t xml:space="preserve">Tesseract 5, </w:t>
+            </w:r>
+            <w:proofErr w:type="spellStart"/>
+            <w:r>
+              <w:t>TrOCR</w:t>
+            </w:r>
+            <w:proofErr w:type="spellEnd"/>
+            <w:r>
+              <w:t xml:space="preserve">-base-printed, </w:t>
+            </w:r>
+            <w:proofErr w:type="spellStart"/>
+            <w:r>
+              <w:t>TrOCR</w:t>
+            </w:r>
+            <w:proofErr w:type="spellEnd"/>
+            <w:r>
+              <w:t xml:space="preserve">-small-printed, and a fine-tuned </w:t>
+            </w:r>
+            <w:proofErr w:type="spellStart"/>
+            <w:r>
+              <w:t>TrOCR</w:t>
+            </w:r>
+            <w:proofErr w:type="spellEnd"/>
+            <w:r>
+              <w:t>-small model</w:t>
             </w:r>
           </w:p>
         </w:tc>
@@ -1729,6 +2051,15 @@
             <w:pPr>
               <w:spacing w:after="80"/>
             </w:pPr>
+            <w:r>
+              <w:t>We selected Tesseract 5 with --psm 6. The latest executed pipeline evaluation on 40 held-out pages produced an overall mean page CER of 0.0270. TrOCR-base, TrOCR-small, and a fine-tuned TrOCR-small model were considered during development, but Tesseract is the production backend.</w:t>
+            </w:r>
+            <w:proofErr w:type="spellStart"/>
+            <w:proofErr w:type="spellEnd"/>
+            <w:proofErr w:type="spellStart"/>
+            <w:proofErr w:type="spellEnd"/>
+            <w:proofErr w:type="spellStart"/>
+            <w:proofErr w:type="spellEnd"/>
           </w:p>
         </w:tc>
         <w:tc>
@@ -1739,16 +2070,13 @@
             <w:pPr>
               <w:spacing w:after="80"/>
             </w:pPr>
+            <w:r>
+              <w:t>Yes — Tesseract 5 was reproduced and evaluated</w:t>
+            </w:r>
           </w:p>
         </w:tc>
       </w:tr>
       <w:tr>
-        <w:tblPrEx>
-          <w:tblCellMar>
-            <w:top w:w="0" w:type="dxa"/>
-            <w:bottom w:w="0" w:type="dxa"/>
-          </w:tblCellMar>
-        </w:tblPrEx>
         <w:tc>
           <w:tcPr>
             <w:tcW w:w="1700" w:type="dxa"/>
@@ -1771,14 +2099,15 @@
               <w:spacing w:after="80"/>
             </w:pPr>
             <w:r>
-              <w:rPr>
-                <w:i/>
-                <w:iCs/>
-                <w:color w:val="595959"/>
-                <w:sz w:val="18"/>
-                <w:szCs w:val="18"/>
-              </w:rPr>
-              <w:t>e.g. fixed vs semantic; size/overlap</w:t>
+              <w:t xml:space="preserve">Directly embedding individual layout regions versus fixed overlapping windows; word-count versus </w:t>
+            </w:r>
+            <w:proofErr w:type="spellStart"/>
+            <w:r>
+              <w:t>wordpiece</w:t>
+            </w:r>
+            <w:proofErr w:type="spellEnd"/>
+            <w:r>
+              <w:t>-count budgets</w:t>
             </w:r>
           </w:p>
         </w:tc>
@@ -1790,6 +2119,9 @@
             <w:pPr>
               <w:spacing w:after="80"/>
             </w:pPr>
+            <w:r>
+              <w:t>We concatenate OCR regions in reading order and split them into 256-wordpiece windows with 32-wordpiece overlap. Wordpiece counting prevents MiniLM from silently truncating long chunks, while overlap preserves context across boundaries.</w:t>
+            </w:r>
           </w:p>
         </w:tc>
         <w:tc>
@@ -1800,16 +2132,14 @@
             <w:pPr>
               <w:spacing w:after="80"/>
             </w:pPr>
+            <w:r>
+              <w:lastRenderedPageBreak/>
+              <w:t>No—custom deterministic implementation</w:t>
+            </w:r>
           </w:p>
         </w:tc>
       </w:tr>
       <w:tr>
-        <w:tblPrEx>
-          <w:tblCellMar>
-            <w:top w:w="0" w:type="dxa"/>
-            <w:bottom w:w="0" w:type="dxa"/>
-          </w:tblCellMar>
-        </w:tblPrEx>
         <w:tc>
           <w:tcPr>
             <w:tcW w:w="1700" w:type="dxa"/>
@@ -1831,15 +2161,21 @@
             <w:pPr>
               <w:spacing w:after="80"/>
             </w:pPr>
-            <w:r>
-              <w:rPr>
-                <w:i/>
-                <w:iCs/>
-                <w:color w:val="595959"/>
-                <w:sz w:val="18"/>
-                <w:szCs w:val="18"/>
-              </w:rPr>
-              <w:t>e.g. which sentence-embedding model</w:t>
+            <w:proofErr w:type="spellStart"/>
+            <w:r>
+              <w:t>Normalised</w:t>
+            </w:r>
+            <w:proofErr w:type="spellEnd"/>
+            <w:r>
+              <w:t xml:space="preserve"> versus </w:t>
+            </w:r>
+            <w:proofErr w:type="spellStart"/>
+            <w:r>
+              <w:t>unnormalised</w:t>
+            </w:r>
+            <w:proofErr w:type="spellEnd"/>
+            <w:r>
+              <w:t xml:space="preserve"> dense embeddings and shared versus separate query/passage encoding</w:t>
             </w:r>
           </w:p>
         </w:tc>
@@ -1851,6 +2187,13 @@
             <w:pPr>
               <w:spacing w:after="80"/>
             </w:pPr>
+            <w:proofErr w:type="spellStart"/>
+            <w:r>
+              <w:t>We use the pretrained sentence-transformers/all-MiniLM-L6-v2 bi-encoder. It produces 384-dimensional L2-normalised vectors, and queries and passages share the same encoding path.</w:t>
+            </w:r>
+            <w:proofErr w:type="spellEnd"/>
+            <w:proofErr w:type="spellStart"/>
+            <w:proofErr w:type="spellEnd"/>
           </w:p>
         </w:tc>
         <w:tc>
@@ -1861,16 +2204,15 @@
             <w:pPr>
               <w:spacing w:after="80"/>
             </w:pPr>
+            <w:r>
+              <w:t>Yes — pretrained MiniLM checkpoint</w:t>
+            </w:r>
+            <w:proofErr w:type="spellStart"/>
+            <w:proofErr w:type="spellEnd"/>
           </w:p>
         </w:tc>
       </w:tr>
       <w:tr>
-        <w:tblPrEx>
-          <w:tblCellMar>
-            <w:top w:w="0" w:type="dxa"/>
-            <w:bottom w:w="0" w:type="dxa"/>
-          </w:tblCellMar>
-        </w:tblPrEx>
         <w:tc>
           <w:tcPr>
             <w:tcW w:w="1700" w:type="dxa"/>
@@ -1893,14 +2235,7 @@
               <w:spacing w:after="80"/>
             </w:pPr>
             <w:r>
-              <w:rPr>
-                <w:i/>
-                <w:iCs/>
-                <w:color w:val="595959"/>
-                <w:sz w:val="18"/>
-                <w:szCs w:val="18"/>
-              </w:rPr>
-              <w:t>e.g. flat vs HNSW vs IVF/PQ</w:t>
+              <w:t>NumPy exact search, FAISS flat search, and FAISS HNSW</w:t>
             </w:r>
           </w:p>
         </w:tc>
@@ -1912,6 +2247,15 @@
             <w:pPr>
               <w:spacing w:after="80"/>
             </w:pPr>
+            <w:r>
+              <w:t>We use exact numpy:flat inner-product search. The current index contains 1,967 vectors, so exact search is appropriate and avoids the documented FAISS/OpenMP compatibility issue.</w:t>
+            </w:r>
+            <w:proofErr w:type="spellStart"/>
+            <w:proofErr w:type="spellEnd"/>
+            <w:proofErr w:type="spellStart"/>
+            <w:proofErr w:type="spellEnd"/>
+            <w:proofErr w:type="spellStart"/>
+            <w:proofErr w:type="spellEnd"/>
           </w:p>
         </w:tc>
         <w:tc>
@@ -1922,6 +2266,9 @@
             <w:pPr>
               <w:spacing w:after="80"/>
             </w:pPr>
+            <w:r>
+              <w:t>No — production uses custom exact NumPy search</w:t>
+            </w:r>
           </w:p>
         </w:tc>
       </w:tr>
@@ -1980,12 +2327,6 @@
         <w:gridCol w:w="2360"/>
       </w:tblGrid>
       <w:tr>
-        <w:tblPrEx>
-          <w:tblCellMar>
-            <w:top w:w="0" w:type="dxa"/>
-            <w:bottom w:w="0" w:type="dxa"/>
-          </w:tblCellMar>
-        </w:tblPrEx>
         <w:trPr>
           <w:tblHeader/>
         </w:trPr>
@@ -2068,12 +2409,6 @@
         </w:tc>
       </w:tr>
       <w:tr>
-        <w:tblPrEx>
-          <w:tblCellMar>
-            <w:top w:w="0" w:type="dxa"/>
-            <w:bottom w:w="0" w:type="dxa"/>
-          </w:tblCellMar>
-        </w:tblPrEx>
         <w:tc>
           <w:tcPr>
             <w:tcW w:w="1900" w:type="dxa"/>
@@ -2096,6 +2431,9 @@
             <w:pPr>
               <w:spacing w:after="80"/>
             </w:pPr>
+            <w:r>
+              <w:t>OpenCV classical preprocessing; generative enhancer disabled</w:t>
+            </w:r>
           </w:p>
         </w:tc>
         <w:tc>
@@ -2106,6 +2444,39 @@
             <w:pPr>
               <w:spacing w:after="80"/>
             </w:pPr>
+            <w:proofErr w:type="spellStart"/>
+            <w:r>
+              <w:t>Deskew</w:t>
+            </w:r>
+            <w:proofErr w:type="spellEnd"/>
+            <w:r>
+              <w:t xml:space="preserve"> up to ±3°, 0.5° coarse and 0.05° fine search; median kernel 3; </w:t>
+            </w:r>
+            <w:proofErr w:type="spellStart"/>
+            <w:r>
+              <w:t>binarisation</w:t>
+            </w:r>
+            <w:proofErr w:type="spellEnd"/>
+            <w:r>
+              <w:t xml:space="preserve"> </w:t>
+            </w:r>
+            <w:r>
+              <w:rPr>
+                <w:rStyle w:val="HTMLCode"/>
+                <w:rFonts w:eastAsia="Calibri"/>
+              </w:rPr>
+              <w:t>none</w:t>
+            </w:r>
+            <w:r>
+              <w:t xml:space="preserve">; preprocessing cache in </w:t>
+            </w:r>
+            <w:r>
+              <w:rPr>
+                <w:rStyle w:val="HTMLCode"/>
+                <w:rFonts w:eastAsia="Calibri"/>
+              </w:rPr>
+              <w:t>data/interim</w:t>
+            </w:r>
           </w:p>
         </w:tc>
         <w:tc>
@@ -2116,16 +2487,13 @@
             <w:pPr>
               <w:spacing w:after="80"/>
             </w:pPr>
+            <w:r>
+              <w:t>Rule-based/custom; no learned weights</w:t>
+            </w:r>
           </w:p>
         </w:tc>
       </w:tr>
       <w:tr>
-        <w:tblPrEx>
-          <w:tblCellMar>
-            <w:top w:w="0" w:type="dxa"/>
-            <w:bottom w:w="0" w:type="dxa"/>
-          </w:tblCellMar>
-        </w:tblPrEx>
         <w:tc>
           <w:tcPr>
             <w:tcW w:w="1900" w:type="dxa"/>
@@ -2148,6 +2516,9 @@
             <w:pPr>
               <w:spacing w:after="80"/>
             </w:pPr>
+            <w:r>
+              <w:t>Recursive XY-cut</w:t>
+            </w:r>
           </w:p>
         </w:tc>
         <w:tc>
@@ -2158,6 +2529,9 @@
             <w:pPr>
               <w:spacing w:after="80"/>
             </w:pPr>
+            <w:r>
+              <w:t>Minimum column gap 0.025 of page width; row-gap factor 1.6; border exclusion 0.015; maximum recursion depth 12; region types text, heading, table, and figure</w:t>
+            </w:r>
           </w:p>
         </w:tc>
         <w:tc>
@@ -2168,16 +2542,13 @@
             <w:pPr>
               <w:spacing w:after="80"/>
             </w:pPr>
+            <w:r>
+              <w:t>Custom implementation of a classical method</w:t>
+            </w:r>
           </w:p>
         </w:tc>
       </w:tr>
       <w:tr>
-        <w:tblPrEx>
-          <w:tblCellMar>
-            <w:top w:w="0" w:type="dxa"/>
-            <w:bottom w:w="0" w:type="dxa"/>
-          </w:tblCellMar>
-        </w:tblPrEx>
         <w:tc>
           <w:tcPr>
             <w:tcW w:w="1900" w:type="dxa"/>
@@ -2200,6 +2571,32 @@
             <w:pPr>
               <w:spacing w:after="80"/>
             </w:pPr>
+            <w:r>
+              <w:t xml:space="preserve">Tesseract 5, English, </w:t>
+            </w:r>
+            <w:r>
+              <w:rPr>
+                <w:rStyle w:val="HTMLCode"/>
+                <w:rFonts w:eastAsia="Calibri"/>
+              </w:rPr>
+              <w:t>--</w:t>
+            </w:r>
+            <w:proofErr w:type="spellStart"/>
+            <w:r>
+              <w:rPr>
+                <w:rStyle w:val="HTMLCode"/>
+                <w:rFonts w:eastAsia="Calibri"/>
+              </w:rPr>
+              <w:t>psm</w:t>
+            </w:r>
+            <w:proofErr w:type="spellEnd"/>
+            <w:r>
+              <w:rPr>
+                <w:rStyle w:val="HTMLCode"/>
+                <w:rFonts w:eastAsia="Calibri"/>
+              </w:rPr>
+              <w:t xml:space="preserve"> 6</w:t>
+            </w:r>
           </w:p>
         </w:tc>
         <w:tc>
@@ -2210,6 +2607,21 @@
             <w:pPr>
               <w:spacing w:after="80"/>
             </w:pPr>
+            <w:r>
+              <w:t xml:space="preserve">Reads Stage 2 region crops; skips figures; minimum </w:t>
+            </w:r>
+            <w:proofErr w:type="spellStart"/>
+            <w:r>
+              <w:t>recognised</w:t>
+            </w:r>
+            <w:proofErr w:type="spellEnd"/>
+            <w:r>
+              <w:t xml:space="preserve"> length 2 </w:t>
+            </w:r>
+            <w:r>
+              <w:lastRenderedPageBreak/>
+              <w:t>characters; reads from the preprocessed coordinate frame</w:t>
+            </w:r>
           </w:p>
         </w:tc>
         <w:tc>
@@ -2220,16 +2632,14 @@
             <w:pPr>
               <w:spacing w:after="80"/>
             </w:pPr>
+            <w:r>
+              <w:lastRenderedPageBreak/>
+              <w:t>Existing OCR engine; not fine-tuned</w:t>
+            </w:r>
           </w:p>
         </w:tc>
       </w:tr>
       <w:tr>
-        <w:tblPrEx>
-          <w:tblCellMar>
-            <w:top w:w="0" w:type="dxa"/>
-            <w:bottom w:w="0" w:type="dxa"/>
-          </w:tblCellMar>
-        </w:tblPrEx>
         <w:tc>
           <w:tcPr>
             <w:tcW w:w="1900" w:type="dxa"/>
@@ -2252,6 +2662,17 @@
             <w:pPr>
               <w:spacing w:after="80"/>
             </w:pPr>
+            <w:r>
+              <w:t xml:space="preserve">Word-boundary sliding windows counted using the </w:t>
+            </w:r>
+            <w:proofErr w:type="spellStart"/>
+            <w:r>
+              <w:t>MiniLM</w:t>
+            </w:r>
+            <w:proofErr w:type="spellEnd"/>
+            <w:r>
+              <w:t xml:space="preserve"> tokenizer</w:t>
+            </w:r>
           </w:p>
         </w:tc>
         <w:tc>
@@ -2262,6 +2683,17 @@
             <w:pPr>
               <w:spacing w:after="80"/>
             </w:pPr>
+            <w:r>
+              <w:t xml:space="preserve">256 </w:t>
+            </w:r>
+            <w:proofErr w:type="spellStart"/>
+            <w:r>
+              <w:t>wordpieces</w:t>
+            </w:r>
+            <w:proofErr w:type="spellEnd"/>
+            <w:r>
+              <w:t xml:space="preserve"> including special tokens; 32-wordpiece overlap; page IDs preserved across boundaries</w:t>
+            </w:r>
           </w:p>
         </w:tc>
         <w:tc>
@@ -2272,16 +2704,13 @@
             <w:pPr>
               <w:spacing w:after="80"/>
             </w:pPr>
+            <w:r>
+              <w:t>Custom deterministic implementation</w:t>
+            </w:r>
           </w:p>
         </w:tc>
       </w:tr>
       <w:tr>
-        <w:tblPrEx>
-          <w:tblCellMar>
-            <w:top w:w="0" w:type="dxa"/>
-            <w:bottom w:w="0" w:type="dxa"/>
-          </w:tblCellMar>
-        </w:tblPrEx>
         <w:tc>
           <w:tcPr>
             <w:tcW w:w="1900" w:type="dxa"/>
@@ -2304,6 +2733,13 @@
             <w:pPr>
               <w:spacing w:after="80"/>
             </w:pPr>
+            <w:r>
+              <w:rPr>
+                <w:rStyle w:val="HTMLCode"/>
+                <w:rFonts w:eastAsia="Calibri"/>
+              </w:rPr>
+              <w:t>sentence-transformers/all-MiniLM-L6-v2</w:t>
+            </w:r>
           </w:p>
         </w:tc>
         <w:tc>
@@ -2314,6 +2750,9 @@
             <w:pPr>
               <w:spacing w:after="80"/>
             </w:pPr>
+            <w:r>
+              <w:t>384 dimensions; batch size 64 by default; L2-normalised vectors; identical query and passage encoding</w:t>
+            </w:r>
           </w:p>
         </w:tc>
         <w:tc>
@@ -2324,16 +2763,13 @@
             <w:pPr>
               <w:spacing w:after="80"/>
             </w:pPr>
+            <w:r>
+              <w:t>Pretrained</w:t>
+            </w:r>
           </w:p>
         </w:tc>
       </w:tr>
       <w:tr>
-        <w:tblPrEx>
-          <w:tblCellMar>
-            <w:top w:w="0" w:type="dxa"/>
-            <w:bottom w:w="0" w:type="dxa"/>
-          </w:tblCellMar>
-        </w:tblPrEx>
         <w:tc>
           <w:tcPr>
             <w:tcW w:w="1900" w:type="dxa"/>
@@ -2356,6 +2792,18 @@
             <w:pPr>
               <w:spacing w:after="80"/>
             </w:pPr>
+            <w:proofErr w:type="spellStart"/>
+            <w:r>
+              <w:rPr>
+                <w:rStyle w:val="HTMLCode"/>
+                <w:rFonts w:eastAsia="Calibri"/>
+              </w:rPr>
+              <w:t>numpy:flat</w:t>
+            </w:r>
+            <w:proofErr w:type="spellEnd"/>
+            <w:r>
+              <w:t xml:space="preserve"> exact inner-product search</w:t>
+            </w:r>
           </w:p>
         </w:tc>
         <w:tc>
@@ -2366,6 +2814,55 @@
             <w:pPr>
               <w:spacing w:after="80"/>
             </w:pPr>
+            <w:r>
+              <w:t xml:space="preserve">Output in </w:t>
+            </w:r>
+            <w:r>
+              <w:rPr>
+                <w:rStyle w:val="HTMLCode"/>
+                <w:rFonts w:eastAsia="Calibri"/>
+              </w:rPr>
+              <w:t>data/index</w:t>
+            </w:r>
+            <w:r>
+              <w:t xml:space="preserve">; stores </w:t>
+            </w:r>
+            <w:proofErr w:type="spellStart"/>
+            <w:r>
+              <w:rPr>
+                <w:rStyle w:val="HTMLCode"/>
+                <w:rFonts w:eastAsia="Calibri"/>
+              </w:rPr>
+              <w:t>vectors.npy</w:t>
+            </w:r>
+            <w:proofErr w:type="spellEnd"/>
+            <w:r>
+              <w:t xml:space="preserve">, </w:t>
+            </w:r>
+            <w:proofErr w:type="spellStart"/>
+            <w:r>
+              <w:rPr>
+                <w:rStyle w:val="HTMLCode"/>
+                <w:rFonts w:eastAsia="Calibri"/>
+              </w:rPr>
+              <w:t>chunks.jsonl</w:t>
+            </w:r>
+            <w:proofErr w:type="spellEnd"/>
+            <w:r>
+              <w:t xml:space="preserve">, and </w:t>
+            </w:r>
+            <w:proofErr w:type="spellStart"/>
+            <w:r>
+              <w:rPr>
+                <w:rStyle w:val="HTMLCode"/>
+                <w:rFonts w:eastAsia="Calibri"/>
+              </w:rPr>
+              <w:t>meta.json</w:t>
+            </w:r>
+            <w:proofErr w:type="spellEnd"/>
+            <w:r>
+              <w:t>; cosine similarity through unit vectors</w:t>
+            </w:r>
           </w:p>
         </w:tc>
         <w:tc>
@@ -2376,16 +2873,13 @@
             <w:pPr>
               <w:spacing w:after="80"/>
             </w:pPr>
+            <w:r>
+              <w:t>Custom storage/search implementation; no training</w:t>
+            </w:r>
           </w:p>
         </w:tc>
       </w:tr>
       <w:tr>
-        <w:tblPrEx>
-          <w:tblCellMar>
-            <w:top w:w="0" w:type="dxa"/>
-            <w:bottom w:w="0" w:type="dxa"/>
-          </w:tblCellMar>
-        </w:tblPrEx>
         <w:tc>
           <w:tcPr>
             <w:tcW w:w="3500" w:type="dxa"/>
@@ -2401,7 +2895,6 @@
                 <w:b/>
                 <w:bCs/>
               </w:rPr>
-              <w:lastRenderedPageBreak/>
               <w:t>The pipeline in one line</w:t>
             </w:r>
           </w:p>
@@ -2428,8 +2921,127 @@
           </w:tcPr>
           <w:p>
             <w:pPr>
-              <w:spacing w:after="80"/>
-            </w:pPr>
+              <w:spacing w:before="100" w:beforeAutospacing="1" w:after="100" w:afterAutospacing="1"/>
+              <w:rPr>
+                <w:rFonts w:ascii="Times New Roman" w:eastAsia="Times New Roman" w:hAnsi="Times New Roman" w:cs="Times New Roman"/>
+                <w:sz w:val="24"/>
+                <w:szCs w:val="24"/>
+              </w:rPr>
+            </w:pPr>
+            <w:r>
+              <w:rPr>
+                <w:rFonts w:ascii="Times New Roman" w:eastAsia="Times New Roman" w:hAnsi="Times New Roman" w:cs="Times New Roman"/>
+                <w:sz w:val="24"/>
+                <w:szCs w:val="24"/>
+              </w:rPr>
+              <w:t xml:space="preserve">624 scanned page images → ordered </w:t>
+            </w:r>
+            <w:r>
+              <w:rPr>
+                <w:rFonts w:ascii="Courier New" w:eastAsia="Times New Roman" w:hAnsi="Courier New" w:cs="Courier New"/>
+                <w:sz w:val="20"/>
+                <w:szCs w:val="20"/>
+              </w:rPr>
+              <w:t>Page</w:t>
+            </w:r>
+            <w:r>
+              <w:rPr>
+                <w:rFonts w:ascii="Times New Roman" w:eastAsia="Times New Roman" w:hAnsi="Times New Roman" w:cs="Times New Roman"/>
+                <w:sz w:val="24"/>
+                <w:szCs w:val="24"/>
+              </w:rPr>
+              <w:t xml:space="preserve"> objects → </w:t>
+            </w:r>
+            <w:proofErr w:type="spellStart"/>
+            <w:r>
+              <w:rPr>
+                <w:rFonts w:ascii="Times New Roman" w:eastAsia="Times New Roman" w:hAnsi="Times New Roman" w:cs="Times New Roman"/>
+                <w:sz w:val="24"/>
+                <w:szCs w:val="24"/>
+              </w:rPr>
+              <w:t>deskew</w:t>
+            </w:r>
+            <w:proofErr w:type="spellEnd"/>
+            <w:r>
+              <w:rPr>
+                <w:rFonts w:ascii="Times New Roman" w:eastAsia="Times New Roman" w:hAnsi="Times New Roman" w:cs="Times New Roman"/>
+                <w:sz w:val="24"/>
+                <w:szCs w:val="24"/>
+              </w:rPr>
+              <w:t xml:space="preserve"> and median denoise → optional enhancement bypassed → recursive XY-cut layout regions → Tesseract OCR → reading-order-preserving 256-wordpiece chunks with 32-wordpiece overlap → 384-dimensional </w:t>
+            </w:r>
+            <w:proofErr w:type="spellStart"/>
+            <w:r>
+              <w:rPr>
+                <w:rFonts w:ascii="Times New Roman" w:eastAsia="Times New Roman" w:hAnsi="Times New Roman" w:cs="Times New Roman"/>
+                <w:sz w:val="24"/>
+                <w:szCs w:val="24"/>
+              </w:rPr>
+              <w:t>MiniLM</w:t>
+            </w:r>
+            <w:proofErr w:type="spellEnd"/>
+            <w:r>
+              <w:rPr>
+                <w:rFonts w:ascii="Times New Roman" w:eastAsia="Times New Roman" w:hAnsi="Times New Roman" w:cs="Times New Roman"/>
+                <w:sz w:val="24"/>
+                <w:szCs w:val="24"/>
+              </w:rPr>
+              <w:t xml:space="preserve"> unit embeddings → exact NumPy inner-product vector index with page-level citation metadata.</w:t>
+            </w:r>
+          </w:p>
+          <w:p>
+            <w:pPr>
+              <w:spacing w:before="100" w:beforeAutospacing="1" w:after="100" w:afterAutospacing="1"/>
+              <w:rPr>
+                <w:rFonts w:ascii="Times New Roman" w:eastAsia="Times New Roman" w:hAnsi="Times New Roman" w:cs="Times New Roman"/>
+                <w:sz w:val="24"/>
+                <w:szCs w:val="24"/>
+              </w:rPr>
+            </w:pPr>
+            <w:r>
+              <w:rPr>
+                <w:rFonts w:ascii="Times New Roman" w:eastAsia="Times New Roman" w:hAnsi="Times New Roman" w:cs="Times New Roman"/>
+                <w:sz w:val="24"/>
+                <w:szCs w:val="24"/>
+              </w:rPr>
+              <w:t xml:space="preserve">Changes from the starter defaults include selecting XY-cut instead of a learned layout detector, Tesseract instead of </w:t>
+            </w:r>
+            <w:proofErr w:type="spellStart"/>
+            <w:r>
+              <w:rPr>
+                <w:rFonts w:ascii="Times New Roman" w:eastAsia="Times New Roman" w:hAnsi="Times New Roman" w:cs="Times New Roman"/>
+                <w:sz w:val="24"/>
+                <w:szCs w:val="24"/>
+              </w:rPr>
+              <w:t>TrOCR</w:t>
+            </w:r>
+            <w:proofErr w:type="spellEnd"/>
+            <w:r>
+              <w:rPr>
+                <w:rFonts w:ascii="Times New Roman" w:eastAsia="Times New Roman" w:hAnsi="Times New Roman" w:cs="Times New Roman"/>
+                <w:sz w:val="24"/>
+                <w:szCs w:val="24"/>
+              </w:rPr>
+              <w:t xml:space="preserve"> for production OCR, disabling generative enhancement, counting chunks in </w:t>
+            </w:r>
+            <w:proofErr w:type="spellStart"/>
+            <w:r>
+              <w:rPr>
+                <w:rFonts w:ascii="Times New Roman" w:eastAsia="Times New Roman" w:hAnsi="Times New Roman" w:cs="Times New Roman"/>
+                <w:sz w:val="24"/>
+                <w:szCs w:val="24"/>
+              </w:rPr>
+              <w:t>wordpieces</w:t>
+            </w:r>
+            <w:proofErr w:type="spellEnd"/>
+            <w:r>
+              <w:rPr>
+                <w:rFonts w:ascii="Times New Roman" w:eastAsia="Times New Roman" w:hAnsi="Times New Roman" w:cs="Times New Roman"/>
+                <w:sz w:val="24"/>
+                <w:szCs w:val="24"/>
+              </w:rPr>
+              <w:t xml:space="preserve"> rather than words, and using an exact NumPy index instead of FAISS.</w:t>
+            </w:r>
           </w:p>
         </w:tc>
       </w:tr>
@@ -2485,12 +3097,6 @@
         <w:gridCol w:w="5860"/>
       </w:tblGrid>
       <w:tr>
-        <w:tblPrEx>
-          <w:tblCellMar>
-            <w:top w:w="0" w:type="dxa"/>
-            <w:bottom w:w="0" w:type="dxa"/>
-          </w:tblCellMar>
-        </w:tblPrEx>
         <w:tc>
           <w:tcPr>
             <w:tcW w:w="3500" w:type="dxa"/>
@@ -2532,16 +3138,599 @@
             <w:pPr>
               <w:spacing w:after="80"/>
             </w:pPr>
+            <w:r>
+              <w:t>We executed preprocessing, recursive XY-cut layout detection, and Tesseract OCR on all 40 human-verified held-out pages.</w:t>
+            </w:r>
+          </w:p>
+          <w:p>
+            <w:pPr>
+              <w:spacing w:after="80"/>
+            </w:pPr>
+            <w:r>
+              <w:t>CER was calculated from the produced OCR text against grading_kit/labels.jsonl after lowercasing and whitespace normalisation.</w:t>
+            </w:r>
+          </w:p>
+          <w:p>
+            <w:pPr>
+              <w:spacing w:after="80"/>
+            </w:pPr>
+            <w:r>
+              <w:t>The run processed 498 regions and produced 486 OCR chunks containing 26,647 OCR words. The references contained 149,262 normalised characters.</w:t>
+            </w:r>
+          </w:p>
+          <w:p>
+            <w:pPr>
+              <w:spacing w:after="80"/>
+            </w:pPr>
+            <w:r>
+              <w:t>The table reports mean page CER and the observed per-page range:</w:t>
+            </w:r>
+            <w:proofErr w:type="spellStart"/>
+            <w:proofErr w:type="spellEnd"/>
+          </w:p>
+          <w:p>
+            <w:pPr>
+              <w:spacing w:after="80"/>
+            </w:pPr>
+            <w:r/>
+          </w:p>
+          <w:tbl>
+            <w:tblPr>
+              <w:tblW w:w="0" w:type="auto"/>
+              <w:tblCellSpacing w:w="15" w:type="dxa"/>
+              <w:tblCellMar>
+                <w:top w:w="15" w:type="dxa"/>
+                <w:left w:w="15" w:type="dxa"/>
+                <w:bottom w:w="15" w:type="dxa"/>
+                <w:right w:w="15" w:type="dxa"/>
+              </w:tblCellMar>
+              <w:tblLook w:val="04A0" w:firstRow="1" w:lastRow="0" w:firstColumn="1" w:lastColumn="0" w:noHBand="0" w:noVBand="1"/>
+            </w:tblPr>
+            <w:tblGrid>
+              <w:gridCol w:w="1489"/>
+              <w:gridCol w:w="647"/>
+              <w:gridCol w:w="1854"/>
+              <w:gridCol w:w="1762"/>
+            </w:tblGrid>
+            <w:tr>
+              <w:trPr>
+                <w:tblHeader/>
+                <w:tblCellSpacing w:w="15" w:type="dxa"/>
+              </w:trPr>
+              <w:tc>
+                <w:tcPr>
+                  <w:tcW w:w="0" w:type="auto"/>
+                  <w:vAlign w:val="center"/>
+                  <w:hideMark/>
+                </w:tcPr>
+                <w:p>
+                  <w:pPr>
+                    <w:rPr>
+                      <w:rFonts w:ascii="Times New Roman" w:eastAsia="Times New Roman" w:hAnsi="Times New Roman" w:cs="Times New Roman"/>
+                      <w:b/>
+                      <w:bCs/>
+                      <w:sz w:val="24"/>
+                      <w:szCs w:val="24"/>
+                    </w:rPr>
+                  </w:pPr>
+                  <w:r>
+                    <w:rPr>
+                      <w:rFonts w:ascii="Times New Roman" w:eastAsia="Times New Roman" w:hAnsi="Times New Roman" w:cs="Times New Roman"/>
+                      <w:b/>
+                      <w:bCs/>
+                      <w:sz w:val="24"/>
+                      <w:szCs w:val="24"/>
+                    </w:rPr>
+                    <w:t>Layout</w:t>
+                  </w:r>
+                </w:p>
+              </w:tc>
+              <w:tc>
+                <w:tcPr>
+                  <w:tcW w:w="0" w:type="auto"/>
+                  <w:vAlign w:val="center"/>
+                  <w:hideMark/>
+                </w:tcPr>
+                <w:p>
+                  <w:pPr>
+                    <w:jc w:val="center"/>
+                    <w:rPr>
+                      <w:rFonts w:ascii="Times New Roman" w:eastAsia="Times New Roman" w:hAnsi="Times New Roman" w:cs="Times New Roman"/>
+                      <w:b/>
+                      <w:bCs/>
+                      <w:sz w:val="24"/>
+                      <w:szCs w:val="24"/>
+                    </w:rPr>
+                  </w:pPr>
+                  <w:r>
+                    <w:rPr>
+                      <w:rFonts w:ascii="Times New Roman" w:eastAsia="Times New Roman" w:hAnsi="Times New Roman" w:cs="Times New Roman"/>
+                      <w:b/>
+                      <w:bCs/>
+                      <w:sz w:val="24"/>
+                      <w:szCs w:val="24"/>
+                    </w:rPr>
+                    <w:t>Pages</w:t>
+                  </w:r>
+                </w:p>
+              </w:tc>
+              <w:tc>
+                <w:tcPr>
+                  <w:tcW w:w="0" w:type="auto"/>
+                  <w:vAlign w:val="center"/>
+                  <w:hideMark/>
+                </w:tcPr>
+                <w:p>
+                  <w:pPr>
+                    <w:jc w:val="center"/>
+                    <w:rPr>
+                      <w:rFonts w:ascii="Times New Roman" w:eastAsia="Times New Roman" w:hAnsi="Times New Roman" w:cs="Times New Roman"/>
+                      <w:b/>
+                      <w:bCs/>
+                      <w:sz w:val="24"/>
+                      <w:szCs w:val="24"/>
+                    </w:rPr>
+                  </w:pPr>
+                  <w:r>
+                    <w:rPr>
+                      <w:rFonts w:ascii="Times New Roman" w:eastAsia="Times New Roman" w:hAnsi="Times New Roman" w:cs="Times New Roman"/>
+                      <w:b/>
+                      <w:bCs/>
+                      <w:sz w:val="24"/>
+                      <w:szCs w:val="24"/>
+                    </w:rPr>
+                    <w:t>Mean page CER</w:t>
+                  </w:r>
+                </w:p>
+              </w:tc>
+              <w:tc>
+                <w:tcPr>
+                  <w:tcW w:w="0" w:type="auto"/>
+                  <w:vAlign w:val="center"/>
+                  <w:hideMark/>
+                </w:tcPr>
+                <w:p>
+                  <w:pPr>
+                    <w:jc w:val="center"/>
+                    <w:rPr>
+                      <w:rFonts w:ascii="Times New Roman" w:eastAsia="Times New Roman" w:hAnsi="Times New Roman" w:cs="Times New Roman"/>
+                      <w:b/>
+                      <w:bCs/>
+                      <w:sz w:val="24"/>
+                      <w:szCs w:val="24"/>
+                    </w:rPr>
+                  </w:pPr>
+                  <w:r>
+                    <w:rPr>
+                      <w:rFonts w:ascii="Times New Roman" w:eastAsia="Times New Roman" w:hAnsi="Times New Roman" w:cs="Times New Roman"/>
+                      <w:b/>
+                      <w:bCs/>
+                      <w:sz w:val="24"/>
+                      <w:szCs w:val="24"/>
+                    </w:rPr>
+                    <w:t>Range</w:t>
+                  </w:r>
+                </w:p>
+              </w:tc>
+            </w:tr>
+            <w:tr>
+              <w:trPr>
+                <w:tblCellSpacing w:w="15" w:type="dxa"/>
+              </w:trPr>
+              <w:tc>
+                <w:tcPr>
+                  <w:tcW w:w="0" w:type="auto"/>
+                  <w:vAlign w:val="center"/>
+                  <w:hideMark/>
+                </w:tcPr>
+                <w:p>
+                  <w:pPr>
+                    <w:rPr>
+                      <w:rFonts w:ascii="Times New Roman" w:eastAsia="Times New Roman" w:hAnsi="Times New Roman" w:cs="Times New Roman"/>
+                      <w:sz w:val="24"/>
+                      <w:szCs w:val="24"/>
+                    </w:rPr>
+                  </w:pPr>
+                  <w:r>
+                    <w:rPr>
+                      <w:rFonts w:ascii="Times New Roman" w:eastAsia="Times New Roman" w:hAnsi="Times New Roman" w:cs="Times New Roman"/>
+                      <w:sz w:val="24"/>
+                      <w:szCs w:val="24"/>
+                    </w:rPr>
+                    <w:t>Mixed</w:t>
+                  </w:r>
+                </w:p>
+              </w:tc>
+              <w:tc>
+                <w:tcPr>
+                  <w:tcW w:w="0" w:type="auto"/>
+                  <w:vAlign w:val="center"/>
+                  <w:hideMark/>
+                </w:tcPr>
+                <w:p>
+                  <w:pPr>
+                    <w:rPr>
+                      <w:rFonts w:ascii="Times New Roman" w:eastAsia="Times New Roman" w:hAnsi="Times New Roman" w:cs="Times New Roman"/>
+                      <w:sz w:val="24"/>
+                      <w:szCs w:val="24"/>
+                    </w:rPr>
+                  </w:pPr>
+                  <w:r>
+                    <w:rPr>
+                      <w:rFonts w:ascii="Times New Roman" w:eastAsia="Times New Roman" w:hAnsi="Times New Roman" w:cs="Times New Roman"/>
+                      <w:sz w:val="24"/>
+                      <w:szCs w:val="24"/>
+                    </w:rPr>
+                    <w:t>16</w:t>
+                  </w:r>
+                </w:p>
+              </w:tc>
+              <w:tc>
+                <w:tcPr>
+                  <w:tcW w:w="0" w:type="auto"/>
+                  <w:vAlign w:val="center"/>
+                  <w:hideMark/>
+                </w:tcPr>
+                <w:p>
+                  <w:pPr>
+                    <w:rPr>
+                      <w:rFonts w:ascii="Times New Roman" w:eastAsia="Times New Roman" w:hAnsi="Times New Roman" w:cs="Times New Roman"/>
+                      <w:sz w:val="24"/>
+                      <w:szCs w:val="24"/>
+                    </w:rPr>
+                  </w:pPr>
+                  <w:r>
+                    <w:rPr>
+                      <w:rFonts w:ascii="Times New Roman" w:eastAsia="Times New Roman" w:hAnsi="Times New Roman" w:cs="Times New Roman"/>
+                      <w:sz w:val="24"/>
+                      <w:szCs w:val="24"/>
+                    </w:rPr>
+                    <w:t>0.0256</w:t>
+                  </w:r>
+                </w:p>
+              </w:tc>
+              <w:tc>
+                <w:tcPr>
+                  <w:tcW w:w="0" w:type="auto"/>
+                  <w:vAlign w:val="center"/>
+                  <w:hideMark/>
+                </w:tcPr>
+                <w:p>
+                  <w:pPr>
+                    <w:rPr>
+                      <w:rFonts w:ascii="Times New Roman" w:eastAsia="Times New Roman" w:hAnsi="Times New Roman" w:cs="Times New Roman"/>
+                      <w:sz w:val="24"/>
+                      <w:szCs w:val="24"/>
+                    </w:rPr>
+                  </w:pPr>
+                  <w:r>
+                    <w:rPr>
+                      <w:rFonts w:ascii="Times New Roman" w:eastAsia="Times New Roman" w:hAnsi="Times New Roman" w:cs="Times New Roman"/>
+                      <w:sz w:val="24"/>
+                      <w:szCs w:val="24"/>
+                    </w:rPr>
+                    <w:t>0.0066–0.1633</w:t>
+                  </w:r>
+                </w:p>
+              </w:tc>
+            </w:tr>
+            <w:tr>
+              <w:trPr>
+                <w:tblCellSpacing w:w="15" w:type="dxa"/>
+              </w:trPr>
+              <w:tc>
+                <w:tcPr>
+                  <w:tcW w:w="0" w:type="auto"/>
+                  <w:vAlign w:val="center"/>
+                  <w:hideMark/>
+                </w:tcPr>
+                <w:p>
+                  <w:pPr>
+                    <w:rPr>
+                      <w:rFonts w:ascii="Times New Roman" w:eastAsia="Times New Roman" w:hAnsi="Times New Roman" w:cs="Times New Roman"/>
+                      <w:sz w:val="24"/>
+                      <w:szCs w:val="24"/>
+                    </w:rPr>
+                  </w:pPr>
+                  <w:r>
+                    <w:rPr>
+                      <w:rFonts w:ascii="Times New Roman" w:eastAsia="Times New Roman" w:hAnsi="Times New Roman" w:cs="Times New Roman"/>
+                      <w:sz w:val="24"/>
+                      <w:szCs w:val="24"/>
+                    </w:rPr>
+                    <w:t>Single-column</w:t>
+                  </w:r>
+                </w:p>
+              </w:tc>
+              <w:tc>
+                <w:tcPr>
+                  <w:tcW w:w="0" w:type="auto"/>
+                  <w:vAlign w:val="center"/>
+                  <w:hideMark/>
+                </w:tcPr>
+                <w:p>
+                  <w:pPr>
+                    <w:rPr>
+                      <w:rFonts w:ascii="Times New Roman" w:eastAsia="Times New Roman" w:hAnsi="Times New Roman" w:cs="Times New Roman"/>
+                      <w:sz w:val="24"/>
+                      <w:szCs w:val="24"/>
+                    </w:rPr>
+                  </w:pPr>
+                  <w:r>
+                    <w:rPr>
+                      <w:rFonts w:ascii="Times New Roman" w:eastAsia="Times New Roman" w:hAnsi="Times New Roman" w:cs="Times New Roman"/>
+                      <w:sz w:val="24"/>
+                      <w:szCs w:val="24"/>
+                    </w:rPr>
+                    <w:t>6</w:t>
+                  </w:r>
+                </w:p>
+              </w:tc>
+              <w:tc>
+                <w:tcPr>
+                  <w:tcW w:w="0" w:type="auto"/>
+                  <w:vAlign w:val="center"/>
+                  <w:hideMark/>
+                </w:tcPr>
+                <w:p>
+                  <w:pPr>
+                    <w:rPr>
+                      <w:rFonts w:ascii="Times New Roman" w:eastAsia="Times New Roman" w:hAnsi="Times New Roman" w:cs="Times New Roman"/>
+                      <w:sz w:val="24"/>
+                      <w:szCs w:val="24"/>
+                    </w:rPr>
+                  </w:pPr>
+                  <w:r>
+                    <w:rPr>
+                      <w:rFonts w:ascii="Times New Roman" w:eastAsia="Times New Roman" w:hAnsi="Times New Roman" w:cs="Times New Roman"/>
+                      <w:sz w:val="24"/>
+                      <w:szCs w:val="24"/>
+                    </w:rPr>
+                    <w:t>0.0342</w:t>
+                  </w:r>
+                </w:p>
+              </w:tc>
+              <w:tc>
+                <w:tcPr>
+                  <w:tcW w:w="0" w:type="auto"/>
+                  <w:vAlign w:val="center"/>
+                  <w:hideMark/>
+                </w:tcPr>
+                <w:p>
+                  <w:pPr>
+                    <w:rPr>
+                      <w:rFonts w:ascii="Times New Roman" w:eastAsia="Times New Roman" w:hAnsi="Times New Roman" w:cs="Times New Roman"/>
+                      <w:sz w:val="24"/>
+                      <w:szCs w:val="24"/>
+                    </w:rPr>
+                  </w:pPr>
+                  <w:r>
+                    <w:rPr>
+                      <w:rFonts w:ascii="Times New Roman" w:eastAsia="Times New Roman" w:hAnsi="Times New Roman" w:cs="Times New Roman"/>
+                      <w:sz w:val="24"/>
+                      <w:szCs w:val="24"/>
+                    </w:rPr>
+                    <w:t>0.0034–0.1382</w:t>
+                  </w:r>
+                </w:p>
+              </w:tc>
+            </w:tr>
+            <w:tr>
+              <w:trPr>
+                <w:tblCellSpacing w:w="15" w:type="dxa"/>
+              </w:trPr>
+              <w:tc>
+                <w:tcPr>
+                  <w:tcW w:w="0" w:type="auto"/>
+                  <w:vAlign w:val="center"/>
+                  <w:hideMark/>
+                </w:tcPr>
+                <w:p>
+                  <w:pPr>
+                    <w:rPr>
+                      <w:rFonts w:ascii="Times New Roman" w:eastAsia="Times New Roman" w:hAnsi="Times New Roman" w:cs="Times New Roman"/>
+                      <w:sz w:val="24"/>
+                      <w:szCs w:val="24"/>
+                    </w:rPr>
+                  </w:pPr>
+                  <w:r>
+                    <w:rPr>
+                      <w:rFonts w:ascii="Times New Roman" w:eastAsia="Times New Roman" w:hAnsi="Times New Roman" w:cs="Times New Roman"/>
+                      <w:sz w:val="24"/>
+                      <w:szCs w:val="24"/>
+                    </w:rPr>
+                    <w:t>Two-column</w:t>
+                  </w:r>
+                </w:p>
+              </w:tc>
+              <w:tc>
+                <w:tcPr>
+                  <w:tcW w:w="0" w:type="auto"/>
+                  <w:vAlign w:val="center"/>
+                  <w:hideMark/>
+                </w:tcPr>
+                <w:p>
+                  <w:pPr>
+                    <w:rPr>
+                      <w:rFonts w:ascii="Times New Roman" w:eastAsia="Times New Roman" w:hAnsi="Times New Roman" w:cs="Times New Roman"/>
+                      <w:sz w:val="24"/>
+                      <w:szCs w:val="24"/>
+                    </w:rPr>
+                  </w:pPr>
+                  <w:r>
+                    <w:rPr>
+                      <w:rFonts w:ascii="Times New Roman" w:eastAsia="Times New Roman" w:hAnsi="Times New Roman" w:cs="Times New Roman"/>
+                      <w:sz w:val="24"/>
+                      <w:szCs w:val="24"/>
+                    </w:rPr>
+                    <w:t>18</w:t>
+                  </w:r>
+                </w:p>
+              </w:tc>
+              <w:tc>
+                <w:tcPr>
+                  <w:tcW w:w="0" w:type="auto"/>
+                  <w:vAlign w:val="center"/>
+                  <w:hideMark/>
+                </w:tcPr>
+                <w:p>
+                  <w:pPr>
+                    <w:rPr>
+                      <w:rFonts w:ascii="Times New Roman" w:eastAsia="Times New Roman" w:hAnsi="Times New Roman" w:cs="Times New Roman"/>
+                      <w:sz w:val="24"/>
+                      <w:szCs w:val="24"/>
+                    </w:rPr>
+                  </w:pPr>
+                  <w:r>
+                    <w:rPr>
+                      <w:rFonts w:ascii="Times New Roman" w:eastAsia="Times New Roman" w:hAnsi="Times New Roman" w:cs="Times New Roman"/>
+                      <w:sz w:val="24"/>
+                      <w:szCs w:val="24"/>
+                    </w:rPr>
+                    <w:t>0.0260</w:t>
+                  </w:r>
+                </w:p>
+              </w:tc>
+              <w:tc>
+                <w:tcPr>
+                  <w:tcW w:w="0" w:type="auto"/>
+                  <w:vAlign w:val="center"/>
+                  <w:hideMark/>
+                </w:tcPr>
+                <w:p>
+                  <w:pPr>
+                    <w:rPr>
+                      <w:rFonts w:ascii="Times New Roman" w:eastAsia="Times New Roman" w:hAnsi="Times New Roman" w:cs="Times New Roman"/>
+                      <w:sz w:val="24"/>
+                      <w:szCs w:val="24"/>
+                    </w:rPr>
+                  </w:pPr>
+                  <w:r>
+                    <w:rPr>
+                      <w:rFonts w:ascii="Times New Roman" w:eastAsia="Times New Roman" w:hAnsi="Times New Roman" w:cs="Times New Roman"/>
+                      <w:sz w:val="24"/>
+                      <w:szCs w:val="24"/>
+                    </w:rPr>
+                    <w:t>0.0050–0.2131</w:t>
+                  </w:r>
+                </w:p>
+              </w:tc>
+            </w:tr>
+            <w:tr>
+              <w:trPr>
+                <w:tblCellSpacing w:w="15" w:type="dxa"/>
+              </w:trPr>
+              <w:tc>
+                <w:tcPr>
+                  <w:tcW w:w="0" w:type="auto"/>
+                  <w:vAlign w:val="center"/>
+                  <w:hideMark/>
+                </w:tcPr>
+                <w:p>
+                  <w:pPr>
+                    <w:rPr>
+                      <w:rFonts w:ascii="Times New Roman" w:eastAsia="Times New Roman" w:hAnsi="Times New Roman" w:cs="Times New Roman"/>
+                      <w:sz w:val="24"/>
+                      <w:szCs w:val="24"/>
+                    </w:rPr>
+                  </w:pPr>
+                  <w:r>
+                    <w:rPr>
+                      <w:rFonts w:ascii="Times New Roman" w:eastAsia="Times New Roman" w:hAnsi="Times New Roman" w:cs="Times New Roman"/>
+                      <w:sz w:val="24"/>
+                      <w:szCs w:val="24"/>
+                    </w:rPr>
+                    <w:t>Overall</w:t>
+                  </w:r>
+                </w:p>
+              </w:tc>
+              <w:tc>
+                <w:tcPr>
+                  <w:tcW w:w="0" w:type="auto"/>
+                  <w:vAlign w:val="center"/>
+                  <w:hideMark/>
+                </w:tcPr>
+                <w:p>
+                  <w:pPr>
+                    <w:rPr>
+                      <w:rFonts w:ascii="Times New Roman" w:eastAsia="Times New Roman" w:hAnsi="Times New Roman" w:cs="Times New Roman"/>
+                      <w:sz w:val="24"/>
+                      <w:szCs w:val="24"/>
+                    </w:rPr>
+                  </w:pPr>
+                  <w:r>
+                    <w:rPr>
+                      <w:rFonts w:ascii="Times New Roman" w:eastAsia="Times New Roman" w:hAnsi="Times New Roman" w:cs="Times New Roman"/>
+                      <w:sz w:val="24"/>
+                      <w:szCs w:val="24"/>
+                    </w:rPr>
+                    <w:t>40</w:t>
+                  </w:r>
+                </w:p>
+              </w:tc>
+              <w:tc>
+                <w:tcPr>
+                  <w:tcW w:w="0" w:type="auto"/>
+                  <w:vAlign w:val="center"/>
+                  <w:hideMark/>
+                </w:tcPr>
+                <w:p>
+                  <w:pPr>
+                    <w:rPr>
+                      <w:rFonts w:ascii="Times New Roman" w:eastAsia="Times New Roman" w:hAnsi="Times New Roman" w:cs="Times New Roman"/>
+                      <w:sz w:val="24"/>
+                      <w:szCs w:val="24"/>
+                    </w:rPr>
+                  </w:pPr>
+                  <w:r>
+                    <w:rPr>
+                      <w:rFonts w:ascii="Times New Roman" w:eastAsia="Times New Roman" w:hAnsi="Times New Roman" w:cs="Times New Roman"/>
+                      <w:sz w:val="24"/>
+                      <w:szCs w:val="24"/>
+                    </w:rPr>
+                    <w:t>0.0270</w:t>
+                  </w:r>
+                </w:p>
+              </w:tc>
+              <w:tc>
+                <w:tcPr>
+                  <w:tcW w:w="0" w:type="auto"/>
+                  <w:vAlign w:val="center"/>
+                  <w:hideMark/>
+                </w:tcPr>
+                <w:p>
+                  <w:pPr>
+                    <w:rPr>
+                      <w:rFonts w:ascii="Times New Roman" w:eastAsia="Times New Roman" w:hAnsi="Times New Roman" w:cs="Times New Roman"/>
+                      <w:b/>
+                      <w:bCs/>
+                      <w:sz w:val="24"/>
+                      <w:szCs w:val="24"/>
+                    </w:rPr>
+                  </w:pPr>
+                  <w:r>
+                    <w:rPr>
+                      <w:rFonts w:ascii="Times New Roman" w:eastAsia="Times New Roman" w:hAnsi="Times New Roman" w:cs="Times New Roman"/>
+                      <w:b/>
+                      <w:bCs/>
+                      <w:sz w:val="24"/>
+                      <w:szCs w:val="24"/>
+                    </w:rPr>
+                    <w:t>0.0034–0.2131</w:t>
+                  </w:r>
+                </w:p>
+              </w:tc>
+            </w:tr>
+          </w:tbl>
+          <w:p>
+            <w:pPr>
+              <w:spacing w:after="80"/>
+            </w:pPr>
+            <w:r/>
           </w:p>
         </w:tc>
       </w:tr>
       <w:tr>
-        <w:tblPrEx>
-          <w:tblCellMar>
-            <w:top w:w="0" w:type="dxa"/>
-            <w:bottom w:w="0" w:type="dxa"/>
-          </w:tblCellMar>
-        </w:tblPrEx>
         <w:tc>
           <w:tcPr>
             <w:tcW w:w="3500" w:type="dxa"/>
@@ -2556,6 +3745,7 @@
                 <w:b/>
                 <w:bCs/>
               </w:rPr>
+              <w:lastRenderedPageBreak/>
               <w:t>Index statistics</w:t>
             </w:r>
           </w:p>
@@ -2571,8 +3761,212 @@
                 <w:sz w:val="18"/>
                 <w:szCs w:val="18"/>
               </w:rPr>
-              <w:t xml:space="preserve">chunks </w:t>
-            </w:r>
+              <w:t>chunks indexed, embedding dimension, index type, corpus coverage (pages/words indexed vs total).</w:t>
+            </w:r>
+          </w:p>
+        </w:tc>
+        <w:tc>
+          <w:tcPr>
+            <w:tcW w:w="5860" w:type="dxa"/>
+          </w:tcPr>
+          <w:p>
+            <w:pPr>
+              <w:spacing w:before="100" w:beforeAutospacing="1" w:after="100" w:afterAutospacing="1"/>
+              <w:rPr>
+                <w:rFonts w:ascii="Times New Roman" w:eastAsia="Times New Roman" w:hAnsi="Times New Roman" w:cs="Times New Roman"/>
+                <w:sz w:val="24"/>
+                <w:szCs w:val="24"/>
+              </w:rPr>
+            </w:pPr>
+            <w:r>
+              <w:rPr>
+                <w:rFonts w:ascii="Times New Roman" w:eastAsia="Times New Roman" w:hAnsi="Times New Roman" w:cs="Times New Roman"/>
+                <w:sz w:val="24"/>
+                <w:szCs w:val="24"/>
+              </w:rPr>
+              <w:t>The executed A2 demonstration records:</w:t>
+            </w:r>
+          </w:p>
+          <w:p>
+            <w:pPr>
+              <w:numPr>
+                <w:ilvl w:val="0"/>
+                <w:numId w:val="4"/>
+              </w:numPr>
+              <w:spacing w:before="100" w:beforeAutospacing="1" w:after="100" w:afterAutospacing="1"/>
+              <w:rPr>
+                <w:rFonts w:ascii="Times New Roman" w:eastAsia="Times New Roman" w:hAnsi="Times New Roman" w:cs="Times New Roman"/>
+                <w:sz w:val="24"/>
+                <w:szCs w:val="24"/>
+              </w:rPr>
+            </w:pPr>
+            <w:r>
+              <w:rPr>
+                <w:rFonts w:ascii="Times New Roman" w:eastAsia="Times New Roman" w:hAnsi="Times New Roman" w:cs="Times New Roman"/>
+                <w:sz w:val="24"/>
+                <w:szCs w:val="24"/>
+              </w:rPr>
+              <w:t>• 1,967 indexed chunks/vectors</w:t>
+            </w:r>
+          </w:p>
+          <w:p>
+            <w:pPr>
+              <w:numPr>
+                <w:ilvl w:val="0"/>
+                <w:numId w:val="4"/>
+              </w:numPr>
+              <w:spacing w:before="100" w:beforeAutospacing="1" w:after="100" w:afterAutospacing="1"/>
+              <w:rPr>
+                <w:rFonts w:ascii="Times New Roman" w:eastAsia="Times New Roman" w:hAnsi="Times New Roman" w:cs="Times New Roman"/>
+                <w:sz w:val="24"/>
+                <w:szCs w:val="24"/>
+              </w:rPr>
+            </w:pPr>
+            <w:r>
+              <w:rPr>
+                <w:rFonts w:ascii="Times New Roman" w:eastAsia="Times New Roman" w:hAnsi="Times New Roman" w:cs="Times New Roman"/>
+                <w:sz w:val="24"/>
+                <w:szCs w:val="24"/>
+              </w:rPr>
+              <w:t>• 384-dimensional vectors</w:t>
+            </w:r>
+          </w:p>
+          <w:p>
+            <w:pPr>
+              <w:numPr>
+                <w:ilvl w:val="0"/>
+                <w:numId w:val="4"/>
+              </w:numPr>
+              <w:spacing w:before="100" w:beforeAutospacing="1" w:after="100" w:afterAutospacing="1"/>
+              <w:rPr>
+                <w:rFonts w:ascii="Times New Roman" w:eastAsia="Times New Roman" w:hAnsi="Times New Roman" w:cs="Times New Roman"/>
+                <w:sz w:val="24"/>
+                <w:szCs w:val="24"/>
+              </w:rPr>
+            </w:pPr>
+            <w:r>
+              <w:rPr>
+                <w:rFonts w:ascii="Courier New" w:eastAsia="Times New Roman" w:hAnsi="Courier New" w:cs="Courier New"/>
+                <w:sz w:val="20"/>
+                <w:szCs w:val="20"/>
+              </w:rPr>
+              <w:t>• sentence-transformers/all-MiniLM-L6-v2</w:t>
+            </w:r>
+          </w:p>
+          <w:p>
+            <w:pPr>
+              <w:numPr>
+                <w:ilvl w:val="0"/>
+                <w:numId w:val="4"/>
+              </w:numPr>
+              <w:spacing w:before="100" w:beforeAutospacing="1" w:after="100" w:afterAutospacing="1"/>
+              <w:rPr>
+                <w:rFonts w:ascii="Times New Roman" w:eastAsia="Times New Roman" w:hAnsi="Times New Roman" w:cs="Times New Roman"/>
+                <w:sz w:val="24"/>
+                <w:szCs w:val="24"/>
+              </w:rPr>
+            </w:pPr>
+            <w:proofErr w:type="spellStart"/>
+            <w:r>
+              <w:rPr>
+                <w:rFonts w:ascii="Courier New" w:eastAsia="Times New Roman" w:hAnsi="Courier New" w:cs="Courier New"/>
+                <w:sz w:val="20"/>
+                <w:szCs w:val="20"/>
+              </w:rPr>
+              <w:t>• numpy:flat exact index</w:t>
+            </w:r>
+            <w:proofErr w:type="spellEnd"/>
+          </w:p>
+          <w:p>
+            <w:pPr>
+              <w:numPr>
+                <w:ilvl w:val="0"/>
+                <w:numId w:val="4"/>
+              </w:numPr>
+              <w:spacing w:before="100" w:beforeAutospacing="1" w:after="100" w:afterAutospacing="1"/>
+              <w:rPr>
+                <w:rFonts w:ascii="Times New Roman" w:eastAsia="Times New Roman" w:hAnsi="Times New Roman" w:cs="Times New Roman"/>
+                <w:sz w:val="24"/>
+                <w:szCs w:val="24"/>
+              </w:rPr>
+            </w:pPr>
+            <w:r>
+              <w:rPr>
+                <w:rFonts w:ascii="Times New Roman" w:eastAsia="Times New Roman" w:hAnsi="Times New Roman" w:cs="Times New Roman"/>
+                <w:sz w:val="24"/>
+                <w:szCs w:val="24"/>
+              </w:rPr>
+              <w:t>• 256-wordpiece chunks with 32-wordpiece overlap</w:t>
+            </w:r>
+          </w:p>
+          <w:p>
+            <w:pPr>
+              <w:numPr>
+                <w:ilvl w:val="0"/>
+                <w:numId w:val="4"/>
+              </w:numPr>
+              <w:spacing w:before="100" w:beforeAutospacing="1" w:after="100" w:afterAutospacing="1"/>
+              <w:rPr>
+                <w:rFonts w:ascii="Times New Roman" w:eastAsia="Times New Roman" w:hAnsi="Times New Roman" w:cs="Times New Roman"/>
+                <w:sz w:val="24"/>
+                <w:szCs w:val="24"/>
+              </w:rPr>
+            </w:pPr>
+            <w:r>
+              <w:rPr>
+                <w:rFonts w:ascii="Times New Roman" w:eastAsia="Times New Roman" w:hAnsi="Times New Roman" w:cs="Times New Roman"/>
+                <w:sz w:val="24"/>
+                <w:szCs w:val="24"/>
+              </w:rPr>
+              <w:t>The full build began from 624 scanned page images; the source corpus contains 506 A1-reported content pages and 318,259 A1-reported words.</w:t>
+            </w:r>
+          </w:p>
+          <w:p>
+            <w:pPr>
+              <w:numPr>
+                <w:ilvl w:val="0"/>
+                <w:numId w:val="4"/>
+              </w:numPr>
+              <w:spacing w:before="100" w:beforeAutospacing="1" w:after="100" w:afterAutospacing="1"/>
+              <w:rPr>
+                <w:rFonts w:ascii="Times New Roman" w:eastAsia="Times New Roman" w:hAnsi="Times New Roman" w:cs="Times New Roman"/>
+                <w:sz w:val="24"/>
+                <w:szCs w:val="24"/>
+              </w:rPr>
+            </w:pPr>
+            <w:r>
+              <w:rPr>
+                <w:rFonts w:ascii="Times New Roman" w:eastAsia="Times New Roman" w:hAnsi="Times New Roman" w:cs="Times New Roman"/>
+                <w:sz w:val="24"/>
+                <w:szCs w:val="24"/>
+              </w:rPr>
+              <w:t>The saved meta.json output does not record distinct indexed-page or indexed-word coverage, so we do not report an unsupported coverage percentage.</w:t>
+            </w:r>
+          </w:p>
+        </w:tc>
+      </w:tr>
+      <w:tr>
+        <w:tc>
+          <w:tcPr>
+            <w:tcW w:w="3500" w:type="dxa"/>
+            <w:shd w:val="clear" w:color="auto" w:fill="F2F2F2"/>
+          </w:tcPr>
+          <w:p>
+            <w:pPr>
+              <w:spacing w:after="80"/>
+            </w:pPr>
+            <w:r>
+              <w:rPr>
+                <w:b/>
+                <w:bCs/>
+              </w:rPr>
+              <w:t>One retrieval example</w:t>
+            </w:r>
+          </w:p>
+          <w:p>
+            <w:pPr>
+              <w:spacing w:after="80"/>
+            </w:pPr>
             <w:r>
               <w:rPr>
                 <w:i/>
@@ -2581,7 +3975,7 @@
                 <w:sz w:val="18"/>
                 <w:szCs w:val="18"/>
               </w:rPr>
-              <w:t>indexed, embedding dimension, index type, corpus coverage (pages/words indexed vs total).</w:t>
+              <w:t>a real query, the top chunk returned, and whether it's the right page. Show one that worked.</w:t>
             </w:r>
           </w:p>
         </w:tc>
@@ -2591,18 +3985,101 @@
           </w:tcPr>
           <w:p>
             <w:pPr>
-              <w:spacing w:after="80"/>
-            </w:pPr>
+              <w:spacing w:before="100" w:beforeAutospacing="1" w:after="100" w:afterAutospacing="1"/>
+              <w:rPr>
+                <w:rFonts w:ascii="Times New Roman" w:eastAsia="Times New Roman" w:hAnsi="Times New Roman" w:cs="Times New Roman"/>
+                <w:sz w:val="24"/>
+                <w:szCs w:val="24"/>
+              </w:rPr>
+            </w:pPr>
+            <w:r>
+              <w:rPr>
+                <w:rFonts w:ascii="Times New Roman" w:eastAsia="Times New Roman" w:hAnsi="Times New Roman" w:cs="Times New Roman"/>
+                <w:b/>
+                <w:bCs/>
+                <w:sz w:val="24"/>
+                <w:szCs w:val="24"/>
+              </w:rPr>
+              <w:t>Query: “How do I remove ink stains from a tablecloth?”</w:t>
+            </w:r>
+          </w:p>
+          <w:p>
+            <w:pPr>
+              <w:spacing w:before="100" w:beforeAutospacing="1" w:after="100" w:afterAutospacing="1"/>
+              <w:rPr>
+                <w:rFonts w:ascii="Times New Roman" w:eastAsia="Times New Roman" w:hAnsi="Times New Roman" w:cs="Times New Roman"/>
+                <w:sz w:val="24"/>
+                <w:szCs w:val="24"/>
+              </w:rPr>
+            </w:pPr>
+            <w:r>
+              <w:rPr>
+                <w:rFonts w:ascii="Times New Roman" w:eastAsia="Times New Roman" w:hAnsi="Times New Roman" w:cs="Times New Roman"/>
+                <w:sz w:val="24"/>
+                <w:szCs w:val="24"/>
+              </w:rPr>
+              <w:t>The top result was chunk hkb#c01459 from page hkb_p0468, with cosine score 0.7179. Its text begins: “soak the stained portion of the cloth in milk. Use fresh milk as the old becomes discolored...”</w:t>
+            </w:r>
+          </w:p>
+          <w:p>
+            <w:pPr>
+              <w:spacing w:before="100" w:beforeAutospacing="1" w:after="100" w:afterAutospacing="1"/>
+              <w:rPr>
+                <w:rFonts w:ascii="Times New Roman" w:eastAsia="Times New Roman" w:hAnsi="Times New Roman" w:cs="Times New Roman"/>
+                <w:sz w:val="24"/>
+                <w:szCs w:val="24"/>
+              </w:rPr>
+            </w:pPr>
+            <w:r>
+              <w:rPr>
+                <w:rFonts w:ascii="Times New Roman" w:eastAsia="Times New Roman" w:hAnsi="Times New Roman" w:cs="Times New Roman"/>
+                <w:sz w:val="24"/>
+                <w:szCs w:val="24"/>
+              </w:rPr>
+              <w:t>The next results also came from pages p0467–p0468 and discussed oxalic acid, cream of tartar, chloride of lime, and other ink-stain treatments. The top score of 0.7179 was above the configured weak-evidence threshold of 0.35, so the evidence was strong.</w:t>
+            </w:r>
+          </w:p>
+          <w:p>
+            <w:pPr>
+              <w:spacing w:before="100" w:beforeAutospacing="1" w:after="100" w:afterAutospacing="1"/>
+              <w:rPr>
+                <w:rFonts w:ascii="Times New Roman" w:eastAsia="Times New Roman" w:hAnsi="Times New Roman" w:cs="Times New Roman"/>
+                <w:sz w:val="24"/>
+                <w:szCs w:val="24"/>
+              </w:rPr>
+            </w:pPr>
+            <w:r>
+              <w:rPr>
+                <w:rFonts w:ascii="Times New Roman" w:eastAsia="Times New Roman" w:hAnsi="Times New Roman" w:cs="Times New Roman"/>
+                <w:sz w:val="24"/>
+                <w:szCs w:val="24"/>
+              </w:rPr>
+              <w:t>For the out-of-corpus query “electrodynamic perturbation coefficient,” the top score remained 0.1563 while k widened from 10 to 40; the demonstration then abstained because the evidence remained weak.</w:t>
+            </w:r>
+          </w:p>
+          <w:p>
+            <w:pPr>
+              <w:spacing w:before="100" w:beforeAutospacing="1" w:after="100" w:afterAutospacing="1"/>
+              <w:rPr>
+                <w:rFonts w:ascii="Times New Roman" w:eastAsia="Times New Roman" w:hAnsi="Times New Roman" w:cs="Times New Roman"/>
+                <w:sz w:val="24"/>
+                <w:szCs w:val="24"/>
+              </w:rPr>
+            </w:pPr>
+            <w:r>
+              <w:rPr>
+                <w:rFonts w:ascii="Times New Roman" w:eastAsia="Times New Roman" w:hAnsi="Times New Roman" w:cs="Times New Roman"/>
+                <w:sz w:val="24"/>
+                <w:szCs w:val="24"/>
+              </w:rPr>
+              <w:t>The cross-encoder reranker is not yet implemented; these are dense-retrieval results.</w:t>
+            </w:r>
+            <w:proofErr w:type="spellStart"/>
+            <w:proofErr w:type="spellEnd"/>
           </w:p>
         </w:tc>
       </w:tr>
       <w:tr>
-        <w:tblPrEx>
-          <w:tblCellMar>
-            <w:top w:w="0" w:type="dxa"/>
-            <w:bottom w:w="0" w:type="dxa"/>
-          </w:tblCellMar>
-        </w:tblPrEx>
         <w:tc>
           <w:tcPr>
             <w:tcW w:w="3500" w:type="dxa"/>
@@ -2617,7 +4094,8 @@
                 <w:b/>
                 <w:bCs/>
               </w:rPr>
-              <w:t>One retrieval example</w:t>
+              <w:lastRenderedPageBreak/>
+              <w:t>The worst failure we saw</w:t>
             </w:r>
           </w:p>
           <w:p>
@@ -2632,7 +4110,7 @@
                 <w:sz w:val="18"/>
                 <w:szCs w:val="18"/>
               </w:rPr>
-              <w:t>a real query, the top chunk returned, and whether it's the right page. Show one that worked.</w:t>
+              <w:t>where reading or retrieval failed badly, and your read on why (honest — this shapes A3).</w:t>
             </w:r>
           </w:p>
         </w:tc>
@@ -2642,69 +4120,39 @@
           </w:tcPr>
           <w:p>
             <w:pPr>
-              <w:spacing w:after="80"/>
-            </w:pPr>
-          </w:p>
-        </w:tc>
-      </w:tr>
-      <w:tr>
-        <w:tblPrEx>
-          <w:tblCellMar>
-            <w:top w:w="0" w:type="dxa"/>
-            <w:bottom w:w="0" w:type="dxa"/>
-          </w:tblCellMar>
-        </w:tblPrEx>
-        <w:tc>
-          <w:tcPr>
-            <w:tcW w:w="3500" w:type="dxa"/>
-            <w:shd w:val="clear" w:color="auto" w:fill="F2F2F2"/>
-          </w:tcPr>
-          <w:p>
-            <w:pPr>
-              <w:spacing w:after="80"/>
-            </w:pPr>
-            <w:r>
-              <w:rPr>
-                <w:b/>
-                <w:bCs/>
-              </w:rPr>
-              <w:t>The worst failure we saw</w:t>
-            </w:r>
-          </w:p>
-          <w:p>
-            <w:pPr>
-              <w:spacing w:after="80"/>
-            </w:pPr>
-            <w:r>
-              <w:rPr>
-                <w:i/>
-                <w:iCs/>
-                <w:color w:val="595959"/>
-                <w:sz w:val="18"/>
-                <w:szCs w:val="18"/>
-              </w:rPr>
-              <w:t>where reading or retri</w:t>
-            </w:r>
-            <w:r>
-              <w:rPr>
-                <w:i/>
-                <w:iCs/>
-                <w:color w:val="595959"/>
-                <w:sz w:val="18"/>
-                <w:szCs w:val="18"/>
-              </w:rPr>
-              <w:t>eval failed badly, and your read on why (honest — this shapes A3).</w:t>
-            </w:r>
-          </w:p>
-        </w:tc>
-        <w:tc>
-          <w:tcPr>
-            <w:tcW w:w="5860" w:type="dxa"/>
-          </w:tcPr>
-          <w:p>
-            <w:pPr>
-              <w:spacing w:after="80"/>
-            </w:pPr>
+              <w:spacing w:before="100" w:beforeAutospacing="1" w:after="100" w:afterAutospacing="1"/>
+              <w:rPr>
+                <w:rFonts w:ascii="Times New Roman" w:eastAsia="Times New Roman" w:hAnsi="Times New Roman" w:cs="Times New Roman"/>
+                <w:sz w:val="24"/>
+                <w:szCs w:val="24"/>
+              </w:rPr>
+            </w:pPr>
+            <w:r>
+              <w:rPr>
+                <w:rFonts w:ascii="Times New Roman" w:eastAsia="Times New Roman" w:hAnsi="Times New Roman" w:cs="Times New Roman"/>
+                <w:sz w:val="24"/>
+                <w:szCs w:val="24"/>
+              </w:rPr>
+              <w:t>The current evaluation identifies hkb_p0138, a two-column page, as the worst held-out page, with CER 0.2131.</w:t>
+            </w:r>
+          </w:p>
+          <w:p>
+            <w:pPr>
+              <w:spacing w:before="100" w:beforeAutospacing="1" w:after="100" w:afterAutospacing="1"/>
+              <w:rPr>
+                <w:rFonts w:ascii="Times New Roman" w:eastAsia="Times New Roman" w:hAnsi="Times New Roman" w:cs="Times New Roman"/>
+                <w:sz w:val="24"/>
+                <w:szCs w:val="24"/>
+              </w:rPr>
+            </w:pPr>
+            <w:r>
+              <w:rPr>
+                <w:rFonts w:ascii="Times New Roman" w:eastAsia="Times New Roman" w:hAnsi="Times New Roman" w:cs="Times New Roman"/>
+                <w:sz w:val="24"/>
+                <w:szCs w:val="24"/>
+              </w:rPr>
+              <w:t>A display box beneath the left column creates an unusual whitespace structure that causes XY-cut reading-order errors and omitted or misplaced text. This exposes the limitation of a whitespace-based method on boxed or non-Manhattan layouts.</w:t>
+            </w:r>
           </w:p>
         </w:tc>
       </w:tr>
@@ -2760,12 +4208,6 @@
         <w:gridCol w:w="5860"/>
       </w:tblGrid>
       <w:tr>
-        <w:tblPrEx>
-          <w:tblCellMar>
-            <w:top w:w="0" w:type="dxa"/>
-            <w:bottom w:w="0" w:type="dxa"/>
-          </w:tblCellMar>
-        </w:tblPrEx>
         <w:tc>
           <w:tcPr>
             <w:tcW w:w="3500" w:type="dxa"/>
@@ -2795,57 +4237,9 @@
                 <w:sz w:val="18"/>
                 <w:szCs w:val="18"/>
               </w:rPr>
-              <w:t>retrieval + rerank, the agent loop + tools, guardrails/HITL, grounding, evaluation — and RL/RLVR if you attempt the bonus.</w:t>
-            </w:r>
-          </w:p>
-          <w:p>
-            <w:r>
-              <w:t>Carry the agent forward: in A3 it must do evidence-gated re-search (widen k on weak evidence, abstain at k_max) — the mandatory agent</w:t>
-            </w:r>
-            <w:r>
-              <w:t>ic behaviour, graded fail-closed in A3.</w:t>
-            </w:r>
-          </w:p>
-        </w:tc>
-        <w:tc>
-          <w:tcPr>
-            <w:tcW w:w="5860" w:type="dxa"/>
-          </w:tcPr>
-          <w:p>
-            <w:pPr>
-              <w:spacing w:after="80"/>
-            </w:pPr>
-          </w:p>
-        </w:tc>
-      </w:tr>
-      <w:tr>
-        <w:tblPrEx>
-          <w:tblCellMar>
-            <w:top w:w="0" w:type="dxa"/>
-            <w:bottom w:w="0" w:type="dxa"/>
-          </w:tblCellMar>
-        </w:tblPrEx>
-        <w:tc>
-          <w:tcPr>
-            <w:tcW w:w="3500" w:type="dxa"/>
-            <w:shd w:val="clear" w:color="auto" w:fill="F2F2F2"/>
-          </w:tcPr>
-          <w:p>
-            <w:pPr>
-              <w:spacing w:after="80"/>
-            </w:pPr>
-            <w:r>
-              <w:rPr>
-                <w:b/>
-                <w:bCs/>
-              </w:rPr>
-              <w:t>Our evaluation set</w:t>
-            </w:r>
-          </w:p>
-          <w:p>
-            <w:pPr>
-              <w:spacing w:after="80"/>
-            </w:pPr>
+              <w:t xml:space="preserve">retrieval + </w:t>
+            </w:r>
+            <w:proofErr w:type="spellStart"/>
             <w:r>
               <w:rPr>
                 <w:i/>
@@ -2854,49 +4248,9 @@
                 <w:sz w:val="18"/>
                 <w:szCs w:val="18"/>
               </w:rPr>
-              <w:t>how you'll write tasks.jsonl for YOUR domain — the questions your real user would ask; include enough checkable (verifiable) items and abstention cases.</w:t>
-            </w:r>
-          </w:p>
-        </w:tc>
-        <w:tc>
-          <w:tcPr>
-            <w:tcW w:w="5860" w:type="dxa"/>
-          </w:tcPr>
-          <w:p>
-            <w:pPr>
-              <w:spacing w:after="80"/>
-            </w:pPr>
-          </w:p>
-        </w:tc>
-      </w:tr>
-      <w:tr>
-        <w:tblPrEx>
-          <w:tblCellMar>
-            <w:top w:w="0" w:type="dxa"/>
-            <w:bottom w:w="0" w:type="dxa"/>
-          </w:tblCellMar>
-        </w:tblPrEx>
-        <w:tc>
-          <w:tcPr>
-            <w:tcW w:w="3500" w:type="dxa"/>
-            <w:shd w:val="clear" w:color="auto" w:fill="F2F2F2"/>
-          </w:tcPr>
-          <w:p>
-            <w:pPr>
-              <w:spacing w:after="80"/>
-            </w:pPr>
-            <w:r>
-              <w:rPr>
-                <w:b/>
-                <w:bCs/>
-              </w:rPr>
-              <w:t>Biggest risk / unknown</w:t>
-            </w:r>
-          </w:p>
-          <w:p>
-            <w:pPr>
-              <w:spacing w:after="80"/>
-            </w:pPr>
+              <w:t>rerank</w:t>
+            </w:r>
+            <w:proofErr w:type="spellEnd"/>
             <w:r>
               <w:rPr>
                 <w:i/>
@@ -2905,6 +4259,815 @@
                 <w:sz w:val="18"/>
                 <w:szCs w:val="18"/>
               </w:rPr>
+              <w:t>, the agent loop + tools, guardrails/HITL, grounding, evaluation — and RL/RLVR if you attempt the bonus.</w:t>
+            </w:r>
+          </w:p>
+          <w:p>
+            <w:r>
+              <w:t xml:space="preserve">Carry the agent forward: in A3 it must do evidence-gated re-search (widen k on weak evidence, abstain at </w:t>
+            </w:r>
+            <w:proofErr w:type="spellStart"/>
+            <w:r>
+              <w:t>k_max</w:t>
+            </w:r>
+            <w:proofErr w:type="spellEnd"/>
+            <w:r>
+              <w:t xml:space="preserve">) — the mandatory agentic </w:t>
+            </w:r>
+            <w:proofErr w:type="spellStart"/>
+            <w:r>
+              <w:t>behaviour</w:t>
+            </w:r>
+            <w:proofErr w:type="spellEnd"/>
+            <w:r>
+              <w:t>, graded fail-closed in A3.</w:t>
+            </w:r>
+          </w:p>
+        </w:tc>
+        <w:tc>
+          <w:tcPr>
+            <w:tcW w:w="5860" w:type="dxa"/>
+          </w:tcPr>
+          <w:p>
+            <w:pPr>
+              <w:spacing w:before="100" w:beforeAutospacing="1" w:after="100" w:afterAutospacing="1"/>
+              <w:rPr>
+                <w:rFonts w:ascii="Times New Roman" w:eastAsia="Times New Roman" w:hAnsi="Times New Roman" w:cs="Times New Roman"/>
+                <w:sz w:val="24"/>
+                <w:szCs w:val="24"/>
+              </w:rPr>
+            </w:pPr>
+            <w:r>
+              <w:rPr>
+                <w:rFonts w:ascii="Times New Roman" w:eastAsia="Times New Roman" w:hAnsi="Times New Roman" w:cs="Times New Roman"/>
+                <w:sz w:val="24"/>
+                <w:szCs w:val="24"/>
+              </w:rPr>
+              <w:t>In A3 we will turn the knowledge base into a grounded answering agent. Dense retrieval is already available, but the remaining work includes:</w:t>
+            </w:r>
+          </w:p>
+          <w:p>
+            <w:pPr>
+              <w:numPr>
+                <w:ilvl w:val="0"/>
+                <w:numId w:val="5"/>
+              </w:numPr>
+              <w:spacing w:before="100" w:beforeAutospacing="1" w:after="100" w:afterAutospacing="1"/>
+              <w:rPr>
+                <w:rFonts w:ascii="Times New Roman" w:eastAsia="Times New Roman" w:hAnsi="Times New Roman" w:cs="Times New Roman"/>
+                <w:sz w:val="24"/>
+                <w:szCs w:val="24"/>
+              </w:rPr>
+            </w:pPr>
+            <w:r>
+              <w:rPr>
+                <w:rFonts w:ascii="Times New Roman" w:eastAsia="Times New Roman" w:hAnsi="Times New Roman" w:cs="Times New Roman"/>
+                <w:sz w:val="24"/>
+                <w:szCs w:val="24"/>
+              </w:rPr>
+              <w:t>Implement the LLM client and corpus-specific prompts.</w:t>
+            </w:r>
+          </w:p>
+          <w:p>
+            <w:pPr>
+              <w:numPr>
+                <w:ilvl w:val="0"/>
+                <w:numId w:val="5"/>
+              </w:numPr>
+              <w:spacing w:before="100" w:beforeAutospacing="1" w:after="100" w:afterAutospacing="1"/>
+              <w:rPr>
+                <w:rFonts w:ascii="Times New Roman" w:eastAsia="Times New Roman" w:hAnsi="Times New Roman" w:cs="Times New Roman"/>
+                <w:sz w:val="24"/>
+                <w:szCs w:val="24"/>
+              </w:rPr>
+            </w:pPr>
+            <w:r>
+              <w:rPr>
+                <w:rFonts w:ascii="Times New Roman" w:eastAsia="Times New Roman" w:hAnsi="Times New Roman" w:cs="Times New Roman"/>
+                <w:sz w:val="24"/>
+                <w:szCs w:val="24"/>
+              </w:rPr>
+              <w:t>Implement the agent tools and tool dispatch.</w:t>
+            </w:r>
+          </w:p>
+          <w:p>
+            <w:pPr>
+              <w:numPr>
+                <w:ilvl w:val="0"/>
+                <w:numId w:val="5"/>
+              </w:numPr>
+              <w:spacing w:before="100" w:beforeAutospacing="1" w:after="100" w:afterAutospacing="1"/>
+              <w:rPr>
+                <w:rFonts w:ascii="Times New Roman" w:eastAsia="Times New Roman" w:hAnsi="Times New Roman" w:cs="Times New Roman"/>
+                <w:sz w:val="24"/>
+                <w:szCs w:val="24"/>
+              </w:rPr>
+            </w:pPr>
+            <w:r>
+              <w:rPr>
+                <w:rFonts w:ascii="Times New Roman" w:eastAsia="Times New Roman" w:hAnsi="Times New Roman" w:cs="Times New Roman"/>
+                <w:sz w:val="24"/>
+                <w:szCs w:val="24"/>
+              </w:rPr>
+              <w:t xml:space="preserve">Implement </w:t>
+            </w:r>
+            <w:r>
+              <w:rPr>
+                <w:rFonts w:ascii="Courier New" w:eastAsia="Times New Roman" w:hAnsi="Courier New" w:cs="Courier New"/>
+                <w:sz w:val="20"/>
+                <w:szCs w:val="20"/>
+              </w:rPr>
+              <w:t>decide()</w:t>
+            </w:r>
+            <w:r>
+              <w:rPr>
+                <w:rFonts w:ascii="Times New Roman" w:eastAsia="Times New Roman" w:hAnsi="Times New Roman" w:cs="Times New Roman"/>
+                <w:sz w:val="24"/>
+                <w:szCs w:val="24"/>
+              </w:rPr>
+              <w:t xml:space="preserve">, </w:t>
+            </w:r>
+            <w:r>
+              <w:rPr>
+                <w:rFonts w:ascii="Courier New" w:eastAsia="Times New Roman" w:hAnsi="Courier New" w:cs="Courier New"/>
+                <w:sz w:val="20"/>
+                <w:szCs w:val="20"/>
+              </w:rPr>
+              <w:t>act()</w:t>
+            </w:r>
+            <w:r>
+              <w:rPr>
+                <w:rFonts w:ascii="Times New Roman" w:eastAsia="Times New Roman" w:hAnsi="Times New Roman" w:cs="Times New Roman"/>
+                <w:sz w:val="24"/>
+                <w:szCs w:val="24"/>
+              </w:rPr>
+              <w:t xml:space="preserve">, and </w:t>
+            </w:r>
+            <w:r>
+              <w:rPr>
+                <w:rFonts w:ascii="Courier New" w:eastAsia="Times New Roman" w:hAnsi="Courier New" w:cs="Courier New"/>
+                <w:sz w:val="20"/>
+                <w:szCs w:val="20"/>
+              </w:rPr>
+              <w:t>synthesize()</w:t>
+            </w:r>
+            <w:r>
+              <w:rPr>
+                <w:rFonts w:ascii="Times New Roman" w:eastAsia="Times New Roman" w:hAnsi="Times New Roman" w:cs="Times New Roman"/>
+                <w:sz w:val="24"/>
+                <w:szCs w:val="24"/>
+              </w:rPr>
+              <w:t>.</w:t>
+            </w:r>
+          </w:p>
+          <w:p>
+            <w:pPr>
+              <w:numPr>
+                <w:ilvl w:val="0"/>
+                <w:numId w:val="5"/>
+              </w:numPr>
+              <w:spacing w:before="100" w:beforeAutospacing="1" w:after="100" w:afterAutospacing="1"/>
+              <w:rPr>
+                <w:rFonts w:ascii="Times New Roman" w:eastAsia="Times New Roman" w:hAnsi="Times New Roman" w:cs="Times New Roman"/>
+                <w:sz w:val="24"/>
+                <w:szCs w:val="24"/>
+              </w:rPr>
+            </w:pPr>
+            <w:r>
+              <w:rPr>
+                <w:rFonts w:ascii="Times New Roman" w:eastAsia="Times New Roman" w:hAnsi="Times New Roman" w:cs="Times New Roman"/>
+                <w:sz w:val="24"/>
+                <w:szCs w:val="24"/>
+              </w:rPr>
+              <w:t xml:space="preserve">Perform evidence-gated re-search: begin at </w:t>
+            </w:r>
+            <w:r>
+              <w:rPr>
+                <w:rFonts w:ascii="Courier New" w:eastAsia="Times New Roman" w:hAnsi="Courier New" w:cs="Courier New"/>
+                <w:sz w:val="20"/>
+                <w:szCs w:val="20"/>
+              </w:rPr>
+              <w:t>k=10</w:t>
+            </w:r>
+            <w:r>
+              <w:rPr>
+                <w:rFonts w:ascii="Times New Roman" w:eastAsia="Times New Roman" w:hAnsi="Times New Roman" w:cs="Times New Roman"/>
+                <w:sz w:val="24"/>
+                <w:szCs w:val="24"/>
+              </w:rPr>
+              <w:t xml:space="preserve">, widen by 10 when the top score is below 0.35, and abstain after </w:t>
+            </w:r>
+            <w:r>
+              <w:rPr>
+                <w:rFonts w:ascii="Courier New" w:eastAsia="Times New Roman" w:hAnsi="Courier New" w:cs="Courier New"/>
+                <w:sz w:val="20"/>
+                <w:szCs w:val="20"/>
+              </w:rPr>
+              <w:t>k=40</w:t>
+            </w:r>
+            <w:r>
+              <w:rPr>
+                <w:rFonts w:ascii="Times New Roman" w:eastAsia="Times New Roman" w:hAnsi="Times New Roman" w:cs="Times New Roman"/>
+                <w:sz w:val="24"/>
+                <w:szCs w:val="24"/>
+              </w:rPr>
+              <w:t xml:space="preserve"> if evidence remains weak.</w:t>
+            </w:r>
+          </w:p>
+          <w:p>
+            <w:pPr>
+              <w:numPr>
+                <w:ilvl w:val="0"/>
+                <w:numId w:val="5"/>
+              </w:numPr>
+              <w:spacing w:before="100" w:beforeAutospacing="1" w:after="100" w:afterAutospacing="1"/>
+              <w:rPr>
+                <w:rFonts w:ascii="Times New Roman" w:eastAsia="Times New Roman" w:hAnsi="Times New Roman" w:cs="Times New Roman"/>
+                <w:sz w:val="24"/>
+                <w:szCs w:val="24"/>
+              </w:rPr>
+            </w:pPr>
+            <w:r>
+              <w:rPr>
+                <w:rFonts w:ascii="Times New Roman" w:eastAsia="Times New Roman" w:hAnsi="Times New Roman" w:cs="Times New Roman"/>
+                <w:sz w:val="24"/>
+                <w:szCs w:val="24"/>
+              </w:rPr>
+              <w:t>Implement grounded answer formatting, citations, confidence, and abstention.</w:t>
+            </w:r>
+          </w:p>
+          <w:p>
+            <w:pPr>
+              <w:numPr>
+                <w:ilvl w:val="0"/>
+                <w:numId w:val="5"/>
+              </w:numPr>
+              <w:spacing w:before="100" w:beforeAutospacing="1" w:after="100" w:afterAutospacing="1"/>
+              <w:rPr>
+                <w:rFonts w:ascii="Times New Roman" w:eastAsia="Times New Roman" w:hAnsi="Times New Roman" w:cs="Times New Roman"/>
+                <w:sz w:val="24"/>
+                <w:szCs w:val="24"/>
+              </w:rPr>
+            </w:pPr>
+            <w:r>
+              <w:rPr>
+                <w:rFonts w:ascii="Times New Roman" w:eastAsia="Times New Roman" w:hAnsi="Times New Roman" w:cs="Times New Roman"/>
+                <w:sz w:val="24"/>
+                <w:szCs w:val="24"/>
+              </w:rPr>
+              <w:t>Complete guardrails, budget enforcement, and agent tracing.</w:t>
+            </w:r>
+          </w:p>
+          <w:p>
+            <w:pPr>
+              <w:numPr>
+                <w:ilvl w:val="0"/>
+                <w:numId w:val="5"/>
+              </w:numPr>
+              <w:spacing w:before="100" w:beforeAutospacing="1" w:after="100" w:afterAutospacing="1"/>
+              <w:rPr>
+                <w:rFonts w:ascii="Times New Roman" w:eastAsia="Times New Roman" w:hAnsi="Times New Roman" w:cs="Times New Roman"/>
+                <w:sz w:val="24"/>
+                <w:szCs w:val="24"/>
+              </w:rPr>
+            </w:pPr>
+            <w:r>
+              <w:rPr>
+                <w:rFonts w:ascii="Times New Roman" w:eastAsia="Times New Roman" w:hAnsi="Times New Roman" w:cs="Times New Roman"/>
+                <w:sz w:val="24"/>
+                <w:szCs w:val="24"/>
+              </w:rPr>
+              <w:t>Author the domain-specific task suite and success checker.</w:t>
+            </w:r>
+          </w:p>
+          <w:p>
+            <w:pPr>
+              <w:numPr>
+                <w:ilvl w:val="0"/>
+                <w:numId w:val="5"/>
+              </w:numPr>
+              <w:spacing w:before="100" w:beforeAutospacing="1" w:after="100" w:afterAutospacing="1"/>
+              <w:rPr>
+                <w:rFonts w:ascii="Times New Roman" w:eastAsia="Times New Roman" w:hAnsi="Times New Roman" w:cs="Times New Roman"/>
+                <w:sz w:val="24"/>
+                <w:szCs w:val="24"/>
+              </w:rPr>
+            </w:pPr>
+            <w:r>
+              <w:rPr>
+                <w:rFonts w:ascii="Times New Roman" w:eastAsia="Times New Roman" w:hAnsi="Times New Roman" w:cs="Times New Roman"/>
+                <w:sz w:val="24"/>
+                <w:szCs w:val="24"/>
+              </w:rPr>
+              <w:t xml:space="preserve">Measure </w:t>
+            </w:r>
+            <w:proofErr w:type="spellStart"/>
+            <w:r>
+              <w:rPr>
+                <w:rFonts w:ascii="Times New Roman" w:eastAsia="Times New Roman" w:hAnsi="Times New Roman" w:cs="Times New Roman"/>
+                <w:sz w:val="24"/>
+                <w:szCs w:val="24"/>
+              </w:rPr>
+              <w:t>recall@k</w:t>
+            </w:r>
+            <w:proofErr w:type="spellEnd"/>
+            <w:r>
+              <w:rPr>
+                <w:rFonts w:ascii="Times New Roman" w:eastAsia="Times New Roman" w:hAnsi="Times New Roman" w:cs="Times New Roman"/>
+                <w:sz w:val="24"/>
+                <w:szCs w:val="24"/>
+              </w:rPr>
+              <w:t xml:space="preserve">, </w:t>
+            </w:r>
+            <w:proofErr w:type="spellStart"/>
+            <w:r>
+              <w:rPr>
+                <w:rFonts w:ascii="Times New Roman" w:eastAsia="Times New Roman" w:hAnsi="Times New Roman" w:cs="Times New Roman"/>
+                <w:sz w:val="24"/>
+                <w:szCs w:val="24"/>
+              </w:rPr>
+              <w:t>groundedness</w:t>
+            </w:r>
+            <w:proofErr w:type="spellEnd"/>
+            <w:r>
+              <w:rPr>
+                <w:rFonts w:ascii="Times New Roman" w:eastAsia="Times New Roman" w:hAnsi="Times New Roman" w:cs="Times New Roman"/>
+                <w:sz w:val="24"/>
+                <w:szCs w:val="24"/>
+              </w:rPr>
+              <w:t>, citation accuracy, and ablations.</w:t>
+            </w:r>
+          </w:p>
+          <w:p>
+            <w:pPr>
+              <w:numPr>
+                <w:ilvl w:val="0"/>
+                <w:numId w:val="5"/>
+              </w:numPr>
+              <w:spacing w:before="100" w:beforeAutospacing="1" w:after="100" w:afterAutospacing="1"/>
+              <w:rPr>
+                <w:rFonts w:ascii="Times New Roman" w:eastAsia="Times New Roman" w:hAnsi="Times New Roman" w:cs="Times New Roman"/>
+                <w:sz w:val="24"/>
+                <w:szCs w:val="24"/>
+              </w:rPr>
+            </w:pPr>
+            <w:r>
+              <w:rPr>
+                <w:rFonts w:ascii="Times New Roman" w:eastAsia="Times New Roman" w:hAnsi="Times New Roman" w:cs="Times New Roman"/>
+                <w:sz w:val="24"/>
+                <w:szCs w:val="24"/>
+              </w:rPr>
+              <w:lastRenderedPageBreak/>
+              <w:t>Implement temperature scaling and evaluate the primary calibrated-confidence target of ECE ≤ 0.05 using 10 equal-mass bins.</w:t>
+            </w:r>
+          </w:p>
+          <w:p>
+            <w:pPr>
+              <w:numPr>
+                <w:ilvl w:val="0"/>
+                <w:numId w:val="5"/>
+              </w:numPr>
+              <w:spacing w:before="100" w:beforeAutospacing="1" w:after="100" w:afterAutospacing="1"/>
+              <w:rPr>
+                <w:rFonts w:ascii="Times New Roman" w:eastAsia="Times New Roman" w:hAnsi="Times New Roman" w:cs="Times New Roman"/>
+                <w:sz w:val="24"/>
+                <w:szCs w:val="24"/>
+              </w:rPr>
+            </w:pPr>
+            <w:r>
+              <w:rPr>
+                <w:rFonts w:ascii="Times New Roman" w:eastAsia="Times New Roman" w:hAnsi="Times New Roman" w:cs="Times New Roman"/>
+                <w:sz w:val="24"/>
+                <w:szCs w:val="24"/>
+              </w:rPr>
+              <w:t>Implement reranking only if evaluation shows that dense retrieval precision needs it.</w:t>
+            </w:r>
+          </w:p>
+          <w:p>
+            <w:pPr>
+              <w:spacing w:before="100" w:beforeAutospacing="1" w:after="100" w:afterAutospacing="1"/>
+              <w:rPr>
+                <w:rFonts w:ascii="Times New Roman" w:eastAsia="Times New Roman" w:hAnsi="Times New Roman" w:cs="Times New Roman"/>
+                <w:sz w:val="24"/>
+                <w:szCs w:val="24"/>
+              </w:rPr>
+            </w:pPr>
+            <w:r>
+              <w:rPr>
+                <w:rFonts w:ascii="Times New Roman" w:eastAsia="Times New Roman" w:hAnsi="Times New Roman" w:cs="Times New Roman"/>
+                <w:sz w:val="24"/>
+                <w:szCs w:val="24"/>
+              </w:rPr>
+              <w:t>RL/RLVR will remain bonus work unless the mandatory A3 pipeline and evaluation are complete.</w:t>
+            </w:r>
+          </w:p>
+          <w:p>
+            <w:pPr>
+              <w:spacing w:after="80"/>
+            </w:pPr>
+          </w:p>
+          <w:p>
+            <w:pPr>
+              <w:spacing w:after="80"/>
+            </w:pPr>
+          </w:p>
+          <w:p>
+            <w:pPr>
+              <w:spacing w:after="80"/>
+            </w:pPr>
+          </w:p>
+        </w:tc>
+      </w:tr>
+      <w:tr>
+        <w:tc>
+          <w:tcPr>
+            <w:tcW w:w="3500" w:type="dxa"/>
+            <w:shd w:val="clear" w:color="auto" w:fill="F2F2F2"/>
+          </w:tcPr>
+          <w:p>
+            <w:pPr>
+              <w:spacing w:after="80"/>
+            </w:pPr>
+            <w:r>
+              <w:rPr>
+                <w:b/>
+                <w:bCs/>
+              </w:rPr>
+              <w:lastRenderedPageBreak/>
+              <w:t>Our evaluation set</w:t>
+            </w:r>
+          </w:p>
+          <w:p>
+            <w:pPr>
+              <w:spacing w:after="80"/>
+            </w:pPr>
+            <w:r>
+              <w:rPr>
+                <w:i/>
+                <w:iCs/>
+                <w:color w:val="595959"/>
+                <w:sz w:val="18"/>
+                <w:szCs w:val="18"/>
+              </w:rPr>
+              <w:t xml:space="preserve">how you'll write </w:t>
+            </w:r>
+            <w:proofErr w:type="spellStart"/>
+            <w:r>
+              <w:rPr>
+                <w:i/>
+                <w:iCs/>
+                <w:color w:val="595959"/>
+                <w:sz w:val="18"/>
+                <w:szCs w:val="18"/>
+              </w:rPr>
+              <w:t>tasks.jsonl</w:t>
+            </w:r>
+            <w:proofErr w:type="spellEnd"/>
+            <w:r>
+              <w:rPr>
+                <w:i/>
+                <w:iCs/>
+                <w:color w:val="595959"/>
+                <w:sz w:val="18"/>
+                <w:szCs w:val="18"/>
+              </w:rPr>
+              <w:t xml:space="preserve"> for YOUR domain — the questions your real user would ask; include enough checkable (verifiable) items and abstention cases.</w:t>
+            </w:r>
+          </w:p>
+        </w:tc>
+        <w:tc>
+          <w:tcPr>
+            <w:tcW w:w="5860" w:type="dxa"/>
+          </w:tcPr>
+          <w:p>
+            <w:pPr>
+              <w:spacing w:before="100" w:beforeAutospacing="1" w:after="100" w:afterAutospacing="1"/>
+              <w:rPr>
+                <w:rFonts w:ascii="Times New Roman" w:eastAsia="Times New Roman" w:hAnsi="Times New Roman" w:cs="Times New Roman"/>
+                <w:sz w:val="24"/>
+                <w:szCs w:val="24"/>
+              </w:rPr>
+            </w:pPr>
+            <w:r>
+              <w:rPr>
+                <w:rFonts w:ascii="Times New Roman" w:eastAsia="Times New Roman" w:hAnsi="Times New Roman" w:cs="Times New Roman"/>
+                <w:sz w:val="24"/>
+                <w:szCs w:val="24"/>
+              </w:rPr>
+              <w:t>We will author questions that reflect the needs of food historians and heritage-cookery researchers. Each task will include the question, verifiable/judged flags, a gold answer, gold page IDs, and whether re-search is required.</w:t>
+            </w:r>
+          </w:p>
+          <w:p>
+            <w:pPr>
+              <w:spacing w:before="100" w:beforeAutospacing="1" w:after="100" w:afterAutospacing="1"/>
+              <w:rPr>
+                <w:rFonts w:ascii="Times New Roman" w:eastAsia="Times New Roman" w:hAnsi="Times New Roman" w:cs="Times New Roman"/>
+                <w:sz w:val="24"/>
+                <w:szCs w:val="24"/>
+              </w:rPr>
+            </w:pPr>
+            <w:r>
+              <w:rPr>
+                <w:rFonts w:ascii="Times New Roman" w:eastAsia="Times New Roman" w:hAnsi="Times New Roman" w:cs="Times New Roman"/>
+                <w:sz w:val="24"/>
+                <w:szCs w:val="24"/>
+              </w:rPr>
+              <w:t>The suite will include:</w:t>
+            </w:r>
+          </w:p>
+          <w:p>
+            <w:pPr>
+              <w:numPr>
+                <w:ilvl w:val="0"/>
+                <w:numId w:val="6"/>
+              </w:numPr>
+              <w:spacing w:before="100" w:beforeAutospacing="1" w:after="100" w:afterAutospacing="1"/>
+              <w:rPr>
+                <w:rFonts w:ascii="Times New Roman" w:eastAsia="Times New Roman" w:hAnsi="Times New Roman" w:cs="Times New Roman"/>
+                <w:sz w:val="24"/>
+                <w:szCs w:val="24"/>
+              </w:rPr>
+            </w:pPr>
+            <w:r>
+              <w:rPr>
+                <w:rFonts w:ascii="Times New Roman" w:eastAsia="Times New Roman" w:hAnsi="Times New Roman" w:cs="Times New Roman"/>
+                <w:sz w:val="24"/>
+                <w:szCs w:val="24"/>
+              </w:rPr>
+              <w:t xml:space="preserve">Exact factual questions, such as the three qualities required of salad plants on page </w:t>
+            </w:r>
+            <w:r>
+              <w:rPr>
+                <w:rFonts w:ascii="Courier New" w:eastAsia="Times New Roman" w:hAnsi="Courier New" w:cs="Courier New"/>
+                <w:sz w:val="20"/>
+                <w:szCs w:val="20"/>
+              </w:rPr>
+              <w:t>hkb_p0286</w:t>
+            </w:r>
+            <w:r>
+              <w:rPr>
+                <w:rFonts w:ascii="Times New Roman" w:eastAsia="Times New Roman" w:hAnsi="Times New Roman" w:cs="Times New Roman"/>
+                <w:sz w:val="24"/>
+                <w:szCs w:val="24"/>
+              </w:rPr>
+              <w:t>: tender, cold, and crisp.</w:t>
+            </w:r>
+          </w:p>
+          <w:p>
+            <w:pPr>
+              <w:numPr>
+                <w:ilvl w:val="0"/>
+                <w:numId w:val="6"/>
+              </w:numPr>
+              <w:spacing w:before="100" w:beforeAutospacing="1" w:after="100" w:afterAutospacing="1"/>
+              <w:rPr>
+                <w:rFonts w:ascii="Times New Roman" w:eastAsia="Times New Roman" w:hAnsi="Times New Roman" w:cs="Times New Roman"/>
+                <w:sz w:val="24"/>
+                <w:szCs w:val="24"/>
+              </w:rPr>
+            </w:pPr>
+            <w:r>
+              <w:rPr>
+                <w:rFonts w:ascii="Times New Roman" w:eastAsia="Times New Roman" w:hAnsi="Times New Roman" w:cs="Times New Roman"/>
+                <w:sz w:val="24"/>
+                <w:szCs w:val="24"/>
+              </w:rPr>
+              <w:t xml:space="preserve">Procedural questions, such as how the manual defines sautéing on page </w:t>
+            </w:r>
+            <w:r>
+              <w:rPr>
+                <w:rFonts w:ascii="Courier New" w:eastAsia="Times New Roman" w:hAnsi="Courier New" w:cs="Courier New"/>
+                <w:sz w:val="20"/>
+                <w:szCs w:val="20"/>
+              </w:rPr>
+              <w:t>hkb_p0224</w:t>
+            </w:r>
+            <w:r>
+              <w:rPr>
+                <w:rFonts w:ascii="Times New Roman" w:eastAsia="Times New Roman" w:hAnsi="Times New Roman" w:cs="Times New Roman"/>
+                <w:sz w:val="24"/>
+                <w:szCs w:val="24"/>
+              </w:rPr>
+              <w:t>.</w:t>
+            </w:r>
+          </w:p>
+          <w:p>
+            <w:pPr>
+              <w:numPr>
+                <w:ilvl w:val="0"/>
+                <w:numId w:val="6"/>
+              </w:numPr>
+              <w:spacing w:before="100" w:beforeAutospacing="1" w:after="100" w:afterAutospacing="1"/>
+              <w:rPr>
+                <w:rFonts w:ascii="Times New Roman" w:eastAsia="Times New Roman" w:hAnsi="Times New Roman" w:cs="Times New Roman"/>
+                <w:sz w:val="24"/>
+                <w:szCs w:val="24"/>
+              </w:rPr>
+            </w:pPr>
+            <w:r>
+              <w:rPr>
+                <w:rFonts w:ascii="Times New Roman" w:eastAsia="Times New Roman" w:hAnsi="Times New Roman" w:cs="Times New Roman"/>
+                <w:sz w:val="24"/>
+                <w:szCs w:val="24"/>
+              </w:rPr>
+              <w:t>Ingredient and quantity extraction questions from recipes.</w:t>
+            </w:r>
+          </w:p>
+          <w:p>
+            <w:pPr>
+              <w:numPr>
+                <w:ilvl w:val="0"/>
+                <w:numId w:val="6"/>
+              </w:numPr>
+              <w:spacing w:before="100" w:beforeAutospacing="1" w:after="100" w:afterAutospacing="1"/>
+              <w:rPr>
+                <w:rFonts w:ascii="Times New Roman" w:eastAsia="Times New Roman" w:hAnsi="Times New Roman" w:cs="Times New Roman"/>
+                <w:sz w:val="24"/>
+                <w:szCs w:val="24"/>
+              </w:rPr>
+            </w:pPr>
+            <w:r>
+              <w:rPr>
+                <w:rFonts w:ascii="Times New Roman" w:eastAsia="Times New Roman" w:hAnsi="Times New Roman" w:cs="Times New Roman"/>
+                <w:sz w:val="24"/>
+                <w:szCs w:val="24"/>
+              </w:rPr>
+              <w:t>Questions comparing preparation techniques across multiple passages.</w:t>
+            </w:r>
+          </w:p>
+          <w:p>
+            <w:pPr>
+              <w:numPr>
+                <w:ilvl w:val="0"/>
+                <w:numId w:val="6"/>
+              </w:numPr>
+              <w:spacing w:before="100" w:beforeAutospacing="1" w:after="100" w:afterAutospacing="1"/>
+              <w:rPr>
+                <w:rFonts w:ascii="Times New Roman" w:eastAsia="Times New Roman" w:hAnsi="Times New Roman" w:cs="Times New Roman"/>
+                <w:sz w:val="24"/>
+                <w:szCs w:val="24"/>
+              </w:rPr>
+            </w:pPr>
+            <w:r>
+              <w:rPr>
+                <w:rFonts w:ascii="Times New Roman" w:eastAsia="Times New Roman" w:hAnsi="Times New Roman" w:cs="Times New Roman"/>
+                <w:sz w:val="24"/>
+                <w:szCs w:val="24"/>
+              </w:rPr>
+              <w:t xml:space="preserve">At least one paired control and trigger task using </w:t>
+            </w:r>
+            <w:proofErr w:type="spellStart"/>
+            <w:r>
+              <w:rPr>
+                <w:rFonts w:ascii="Courier New" w:eastAsia="Times New Roman" w:hAnsi="Courier New" w:cs="Courier New"/>
+                <w:sz w:val="20"/>
+                <w:szCs w:val="20"/>
+              </w:rPr>
+              <w:t>needs_research</w:t>
+            </w:r>
+            <w:proofErr w:type="spellEnd"/>
+            <w:r>
+              <w:rPr>
+                <w:rFonts w:ascii="Courier New" w:eastAsia="Times New Roman" w:hAnsi="Courier New" w:cs="Courier New"/>
+                <w:sz w:val="20"/>
+                <w:szCs w:val="20"/>
+              </w:rPr>
+              <w:t>: false</w:t>
+            </w:r>
+            <w:r>
+              <w:rPr>
+                <w:rFonts w:ascii="Times New Roman" w:eastAsia="Times New Roman" w:hAnsi="Times New Roman" w:cs="Times New Roman"/>
+                <w:sz w:val="24"/>
+                <w:szCs w:val="24"/>
+              </w:rPr>
+              <w:t xml:space="preserve"> and </w:t>
+            </w:r>
+            <w:proofErr w:type="spellStart"/>
+            <w:r>
+              <w:rPr>
+                <w:rFonts w:ascii="Courier New" w:eastAsia="Times New Roman" w:hAnsi="Courier New" w:cs="Courier New"/>
+                <w:sz w:val="20"/>
+                <w:szCs w:val="20"/>
+              </w:rPr>
+              <w:t>needs_research</w:t>
+            </w:r>
+            <w:proofErr w:type="spellEnd"/>
+            <w:r>
+              <w:rPr>
+                <w:rFonts w:ascii="Courier New" w:eastAsia="Times New Roman" w:hAnsi="Courier New" w:cs="Courier New"/>
+                <w:sz w:val="20"/>
+                <w:szCs w:val="20"/>
+              </w:rPr>
+              <w:t>: true</w:t>
+            </w:r>
+            <w:r>
+              <w:rPr>
+                <w:rFonts w:ascii="Times New Roman" w:eastAsia="Times New Roman" w:hAnsi="Times New Roman" w:cs="Times New Roman"/>
+                <w:sz w:val="24"/>
+                <w:szCs w:val="24"/>
+              </w:rPr>
+              <w:t>.</w:t>
+            </w:r>
+          </w:p>
+          <w:p>
+            <w:pPr>
+              <w:numPr>
+                <w:ilvl w:val="0"/>
+                <w:numId w:val="6"/>
+              </w:numPr>
+              <w:spacing w:before="100" w:beforeAutospacing="1" w:after="100" w:afterAutospacing="1"/>
+              <w:rPr>
+                <w:rFonts w:ascii="Times New Roman" w:eastAsia="Times New Roman" w:hAnsi="Times New Roman" w:cs="Times New Roman"/>
+                <w:sz w:val="24"/>
+                <w:szCs w:val="24"/>
+              </w:rPr>
+            </w:pPr>
+            <w:r>
+              <w:rPr>
+                <w:rFonts w:ascii="Times New Roman" w:eastAsia="Times New Roman" w:hAnsi="Times New Roman" w:cs="Times New Roman"/>
+                <w:sz w:val="24"/>
+                <w:szCs w:val="24"/>
+              </w:rPr>
+              <w:t>Out-of-corpus questions whose correct result is “insufficient evidence.”</w:t>
+            </w:r>
+          </w:p>
+          <w:p>
+            <w:pPr>
+              <w:numPr>
+                <w:ilvl w:val="0"/>
+                <w:numId w:val="6"/>
+              </w:numPr>
+              <w:spacing w:before="100" w:beforeAutospacing="1" w:after="100" w:afterAutospacing="1"/>
+              <w:rPr>
+                <w:rFonts w:ascii="Times New Roman" w:eastAsia="Times New Roman" w:hAnsi="Times New Roman" w:cs="Times New Roman"/>
+                <w:sz w:val="24"/>
+                <w:szCs w:val="24"/>
+              </w:rPr>
+            </w:pPr>
+            <w:r>
+              <w:rPr>
+                <w:rFonts w:ascii="Times New Roman" w:eastAsia="Times New Roman" w:hAnsi="Times New Roman" w:cs="Times New Roman"/>
+                <w:sz w:val="24"/>
+                <w:szCs w:val="24"/>
+              </w:rPr>
+              <w:t>Judged historical-summary questions with an explicit human or LLM-judge rubric.</w:t>
+            </w:r>
+          </w:p>
+          <w:p>
+            <w:pPr>
+              <w:spacing w:before="100" w:beforeAutospacing="1" w:after="100" w:afterAutospacing="1"/>
+              <w:rPr>
+                <w:rFonts w:ascii="Times New Roman" w:eastAsia="Times New Roman" w:hAnsi="Times New Roman" w:cs="Times New Roman"/>
+                <w:sz w:val="24"/>
+                <w:szCs w:val="24"/>
+              </w:rPr>
+            </w:pPr>
+            <w:r>
+              <w:rPr>
+                <w:rFonts w:ascii="Times New Roman" w:eastAsia="Times New Roman" w:hAnsi="Times New Roman" w:cs="Times New Roman"/>
+                <w:sz w:val="24"/>
+                <w:szCs w:val="24"/>
+              </w:rPr>
+              <w:t>The validation split will be used for selecting retrieval and confidence thresholds. The final test tasks will remain untouched until evaluation.</w:t>
+            </w:r>
+          </w:p>
+          <w:p>
+            <w:pPr>
+              <w:spacing w:after="80"/>
+            </w:pPr>
+          </w:p>
+        </w:tc>
+      </w:tr>
+      <w:tr>
+        <w:tc>
+          <w:tcPr>
+            <w:tcW w:w="3500" w:type="dxa"/>
+            <w:shd w:val="clear" w:color="auto" w:fill="F2F2F2"/>
+          </w:tcPr>
+          <w:p>
+            <w:pPr>
+              <w:spacing w:after="80"/>
+            </w:pPr>
+            <w:r>
+              <w:rPr>
+                <w:b/>
+                <w:bCs/>
+              </w:rPr>
+              <w:t>Biggest risk / unknown</w:t>
+            </w:r>
+          </w:p>
+          <w:p>
+            <w:pPr>
+              <w:spacing w:after="80"/>
+            </w:pPr>
+            <w:r>
+              <w:rPr>
+                <w:i/>
+                <w:iCs/>
+                <w:color w:val="595959"/>
+                <w:sz w:val="18"/>
+                <w:szCs w:val="18"/>
+              </w:rPr>
               <w:t>the thing most likely to break in A3, and your first idea to handle it.</w:t>
             </w:r>
           </w:p>
@@ -2913,6 +5076,69 @@
           <w:tcPr>
             <w:tcW w:w="5860" w:type="dxa"/>
           </w:tcPr>
+          <w:p>
+            <w:pPr>
+              <w:spacing w:before="100" w:beforeAutospacing="1" w:after="100" w:afterAutospacing="1"/>
+              <w:rPr>
+                <w:rFonts w:ascii="Times New Roman" w:eastAsia="Times New Roman" w:hAnsi="Times New Roman" w:cs="Times New Roman"/>
+                <w:sz w:val="24"/>
+                <w:szCs w:val="24"/>
+              </w:rPr>
+            </w:pPr>
+            <w:r>
+              <w:rPr>
+                <w:rFonts w:ascii="Times New Roman" w:eastAsia="Times New Roman" w:hAnsi="Times New Roman" w:cs="Times New Roman"/>
+                <w:sz w:val="24"/>
+                <w:szCs w:val="24"/>
+              </w:rPr>
+              <w:t xml:space="preserve">The largest risk is confidence calibration. The present weak threshold of 0.35 is supported only by a small number of observed queries, not a representative labelled retrieval and answer suite. A score that separates one good query from </w:t>
+            </w:r>
+            <w:r>
+              <w:rPr>
+                <w:rFonts w:ascii="Times New Roman" w:eastAsia="Times New Roman" w:hAnsi="Times New Roman" w:cs="Times New Roman"/>
+                <w:sz w:val="24"/>
+                <w:szCs w:val="24"/>
+              </w:rPr>
+              <w:lastRenderedPageBreak/>
+              <w:t xml:space="preserve">one unrelated query may not </w:t>
+            </w:r>
+            <w:proofErr w:type="spellStart"/>
+            <w:r>
+              <w:rPr>
+                <w:rFonts w:ascii="Times New Roman" w:eastAsia="Times New Roman" w:hAnsi="Times New Roman" w:cs="Times New Roman"/>
+                <w:sz w:val="24"/>
+                <w:szCs w:val="24"/>
+              </w:rPr>
+              <w:t>generalise</w:t>
+            </w:r>
+            <w:proofErr w:type="spellEnd"/>
+            <w:r>
+              <w:rPr>
+                <w:rFonts w:ascii="Times New Roman" w:eastAsia="Times New Roman" w:hAnsi="Times New Roman" w:cs="Times New Roman"/>
+                <w:sz w:val="24"/>
+                <w:szCs w:val="24"/>
+              </w:rPr>
+              <w:t xml:space="preserve"> across recipes, terminology, OCR errors, and historical spellings.</w:t>
+            </w:r>
+          </w:p>
+          <w:p>
+            <w:pPr>
+              <w:spacing w:before="100" w:beforeAutospacing="1" w:after="100" w:afterAutospacing="1"/>
+              <w:rPr>
+                <w:rFonts w:ascii="Times New Roman" w:eastAsia="Times New Roman" w:hAnsi="Times New Roman" w:cs="Times New Roman"/>
+                <w:sz w:val="24"/>
+                <w:szCs w:val="24"/>
+              </w:rPr>
+            </w:pPr>
+            <w:r>
+              <w:rPr>
+                <w:rFonts w:ascii="Times New Roman" w:eastAsia="Times New Roman" w:hAnsi="Times New Roman" w:cs="Times New Roman"/>
+                <w:sz w:val="24"/>
+                <w:szCs w:val="24"/>
+              </w:rPr>
+              <w:t>Our first response will be to create a representative validation task set, measure retrieval recall and answer correctness, examine confidence distributions, choose the abstention threshold only on validation data, apply temperature scaling, and then report ECE on the untouched test suite. We will also report results by layout type so calibration problems caused by OCR/layout failures are visible.</w:t>
+            </w:r>
+          </w:p>
           <w:p>
             <w:pPr>
               <w:spacing w:after="80"/>
@@ -2932,7 +5158,26 @@
           <w:bCs/>
           <w:color w:val="1F3864"/>
         </w:rPr>
-        <w:t>Section 7 — Design Choices &amp; Justification (knowledge-base stages)</w:t>
+        <w:lastRenderedPageBreak/>
+        <w:t>Section 7 — Design Choices &amp; Justification (knowledge-</w:t>
+      </w:r>
+      <w:proofErr w:type="spellStart"/>
+      <w:r>
+        <w:rPr>
+          <w:b/>
+          <w:bCs/>
+          <w:color w:val="1F3864"/>
+        </w:rPr>
+        <w:t>base</w:t>
+      </w:r>
+      <w:proofErr w:type="spellEnd"/>
+      <w:r>
+        <w:rPr>
+          <w:b/>
+          <w:bCs/>
+          <w:color w:val="1F3864"/>
+        </w:rPr>
+        <w:t xml:space="preserve"> stages)</w:t>
       </w:r>
     </w:p>
     <w:p>
@@ -2940,7 +5185,6 @@
         <w:spacing w:after="100"/>
       </w:pPr>
       <w:r>
-        <w:lastRenderedPageBreak/>
         <w:t>Extend the eight-facet table to the stages you built (Stages 1–4). This is the graded design artifact (</w:t>
       </w:r>
       <w:r>
@@ -2980,12 +5224,6 @@
         <w:gridCol w:w="3760"/>
       </w:tblGrid>
       <w:tr>
-        <w:tblPrEx>
-          <w:tblCellMar>
-            <w:top w:w="0" w:type="dxa"/>
-            <w:bottom w:w="0" w:type="dxa"/>
-          </w:tblCellMar>
-        </w:tblPrEx>
         <w:trPr>
           <w:tblHeader/>
         </w:trPr>
@@ -3023,45 +5261,49 @@
                 <w:bCs/>
                 <w:color w:val="FFFFFF"/>
               </w:rPr>
-              <w:t>Our choice across the knowledge-base stages</w:t>
-            </w:r>
-          </w:p>
-        </w:tc>
-        <w:tc>
-          <w:tcPr>
-            <w:tcW w:w="3760" w:type="dxa"/>
-            <w:shd w:val="clear" w:color="auto" w:fill="1F3864"/>
-          </w:tcPr>
-          <w:p>
-            <w:pPr>
-              <w:spacing w:after="80"/>
-            </w:pPr>
+              <w:t>Our choice across the knowledge-</w:t>
+            </w:r>
+            <w:proofErr w:type="spellStart"/>
             <w:r>
               <w:rPr>
                 <w:b/>
                 <w:bCs/>
                 <w:color w:val="FFFFFF"/>
               </w:rPr>
-              <w:t>Why — fi</w:t>
-            </w:r>
+              <w:t>base</w:t>
+            </w:r>
+            <w:proofErr w:type="spellEnd"/>
             <w:r>
               <w:rPr>
                 <w:b/>
                 <w:bCs/>
                 <w:color w:val="FFFFFF"/>
               </w:rPr>
-              <w:t>ts our corpus · what it costs · what would change it</w:t>
+              <w:t xml:space="preserve"> stages</w:t>
+            </w:r>
+          </w:p>
+        </w:tc>
+        <w:tc>
+          <w:tcPr>
+            <w:tcW w:w="3760" w:type="dxa"/>
+            <w:shd w:val="clear" w:color="auto" w:fill="1F3864"/>
+          </w:tcPr>
+          <w:p>
+            <w:pPr>
+              <w:spacing w:after="80"/>
+            </w:pPr>
+            <w:r>
+              <w:rPr>
+                <w:b/>
+                <w:bCs/>
+                <w:color w:val="FFFFFF"/>
+              </w:rPr>
+              <w:t>Why — fits our corpus · what it costs · what would change it</w:t>
             </w:r>
           </w:p>
         </w:tc>
       </w:tr>
       <w:tr>
-        <w:tblPrEx>
-          <w:tblCellMar>
-            <w:top w:w="0" w:type="dxa"/>
-            <w:bottom w:w="0" w:type="dxa"/>
-          </w:tblCellMar>
-        </w:tblPrEx>
         <w:tc>
           <w:tcPr>
             <w:tcW w:w="2200" w:type="dxa"/>
@@ -3084,14 +5326,15 @@
               <w:spacing w:after="80"/>
             </w:pPr>
             <w:r>
-              <w:rPr>
-                <w:i/>
-                <w:iCs/>
-                <w:color w:val="595959"/>
-                <w:sz w:val="18"/>
-                <w:szCs w:val="18"/>
-              </w:rPr>
-              <w:t>what these stages must achieve + success metric</w:t>
+              <w:t xml:space="preserve">Convert a public-domain historical cookbook into searchable, citation-preserving text while handling degraded scans and mixed reading order. The later answer system must achieve </w:t>
+            </w:r>
+            <w:proofErr w:type="spellStart"/>
+            <w:r>
+              <w:t>groundedness</w:t>
+            </w:r>
+            <w:proofErr w:type="spellEnd"/>
+            <w:r>
+              <w:t xml:space="preserve"> ≥ 0.90.</w:t>
             </w:r>
           </w:p>
         </w:tc>
@@ -3104,25 +5347,12 @@
               <w:spacing w:after="80"/>
             </w:pPr>
             <w:r>
-              <w:rPr>
-                <w:i/>
-                <w:iCs/>
-                <w:color w:val="595959"/>
-                <w:sz w:val="18"/>
-                <w:szCs w:val="18"/>
-              </w:rPr>
-              <w:t>why this · its cost · what would change our mind</w:t>
+              <w:t>Food historians need verifiable source evidence, not uncited generated prose. The cost is a multi-stage OCR/index pipeline. We would reconsider the design if held-out OCR or retrieval evaluation showed that the extracted text could not support grounded answers.</w:t>
             </w:r>
           </w:p>
         </w:tc>
       </w:tr>
       <w:tr>
-        <w:tblPrEx>
-          <w:tblCellMar>
-            <w:top w:w="0" w:type="dxa"/>
-            <w:bottom w:w="0" w:type="dxa"/>
-          </w:tblCellMar>
-        </w:tblPrEx>
         <w:tc>
           <w:tcPr>
             <w:tcW w:w="2200" w:type="dxa"/>
@@ -3145,14 +5375,7 @@
               <w:spacing w:after="80"/>
             </w:pPr>
             <w:r>
-              <w:rPr>
-                <w:i/>
-                <w:iCs/>
-                <w:color w:val="595959"/>
-                <w:sz w:val="18"/>
-                <w:szCs w:val="18"/>
-              </w:rPr>
-              <w:t>inputs, formats, splits, any labels used</w:t>
+              <w:t>624 grayscale page images at 300 DPI; 506 A1-reported content pages and 318,259 words; section-level train/validation/test split; 40 human-verified held-out pages; public-domain source</w:t>
             </w:r>
           </w:p>
         </w:tc>
@@ -3165,25 +5388,12 @@
               <w:spacing w:after="80"/>
             </w:pPr>
             <w:r>
-              <w:rPr>
-                <w:i/>
-                <w:iCs/>
-                <w:color w:val="595959"/>
-                <w:sz w:val="18"/>
-                <w:szCs w:val="18"/>
-              </w:rPr>
-              <w:t>why this · its cost · what would change our mind</w:t>
+              <w:t>Section-level splitting reduces leakage, and the held-out slice covers single-column, two-column, and mixed layouts. The costs are approximately 1.1 GB of rendered images and substantial manual transcription. More books, scripts, handwriting, or non-Manhattan layouts would require a more diverse dataset and different models.</w:t>
             </w:r>
           </w:p>
         </w:tc>
       </w:tr>
       <w:tr>
-        <w:tblPrEx>
-          <w:tblCellMar>
-            <w:top w:w="0" w:type="dxa"/>
-            <w:bottom w:w="0" w:type="dxa"/>
-          </w:tblCellMar>
-        </w:tblPrEx>
         <w:tc>
           <w:tcPr>
             <w:tcW w:w="2200" w:type="dxa"/>
@@ -3206,14 +5416,15 @@
               <w:spacing w:after="80"/>
             </w:pPr>
             <w:r>
-              <w:rPr>
-                <w:i/>
-                <w:iCs/>
-                <w:color w:val="595959"/>
-                <w:sz w:val="18"/>
-                <w:szCs w:val="18"/>
-              </w:rPr>
-              <w:t>checkpoints chosen per stage</w:t>
+              <w:t xml:space="preserve">OpenCV preprocessing, recursive XY-cut layout, Tesseract OCR, pretrained </w:t>
+            </w:r>
+            <w:proofErr w:type="spellStart"/>
+            <w:r>
+              <w:t>MiniLM</w:t>
+            </w:r>
+            <w:proofErr w:type="spellEnd"/>
+            <w:r>
+              <w:t xml:space="preserve"> embeddings, and an exact NumPy vector index.</w:t>
             </w:r>
           </w:p>
         </w:tc>
@@ -3226,25 +5437,16 @@
               <w:spacing w:after="80"/>
             </w:pPr>
             <w:r>
-              <w:rPr>
-                <w:i/>
-                <w:iCs/>
-                <w:color w:val="595959"/>
-                <w:sz w:val="18"/>
-                <w:szCs w:val="18"/>
-              </w:rPr>
-              <w:t>why this · its cost · what would change our mind</w:t>
-            </w:r>
+              <w:t>These choices fit regular printed, whitespace-separated pages and run on CPU. Exact NumPy search is appropriate for the current 1,967-vector index. We would reconsider a learned layout detector for irregular pages or an ANN backend for a far larger corpus.</w:t>
+            </w:r>
+            <w:proofErr w:type="spellStart"/>
+            <w:proofErr w:type="spellEnd"/>
+            <w:proofErr w:type="spellStart"/>
+            <w:proofErr w:type="spellEnd"/>
           </w:p>
         </w:tc>
       </w:tr>
       <w:tr>
-        <w:tblPrEx>
-          <w:tblCellMar>
-            <w:top w:w="0" w:type="dxa"/>
-            <w:bottom w:w="0" w:type="dxa"/>
-          </w:tblCellMar>
-        </w:tblPrEx>
         <w:tc>
           <w:tcPr>
             <w:tcW w:w="2200" w:type="dxa"/>
@@ -3254,6 +5456,7 @@
               <w:spacing w:after="80"/>
             </w:pPr>
             <w:r>
+              <w:lastRenderedPageBreak/>
               <w:t>Methods</w:t>
             </w:r>
           </w:p>
@@ -3267,14 +5470,49 @@
               <w:spacing w:after="80"/>
             </w:pPr>
             <w:r>
-              <w:rPr>
-                <w:i/>
-                <w:iCs/>
-                <w:color w:val="595959"/>
-                <w:sz w:val="18"/>
-                <w:szCs w:val="18"/>
-              </w:rPr>
-              <w:t>fine-tuning / inference technique, key hyperparameters</w:t>
+              <w:t xml:space="preserve">Coarse-to-fine </w:t>
+            </w:r>
+            <w:proofErr w:type="spellStart"/>
+            <w:r>
+              <w:t>deskew</w:t>
+            </w:r>
+            <w:proofErr w:type="spellEnd"/>
+            <w:r>
+              <w:t xml:space="preserve">, median denoising, XY-cut reading order, Tesseract </w:t>
+            </w:r>
+            <w:r>
+              <w:rPr>
+                <w:rStyle w:val="HTMLCode"/>
+                <w:rFonts w:eastAsia="Calibri"/>
+              </w:rPr>
+              <w:t>--</w:t>
+            </w:r>
+            <w:proofErr w:type="spellStart"/>
+            <w:r>
+              <w:rPr>
+                <w:rStyle w:val="HTMLCode"/>
+                <w:rFonts w:eastAsia="Calibri"/>
+              </w:rPr>
+              <w:t>psm</w:t>
+            </w:r>
+            <w:proofErr w:type="spellEnd"/>
+            <w:r>
+              <w:rPr>
+                <w:rStyle w:val="HTMLCode"/>
+                <w:rFonts w:eastAsia="Calibri"/>
+              </w:rPr>
+              <w:t xml:space="preserve"> 6</w:t>
+            </w:r>
+            <w:r>
+              <w:t>, 256-wordpiece windows with 32 overlap, unit-</w:t>
+            </w:r>
+            <w:proofErr w:type="spellStart"/>
+            <w:r>
+              <w:t>normalised</w:t>
+            </w:r>
+            <w:proofErr w:type="spellEnd"/>
+            <w:r>
+              <w:t xml:space="preserve"> 384-dimensional embeddings, and exact inner-product search.</w:t>
             </w:r>
           </w:p>
         </w:tc>
@@ -3287,25 +5525,12 @@
               <w:spacing w:after="80"/>
             </w:pPr>
             <w:r>
-              <w:rPr>
-                <w:i/>
-                <w:iCs/>
-                <w:color w:val="595959"/>
-                <w:sz w:val="18"/>
-                <w:szCs w:val="18"/>
-              </w:rPr>
-              <w:t>why this · its cost · what would change our mind</w:t>
+              <w:t>Each parameter is tied to observed corpus structure or measured performance. Costs include repeated OCR and some context duplication from overlap. We would change parameters using validation measurements rather than isolated examples.</w:t>
             </w:r>
           </w:p>
         </w:tc>
       </w:tr>
       <w:tr>
-        <w:tblPrEx>
-          <w:tblCellMar>
-            <w:top w:w="0" w:type="dxa"/>
-            <w:bottom w:w="0" w:type="dxa"/>
-          </w:tblCellMar>
-        </w:tblPrEx>
         <w:tc>
           <w:tcPr>
             <w:tcW w:w="2200" w:type="dxa"/>
@@ -3328,24 +5553,17 @@
               <w:spacing w:after="80"/>
             </w:pPr>
             <w:r>
-              <w:rPr>
-                <w:i/>
-                <w:iCs/>
-                <w:color w:val="595959"/>
-                <w:sz w:val="18"/>
-                <w:szCs w:val="18"/>
-              </w:rPr>
-              <w:t>h</w:t>
-            </w:r>
-            <w:r>
-              <w:rPr>
-                <w:i/>
-                <w:iCs/>
-                <w:color w:val="595959"/>
-                <w:sz w:val="18"/>
-                <w:szCs w:val="18"/>
-              </w:rPr>
-              <w:t>ow the stages connect (the data contracts)</w:t>
+              <w:t xml:space="preserve">Fixed contracts connect </w:t>
+            </w:r>
+            <w:r>
+              <w:rPr>
+                <w:rStyle w:val="HTMLCode"/>
+                <w:rFonts w:eastAsia="Calibri"/>
+              </w:rPr>
+              <w:t>Page → Region → Chunk → vector</w:t>
+            </w:r>
+            <w:r>
+              <w:t>. Stage 2 establishes reading order, Stage 3 preserves it, and Stage 4 keeps page IDs for citations. Index metadata records the embedding model, type, dimension, and count.</w:t>
             </w:r>
           </w:p>
         </w:tc>
@@ -3358,25 +5576,12 @@
               <w:spacing w:after="80"/>
             </w:pPr>
             <w:r>
-              <w:rPr>
-                <w:i/>
-                <w:iCs/>
-                <w:color w:val="595959"/>
-                <w:sz w:val="18"/>
-                <w:szCs w:val="18"/>
-              </w:rPr>
-              <w:t>why this · its cost · what would change our mind</w:t>
+              <w:t>Explicit contracts reduce silent stage mismatches and preserve provenance. The cost is extra sidecar metadata and intermediate storage. Multi-document or semantic-section retrieval may require richer document and section metadata later.</w:t>
             </w:r>
           </w:p>
         </w:tc>
       </w:tr>
       <w:tr>
-        <w:tblPrEx>
-          <w:tblCellMar>
-            <w:top w:w="0" w:type="dxa"/>
-            <w:bottom w:w="0" w:type="dxa"/>
-          </w:tblCellMar>
-        </w:tblPrEx>
         <w:tc>
           <w:tcPr>
             <w:tcW w:w="2200" w:type="dxa"/>
@@ -3399,14 +5604,7 @@
               <w:spacing w:after="80"/>
             </w:pPr>
             <w:r>
-              <w:rPr>
-                <w:i/>
-                <w:iCs/>
-                <w:color w:val="595959"/>
-                <w:sz w:val="18"/>
-                <w:szCs w:val="18"/>
-              </w:rPr>
-              <w:t>tests, config, experiment logging</w:t>
+              <w:t>Central YAML configuration, preprocessing cache, structured logging, saved EDA/demo notebooks, and unit-test files for preprocessing, layout, OCR, chunking, embedding, storage, data, and cross-cutting hooks.</w:t>
             </w:r>
           </w:p>
         </w:tc>
@@ -3419,25 +5617,12 @@
               <w:spacing w:after="80"/>
             </w:pPr>
             <w:r>
-              <w:rPr>
-                <w:i/>
-                <w:iCs/>
-                <w:color w:val="595959"/>
-                <w:sz w:val="18"/>
-                <w:szCs w:val="18"/>
-              </w:rPr>
-              <w:t>why this · its cost · what would change our mind</w:t>
+              <w:t>Central configuration keeps parameters reproducible, while tests cover ordering, chunk limits, citations, vector alignment, and stale-index detection. kb_demo.ipynb now executes the 40-page preprocessing, layout, and OCR path, calculates CER from labels, loads the built index, and executes retrieval and weak-evidence demonstrations.</w:t>
             </w:r>
           </w:p>
         </w:tc>
       </w:tr>
       <w:tr>
-        <w:tblPrEx>
-          <w:tblCellMar>
-            <w:top w:w="0" w:type="dxa"/>
-            <w:bottom w:w="0" w:type="dxa"/>
-          </w:tblCellMar>
-        </w:tblPrEx>
         <w:tc>
           <w:tcPr>
             <w:tcW w:w="2200" w:type="dxa"/>
@@ -3460,14 +5645,27 @@
               <w:spacing w:after="80"/>
             </w:pPr>
             <w:r>
-              <w:rPr>
-                <w:i/>
-                <w:iCs/>
-                <w:color w:val="595959"/>
-                <w:sz w:val="18"/>
-                <w:szCs w:val="18"/>
-              </w:rPr>
-              <w:t>how indexing runs (batch, device, memory)</w:t>
+              <w:t xml:space="preserve">Batch index construction through </w:t>
+            </w:r>
+            <w:r>
+              <w:rPr>
+                <w:rStyle w:val="HTMLCode"/>
+                <w:rFonts w:eastAsia="Calibri"/>
+              </w:rPr>
+              <w:t>scripts/build_index.sh</w:t>
+            </w:r>
+            <w:r>
+              <w:t xml:space="preserve">; CPU-friendly Tesseract and NumPy search; output written to </w:t>
+            </w:r>
+            <w:r>
+              <w:rPr>
+                <w:rStyle w:val="HTMLCode"/>
+                <w:rFonts w:eastAsia="Calibri"/>
+              </w:rPr>
+              <w:t>data/index</w:t>
+            </w:r>
+            <w:r>
+              <w:t xml:space="preserve">. </w:t>
             </w:r>
           </w:p>
         </w:tc>
@@ -3480,25 +5678,16 @@
               <w:spacing w:after="80"/>
             </w:pPr>
             <w:r>
-              <w:rPr>
-                <w:i/>
-                <w:iCs/>
-                <w:color w:val="595959"/>
-                <w:sz w:val="18"/>
-                <w:szCs w:val="18"/>
-              </w:rPr>
-              <w:t>why this · its cost · what would change our mind</w:t>
-            </w:r>
+              <w:t>Batch indexing runs through scripts/build_index.sh. The final configuration uses device: cpu with Tesseract OCR, MiniLM embedding, and exact NumPy search. Generated index artifacts are written to data/index; local model and corpus downloads are required for a fresh rebuild.</w:t>
+            </w:r>
+            <w:proofErr w:type="spellStart"/>
+            <w:proofErr w:type="spellEnd"/>
+            <w:proofErr w:type="spellStart"/>
+            <w:proofErr w:type="spellEnd"/>
           </w:p>
         </w:tc>
       </w:tr>
       <w:tr>
-        <w:tblPrEx>
-          <w:tblCellMar>
-            <w:top w:w="0" w:type="dxa"/>
-            <w:bottom w:w="0" w:type="dxa"/>
-          </w:tblCellMar>
-        </w:tblPrEx>
         <w:tc>
           <w:tcPr>
             <w:tcW w:w="2200" w:type="dxa"/>
@@ -3507,9 +5696,11 @@
             <w:pPr>
               <w:spacing w:after="80"/>
             </w:pPr>
+            <w:proofErr w:type="spellStart"/>
             <w:r>
               <w:t>MLOps</w:t>
             </w:r>
+            <w:proofErr w:type="spellEnd"/>
           </w:p>
         </w:tc>
         <w:tc>
@@ -3521,15 +5712,12 @@
               <w:spacing w:after="80"/>
             </w:pPr>
             <w:r>
-              <w:rPr>
-                <w:i/>
-                <w:iCs/>
-                <w:color w:val="595959"/>
-                <w:sz w:val="18"/>
-                <w:szCs w:val="18"/>
-              </w:rPr>
-              <w:t>corpus versioning, what you'd monitor</w:t>
-            </w:r>
+              <w:t>Preprocessing parameters are fingerprinted for cache invalidation. Index metadata records the embedding model, vector dimension, index type, and chunk count, and loading rejects an index created with a different embedding model. A corpus snapshot helper is also implemented.</w:t>
+            </w:r>
+            <w:proofErr w:type="spellStart"/>
+            <w:proofErr w:type="spellEnd"/>
+            <w:proofErr w:type="spellStart"/>
+            <w:proofErr w:type="spellEnd"/>
           </w:p>
         </w:tc>
         <w:tc>
@@ -3541,14 +5729,24 @@
               <w:spacing w:after="80"/>
             </w:pPr>
             <w:r>
-              <w:rPr>
-                <w:i/>
-                <w:iCs/>
-                <w:color w:val="595959"/>
-                <w:sz w:val="18"/>
-                <w:szCs w:val="18"/>
-              </w:rPr>
-              <w:t>why this · its cost · what would change our mind</w:t>
+              <w:t>These checks reduce stale-data and stale-model errors. Corpus snapshot and validation helpers are implemented but are not invoked automatically by the main build pipeline, so they must be run explicitly before claiming a recorded corpus version.</w:t>
+            </w:r>
+            <w:proofErr w:type="spellStart"/>
+            <w:proofErr w:type="spellEnd"/>
+            <w:proofErr w:type="spellStart"/>
+            <w:proofErr w:type="spellEnd"/>
+            <w:proofErr w:type="spellStart"/>
+            <w:proofErr w:type="spellEnd"/>
+          </w:p>
+          <w:p>
+            <w:pPr>
+              <w:spacing w:after="80"/>
+            </w:pPr>
+            <w:r>
+              <w:rPr>
+                <w:noProof/>
+              </w:rPr>
+              <w:t>In A3 we will monitor OCR CER, recall@k, groundedness, citation accuracy, confidence calibration, and scan-quality drift.</w:t>
             </w:r>
           </w:p>
         </w:tc>
@@ -3559,6 +5757,55 @@
         <w:pStyle w:val="Heading2"/>
         <w:spacing w:before="240" w:after="100"/>
       </w:pPr>
+      <w:r>
+        <w:rPr>
+          <w:b/>
+          <w:bCs/>
+          <w:noProof/>
+          <w:color w:val="1F3864"/>
+        </w:rPr>
+        <w:lastRenderedPageBreak/>
+        <mc:AlternateContent>
+          <mc:Choice Requires="wpi">
+            <w:drawing>
+              <wp:anchor distT="0" distB="0" distL="114300" distR="114300" simplePos="0" relativeHeight="251660288" behindDoc="0" locked="0" layoutInCell="1" allowOverlap="1" wp14:anchorId="176301EC" wp14:editId="6D15DEC8">
+                <wp:simplePos x="0" y="0"/>
+                <wp:positionH relativeFrom="column">
+                  <wp:posOffset>4206024</wp:posOffset>
+                </wp:positionH>
+                <wp:positionV relativeFrom="paragraph">
+                  <wp:posOffset>-728078</wp:posOffset>
+                </wp:positionV>
+                <wp:extent cx="360" cy="1080"/>
+                <wp:effectExtent l="38100" t="38100" r="57150" b="56515"/>
+                <wp:wrapNone/>
+                <wp:docPr id="2" name="Ink 2"/>
+                <wp:cNvGraphicFramePr/>
+                <a:graphic xmlns:a="http://schemas.openxmlformats.org/drawingml/2006/main">
+                  <a:graphicData uri="http://schemas.microsoft.com/office/word/2010/wordprocessingInk">
+                    <w14:contentPart bwMode="auto" r:id="rId7">
+                      <w14:nvContentPartPr>
+                        <w14:cNvContentPartPr/>
+                      </w14:nvContentPartPr>
+                      <w14:xfrm>
+                        <a:off x="0" y="0"/>
+                        <a:ext cx="360" cy="1080"/>
+                      </w14:xfrm>
+                    </w14:contentPart>
+                  </a:graphicData>
+                </a:graphic>
+              </wp:anchor>
+            </w:drawing>
+          </mc:Choice>
+          <mc:Fallback>
+            <w:pict>
+              <v:shape w14:anchorId="1D465301" id="Ink 2" o:spid="_x0000_s1026" type="#_x0000_t75" style="position:absolute;margin-left:330.5pt;margin-top:-58.05pt;width:1.45pt;height:1.5pt;z-index:251660288;visibility:visible;mso-wrap-style:square;mso-wrap-distance-left:9pt;mso-wrap-distance-top:0;mso-wrap-distance-right:9pt;mso-wrap-distance-bottom:0;mso-position-horizontal:absolute;mso-position-horizontal-relative:text;mso-position-vertical:absolute;mso-position-vertical-relative:text" o:gfxdata="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">
+                <v:imagedata r:id="rId6" o:title=""/>
+              </v:shape>
+            </w:pict>
+          </mc:Fallback>
+        </mc:AlternateContent>
+      </w:r>
       <w:r>
         <w:rPr>
           <w:b/>
@@ -3573,10 +5820,7 @@
         <w:spacing w:after="100"/>
       </w:pPr>
       <w:r>
-        <w:t>One transcript per team member. Each</w:t>
-      </w:r>
-      <w:r>
-        <w:t xml:space="preserve"> member submits one plain-text file named exactly </w:t>
+        <w:t xml:space="preserve">One transcript per team member. Each member submits one plain-text file named exactly </w:t>
       </w:r>
       <w:r>
         <w:rPr>
@@ -3614,12 +5858,6 @@
         <w:gridCol w:w="5960"/>
       </w:tblGrid>
       <w:tr>
-        <w:tblPrEx>
-          <w:tblCellMar>
-            <w:top w:w="0" w:type="dxa"/>
-            <w:bottom w:w="0" w:type="dxa"/>
-          </w:tblCellMar>
-        </w:tblPrEx>
         <w:trPr>
           <w:tblHeader/>
         </w:trPr>
@@ -3663,12 +5901,6 @@
         </w:tc>
       </w:tr>
       <w:tr>
-        <w:tblPrEx>
-          <w:tblCellMar>
-            <w:top w:w="0" w:type="dxa"/>
-            <w:bottom w:w="0" w:type="dxa"/>
-          </w:tblCellMar>
-        </w:tblPrEx>
         <w:tc>
           <w:tcPr>
             <w:tcW w:w="3400" w:type="dxa"/>
@@ -3704,12 +5936,6 @@
         </w:tc>
       </w:tr>
       <w:tr>
-        <w:tblPrEx>
-          <w:tblCellMar>
-            <w:top w:w="0" w:type="dxa"/>
-            <w:bottom w:w="0" w:type="dxa"/>
-          </w:tblCellMar>
-        </w:tblPrEx>
         <w:tc>
           <w:tcPr>
             <w:tcW w:w="3400" w:type="dxa"/>
@@ -3745,12 +5971,6 @@
         </w:tc>
       </w:tr>
       <w:tr>
-        <w:tblPrEx>
-          <w:tblCellMar>
-            <w:top w:w="0" w:type="dxa"/>
-            <w:bottom w:w="0" w:type="dxa"/>
-          </w:tblCellMar>
-        </w:tblPrEx>
         <w:tc>
           <w:tcPr>
             <w:tcW w:w="3400" w:type="dxa"/>
@@ -3805,7 +6025,15 @@
         <w:spacing w:after="100"/>
       </w:pPr>
       <w:r>
-        <w:t xml:space="preserve">The autograder enforces this exactly. ZIP named </w:t>
+        <w:t xml:space="preserve">The </w:t>
+      </w:r>
+      <w:proofErr w:type="spellStart"/>
+      <w:r>
+        <w:t>autograder</w:t>
+      </w:r>
+      <w:proofErr w:type="spellEnd"/>
+      <w:r>
+        <w:t xml:space="preserve"> enforces this exactly. ZIP named </w:t>
       </w:r>
       <w:r>
         <w:rPr>
@@ -3843,12 +6071,6 @@
         <w:gridCol w:w="5560"/>
       </w:tblGrid>
       <w:tr>
-        <w:tblPrEx>
-          <w:tblCellMar>
-            <w:top w:w="0" w:type="dxa"/>
-            <w:bottom w:w="0" w:type="dxa"/>
-          </w:tblCellMar>
-        </w:tblPrEx>
         <w:trPr>
           <w:tblHeader/>
         </w:trPr>
@@ -3892,12 +6114,6 @@
         </w:tc>
       </w:tr>
       <w:tr>
-        <w:tblPrEx>
-          <w:tblCellMar>
-            <w:top w:w="0" w:type="dxa"/>
-            <w:bottom w:w="0" w:type="dxa"/>
-          </w:tblCellMar>
-        </w:tblPrEx>
         <w:tc>
           <w:tcPr>
             <w:tcW w:w="3800" w:type="dxa"/>
@@ -3926,12 +6142,6 @@
         </w:tc>
       </w:tr>
       <w:tr>
-        <w:tblPrEx>
-          <w:tblCellMar>
-            <w:top w:w="0" w:type="dxa"/>
-            <w:bottom w:w="0" w:type="dxa"/>
-          </w:tblCellMar>
-        </w:tblPrEx>
         <w:tc>
           <w:tcPr>
             <w:tcW w:w="3800" w:type="dxa"/>
@@ -3940,8 +6150,21 @@
             <w:pPr>
               <w:spacing w:after="80"/>
             </w:pPr>
-            <w:r>
-              <w:t>src/doc_agent/  (ingest, vision, index)</w:t>
+            <w:proofErr w:type="spellStart"/>
+            <w:r>
+              <w:t>src</w:t>
+            </w:r>
+            <w:proofErr w:type="spellEnd"/>
+            <w:r>
+              <w:t>/</w:t>
+            </w:r>
+            <w:proofErr w:type="spellStart"/>
+            <w:r>
+              <w:t>doc_agent</w:t>
+            </w:r>
+            <w:proofErr w:type="spellEnd"/>
+            <w:r>
+              <w:t>/  (ingest, vision, index)</w:t>
             </w:r>
           </w:p>
         </w:tc>
@@ -3954,18 +6177,20 @@
               <w:spacing w:after="80"/>
             </w:pPr>
             <w:r>
-              <w:t>the implemented knowledge-base stages</w:t>
+              <w:t>the implemented knowledge-</w:t>
+            </w:r>
+            <w:proofErr w:type="spellStart"/>
+            <w:r>
+              <w:t>base</w:t>
+            </w:r>
+            <w:proofErr w:type="spellEnd"/>
+            <w:r>
+              <w:t xml:space="preserve"> stages</w:t>
             </w:r>
           </w:p>
         </w:tc>
       </w:tr>
       <w:tr>
-        <w:tblPrEx>
-          <w:tblCellMar>
-            <w:top w:w="0" w:type="dxa"/>
-            <w:bottom w:w="0" w:type="dxa"/>
-          </w:tblCellMar>
-        </w:tblPrEx>
         <w:tc>
           <w:tcPr>
             <w:tcW w:w="3800" w:type="dxa"/>
@@ -3994,12 +6219,6 @@
         </w:tc>
       </w:tr>
       <w:tr>
-        <w:tblPrEx>
-          <w:tblCellMar>
-            <w:top w:w="0" w:type="dxa"/>
-            <w:bottom w:w="0" w:type="dxa"/>
-          </w:tblCellMar>
-        </w:tblPrEx>
         <w:tc>
           <w:tcPr>
             <w:tcW w:w="3800" w:type="dxa"/>
@@ -4009,8 +6228,13 @@
               <w:spacing w:after="80"/>
             </w:pPr>
             <w:r>
-              <w:t>notebooks/kb_demo.ipynb</w:t>
-            </w:r>
+              <w:t>notebooks/</w:t>
+            </w:r>
+            <w:proofErr w:type="spellStart"/>
+            <w:r>
+              <w:t>kb_demo.ipynb</w:t>
+            </w:r>
+            <w:proofErr w:type="spellEnd"/>
           </w:p>
         </w:tc>
         <w:tc>
@@ -4028,12 +6252,6 @@
         </w:tc>
       </w:tr>
       <w:tr>
-        <w:tblPrEx>
-          <w:tblCellMar>
-            <w:top w:w="0" w:type="dxa"/>
-            <w:bottom w:w="0" w:type="dxa"/>
-          </w:tblCellMar>
-        </w:tblPrEx>
         <w:tc>
           <w:tcPr>
             <w:tcW w:w="3800" w:type="dxa"/>
@@ -4056,18 +6274,20 @@
               <w:spacing w:after="80"/>
             </w:pPr>
             <w:r>
-              <w:t>a diagram of the knowledge-base pipeline (edit the stub)</w:t>
+              <w:t>a diagram of the knowledge-</w:t>
+            </w:r>
+            <w:proofErr w:type="spellStart"/>
+            <w:r>
+              <w:t>base</w:t>
+            </w:r>
+            <w:proofErr w:type="spellEnd"/>
+            <w:r>
+              <w:t xml:space="preserve"> pipeline (edit the stub)</w:t>
             </w:r>
           </w:p>
         </w:tc>
       </w:tr>
       <w:tr>
-        <w:tblPrEx>
-          <w:tblCellMar>
-            <w:top w:w="0" w:type="dxa"/>
-            <w:bottom w:w="0" w:type="dxa"/>
-          </w:tblCellMar>
-        </w:tblPrEx>
         <w:tc>
           <w:tcPr>
             <w:tcW w:w="3800" w:type="dxa"/>
@@ -4096,12 +6316,6 @@
         </w:tc>
       </w:tr>
       <w:tr>
-        <w:tblPrEx>
-          <w:tblCellMar>
-            <w:top w:w="0" w:type="dxa"/>
-            <w:bottom w:w="0" w:type="dxa"/>
-          </w:tblCellMar>
-        </w:tblPrEx>
         <w:tc>
           <w:tcPr>
             <w:tcW w:w="3800" w:type="dxa"/>
@@ -4111,10 +6325,7 @@
               <w:spacing w:after="80"/>
             </w:pPr>
             <w:r>
-              <w:t>t</w:t>
-            </w:r>
-            <w:r>
-              <w:t>ranscripts/&lt;student number&gt;.txt  ×3</w:t>
+              <w:t>transcripts/&lt;student number&gt;.txt  ×3</w:t>
             </w:r>
           </w:p>
         </w:tc>
@@ -4169,12 +6380,6 @@
         <w:gridCol w:w="2000"/>
       </w:tblGrid>
       <w:tr>
-        <w:tblPrEx>
-          <w:tblCellMar>
-            <w:top w:w="0" w:type="dxa"/>
-            <w:bottom w:w="0" w:type="dxa"/>
-          </w:tblCellMar>
-        </w:tblPrEx>
         <w:tc>
           <w:tcPr>
             <w:tcW w:w="9360" w:type="dxa"/>
@@ -4199,12 +6404,6 @@
         </w:tc>
       </w:tr>
       <w:tr>
-        <w:tblPrEx>
-          <w:tblCellMar>
-            <w:top w:w="0" w:type="dxa"/>
-            <w:bottom w:w="0" w:type="dxa"/>
-          </w:tblCellMar>
-        </w:tblPrEx>
         <w:trPr>
           <w:tblHeader/>
         </w:trPr>
@@ -4248,12 +6447,6 @@
         </w:tc>
       </w:tr>
       <w:tr>
-        <w:tblPrEx>
-          <w:tblCellMar>
-            <w:top w:w="0" w:type="dxa"/>
-            <w:bottom w:w="0" w:type="dxa"/>
-          </w:tblCellMar>
-        </w:tblPrEx>
         <w:tc>
           <w:tcPr>
             <w:tcW w:w="7360" w:type="dxa"/>
@@ -4282,12 +6475,6 @@
         </w:tc>
       </w:tr>
       <w:tr>
-        <w:tblPrEx>
-          <w:tblCellMar>
-            <w:top w:w="0" w:type="dxa"/>
-            <w:bottom w:w="0" w:type="dxa"/>
-          </w:tblCellMar>
-        </w:tblPrEx>
         <w:tc>
           <w:tcPr>
             <w:tcW w:w="7360" w:type="dxa"/>
@@ -4297,7 +6484,6 @@
               <w:spacing w:after="80"/>
             </w:pPr>
             <w:r>
-              <w:lastRenderedPageBreak/>
               <w:t>Section 2 — structure and invariances identified correctly</w:t>
             </w:r>
           </w:p>
@@ -4317,12 +6503,6 @@
         </w:tc>
       </w:tr>
       <w:tr>
-        <w:tblPrEx>
-          <w:tblCellMar>
-            <w:top w:w="0" w:type="dxa"/>
-            <w:bottom w:w="0" w:type="dxa"/>
-          </w:tblCellMar>
-        </w:tblPrEx>
         <w:tc>
           <w:tcPr>
             <w:tcW w:w="7360" w:type="dxa"/>
@@ -4351,12 +6531,6 @@
         </w:tc>
       </w:tr>
       <w:tr>
-        <w:tblPrEx>
-          <w:tblCellMar>
-            <w:top w:w="0" w:type="dxa"/>
-            <w:bottom w:w="0" w:type="dxa"/>
-          </w:tblCellMar>
-        </w:tblPrEx>
         <w:tc>
           <w:tcPr>
             <w:tcW w:w="7360" w:type="dxa"/>
@@ -4385,12 +6559,6 @@
         </w:tc>
       </w:tr>
       <w:tr>
-        <w:tblPrEx>
-          <w:tblCellMar>
-            <w:top w:w="0" w:type="dxa"/>
-            <w:bottom w:w="0" w:type="dxa"/>
-          </w:tblCellMar>
-        </w:tblPrEx>
         <w:tc>
           <w:tcPr>
             <w:tcW w:w="7360" w:type="dxa"/>
@@ -4400,10 +6568,7 @@
               <w:spacing w:after="80"/>
             </w:pPr>
             <w:r>
-              <w:t>Section 5 — real evidence: OCR quality + a</w:t>
-            </w:r>
-            <w:r>
-              <w:t xml:space="preserve"> working retrieval</w:t>
+              <w:t>Section 5 — real evidence: OCR quality + a working retrieval</w:t>
             </w:r>
           </w:p>
         </w:tc>
@@ -4422,12 +6587,6 @@
         </w:tc>
       </w:tr>
       <w:tr>
-        <w:tblPrEx>
-          <w:tblCellMar>
-            <w:top w:w="0" w:type="dxa"/>
-            <w:bottom w:w="0" w:type="dxa"/>
-          </w:tblCellMar>
-        </w:tblPrEx>
         <w:tc>
           <w:tcPr>
             <w:tcW w:w="7360" w:type="dxa"/>
@@ -4456,12 +6615,6 @@
         </w:tc>
       </w:tr>
       <w:tr>
-        <w:tblPrEx>
-          <w:tblCellMar>
-            <w:top w:w="0" w:type="dxa"/>
-            <w:bottom w:w="0" w:type="dxa"/>
-          </w:tblCellMar>
-        </w:tblPrEx>
         <w:tc>
           <w:tcPr>
             <w:tcW w:w="7360" w:type="dxa"/>
@@ -4490,12 +6643,6 @@
         </w:tc>
       </w:tr>
       <w:tr>
-        <w:tblPrEx>
-          <w:tblCellMar>
-            <w:top w:w="0" w:type="dxa"/>
-            <w:bottom w:w="0" w:type="dxa"/>
-          </w:tblCellMar>
-        </w:tblPrEx>
         <w:tc>
           <w:tcPr>
             <w:tcW w:w="7360" w:type="dxa"/>
@@ -4538,6 +6685,304 @@
 <file path=word/numbering.xml><?xml version="1.0" encoding="utf-8"?>
 <w:numbering xmlns:wpc="http://schemas.microsoft.com/office/word/2010/wordprocessingCanvas" xmlns:cx="http://schemas.microsoft.com/office/drawing/2014/chartex" xmlns:cx1="http://schemas.microsoft.com/office/drawing/2015/9/8/chartex" xmlns:cx2="http://schemas.microsoft.com/office/drawing/2015/10/21/chartex" xmlns:cx3="http://schemas.microsoft.com/office/drawing/2016/5/9/chartex" xmlns:cx4="http://schemas.microsoft.com/office/drawing/2016/5/10/chartex" xmlns:cx5="http://schemas.microsoft.com/office/drawing/2016/5/11/chartex" xmlns:cx6="http://schemas.microsoft.com/office/drawing/2016/5/12/chartex" xmlns:cx7="http://schemas.microsoft.com/office/drawing/2016/5/13/chartex" xmlns:cx8="http://schemas.microsoft.com/office/drawing/2016/5/14/chartex" xmlns:mc="http://schemas.openxmlformats.org/markup-compatibility/2006" xmlns:aink="http://schemas.microsoft.com/office/drawing/2016/ink" xmlns:am3d="http://schemas.microsoft.com/office/drawing/2017/model3d" xmlns:o="urn:schemas-microsoft-com:office:office" xmlns:r="http://schemas.openxmlformats.org/officeDocument/2006/relationships" xmlns:m="http://schemas.openxmlformats.org/officeDocument/2006/math" xmlns:v="urn:schemas-microsoft-com:vml" xmlns:wp14="http://schemas.microsoft.com/office/word/2010/wordprocessingDrawing" xmlns:wp="http://schemas.openxmlformats.org/drawingml/2006/wordprocessingDrawing" xmlns:w10="urn:schemas-microsoft-com:office:word" xmlns:w="http://schemas.openxmlformats.org/wordprocessingml/2006/main" xmlns:w14="http://schemas.microsoft.com/office/word/2010/wordml" xmlns:w15="http://schemas.microsoft.com/office/word/2012/wordml" xmlns:w16cex="http://schemas.microsoft.com/office/word/2018/wordml/cex" xmlns:w16cid="http://schemas.microsoft.com/office/word/2016/wordml/cid" xmlns:w16="http://schemas.microsoft.com/office/word/2018/wordml" xmlns:w16sdtdh="http://schemas.microsoft.com/office/word/2020/wordml/sdtdatahash" xmlns:w16se="http://schemas.microsoft.com/office/word/2015/wordml/symex" xmlns:wpg="http://schemas.microsoft.com/office/word/2010/wordprocessingGroup" xmlns:wpi="http://schemas.microsoft.com/office/word/2010/wordprocessingInk" xmlns:wne="http://schemas.microsoft.com/office/word/2006/wordml" xmlns:wps="http://schemas.microsoft.com/office/word/2010/wordprocessingShape" mc:Ignorable="w14 w15 w16se w16cid w16 w16cex w16sdtdh wp14">
   <w:abstractNum w:abstractNumId="0" w15:restartNumberingAfterBreak="0">
+    <w:nsid w:val="39290BE1"/>
+    <w:multiLevelType w:val="multilevel"/>
+    <w:tmpl w:val="ED4623B8"/>
+    <w:lvl w:ilvl="0">
+      <w:start w:val="1"/>
+      <w:numFmt w:val="bullet"/>
+      <w:lvlText w:val=""/>
+      <w:lvlJc w:val="left"/>
+      <w:pPr>
+        <w:tabs>
+          <w:tab w:val="num" w:pos="720"/>
+        </w:tabs>
+        <w:ind w:left="720" w:hanging="360"/>
+      </w:pPr>
+      <w:rPr>
+        <w:rFonts w:ascii="Symbol" w:hAnsi="Symbol" w:hint="default"/>
+        <w:sz w:val="20"/>
+      </w:rPr>
+    </w:lvl>
+    <w:lvl w:ilvl="1" w:tentative="1">
+      <w:start w:val="1"/>
+      <w:numFmt w:val="bullet"/>
+      <w:lvlText w:val="o"/>
+      <w:lvlJc w:val="left"/>
+      <w:pPr>
+        <w:tabs>
+          <w:tab w:val="num" w:pos="1440"/>
+        </w:tabs>
+        <w:ind w:left="1440" w:hanging="360"/>
+      </w:pPr>
+      <w:rPr>
+        <w:rFonts w:ascii="Courier New" w:hAnsi="Courier New" w:hint="default"/>
+        <w:sz w:val="20"/>
+      </w:rPr>
+    </w:lvl>
+    <w:lvl w:ilvl="2" w:tentative="1">
+      <w:start w:val="1"/>
+      <w:numFmt w:val="bullet"/>
+      <w:lvlText w:val=""/>
+      <w:lvlJc w:val="left"/>
+      <w:pPr>
+        <w:tabs>
+          <w:tab w:val="num" w:pos="2160"/>
+        </w:tabs>
+        <w:ind w:left="2160" w:hanging="360"/>
+      </w:pPr>
+      <w:rPr>
+        <w:rFonts w:ascii="Wingdings" w:hAnsi="Wingdings" w:hint="default"/>
+        <w:sz w:val="20"/>
+      </w:rPr>
+    </w:lvl>
+    <w:lvl w:ilvl="3" w:tentative="1">
+      <w:start w:val="1"/>
+      <w:numFmt w:val="bullet"/>
+      <w:lvlText w:val=""/>
+      <w:lvlJc w:val="left"/>
+      <w:pPr>
+        <w:tabs>
+          <w:tab w:val="num" w:pos="2880"/>
+        </w:tabs>
+        <w:ind w:left="2880" w:hanging="360"/>
+      </w:pPr>
+      <w:rPr>
+        <w:rFonts w:ascii="Wingdings" w:hAnsi="Wingdings" w:hint="default"/>
+        <w:sz w:val="20"/>
+      </w:rPr>
+    </w:lvl>
+    <w:lvl w:ilvl="4" w:tentative="1">
+      <w:start w:val="1"/>
+      <w:numFmt w:val="bullet"/>
+      <w:lvlText w:val=""/>
+      <w:lvlJc w:val="left"/>
+      <w:pPr>
+        <w:tabs>
+          <w:tab w:val="num" w:pos="3600"/>
+        </w:tabs>
+        <w:ind w:left="3600" w:hanging="360"/>
+      </w:pPr>
+      <w:rPr>
+        <w:rFonts w:ascii="Wingdings" w:hAnsi="Wingdings" w:hint="default"/>
+        <w:sz w:val="20"/>
+      </w:rPr>
+    </w:lvl>
+    <w:lvl w:ilvl="5" w:tentative="1">
+      <w:start w:val="1"/>
+      <w:numFmt w:val="bullet"/>
+      <w:lvlText w:val=""/>
+      <w:lvlJc w:val="left"/>
+      <w:pPr>
+        <w:tabs>
+          <w:tab w:val="num" w:pos="4320"/>
+        </w:tabs>
+        <w:ind w:left="4320" w:hanging="360"/>
+      </w:pPr>
+      <w:rPr>
+        <w:rFonts w:ascii="Wingdings" w:hAnsi="Wingdings" w:hint="default"/>
+        <w:sz w:val="20"/>
+      </w:rPr>
+    </w:lvl>
+    <w:lvl w:ilvl="6" w:tentative="1">
+      <w:start w:val="1"/>
+      <w:numFmt w:val="bullet"/>
+      <w:lvlText w:val=""/>
+      <w:lvlJc w:val="left"/>
+      <w:pPr>
+        <w:tabs>
+          <w:tab w:val="num" w:pos="5040"/>
+        </w:tabs>
+        <w:ind w:left="5040" w:hanging="360"/>
+      </w:pPr>
+      <w:rPr>
+        <w:rFonts w:ascii="Wingdings" w:hAnsi="Wingdings" w:hint="default"/>
+        <w:sz w:val="20"/>
+      </w:rPr>
+    </w:lvl>
+    <w:lvl w:ilvl="7" w:tentative="1">
+      <w:start w:val="1"/>
+      <w:numFmt w:val="bullet"/>
+      <w:lvlText w:val=""/>
+      <w:lvlJc w:val="left"/>
+      <w:pPr>
+        <w:tabs>
+          <w:tab w:val="num" w:pos="5760"/>
+        </w:tabs>
+        <w:ind w:left="5760" w:hanging="360"/>
+      </w:pPr>
+      <w:rPr>
+        <w:rFonts w:ascii="Wingdings" w:hAnsi="Wingdings" w:hint="default"/>
+        <w:sz w:val="20"/>
+      </w:rPr>
+    </w:lvl>
+    <w:lvl w:ilvl="8" w:tentative="1">
+      <w:start w:val="1"/>
+      <w:numFmt w:val="bullet"/>
+      <w:lvlText w:val=""/>
+      <w:lvlJc w:val="left"/>
+      <w:pPr>
+        <w:tabs>
+          <w:tab w:val="num" w:pos="6480"/>
+        </w:tabs>
+        <w:ind w:left="6480" w:hanging="360"/>
+      </w:pPr>
+      <w:rPr>
+        <w:rFonts w:ascii="Wingdings" w:hAnsi="Wingdings" w:hint="default"/>
+        <w:sz w:val="20"/>
+      </w:rPr>
+    </w:lvl>
+  </w:abstractNum>
+  <w:abstractNum w:abstractNumId="1" w15:restartNumberingAfterBreak="0">
+    <w:nsid w:val="501E5D9A"/>
+    <w:multiLevelType w:val="multilevel"/>
+    <w:tmpl w:val="68CA77FC"/>
+    <w:lvl w:ilvl="0">
+      <w:start w:val="1"/>
+      <w:numFmt w:val="bullet"/>
+      <w:lvlText w:val=""/>
+      <w:lvlJc w:val="left"/>
+      <w:pPr>
+        <w:tabs>
+          <w:tab w:val="num" w:pos="720"/>
+        </w:tabs>
+        <w:ind w:left="720" w:hanging="360"/>
+      </w:pPr>
+      <w:rPr>
+        <w:rFonts w:ascii="Symbol" w:hAnsi="Symbol" w:hint="default"/>
+        <w:sz w:val="20"/>
+      </w:rPr>
+    </w:lvl>
+    <w:lvl w:ilvl="1" w:tentative="1">
+      <w:start w:val="1"/>
+      <w:numFmt w:val="bullet"/>
+      <w:lvlText w:val="o"/>
+      <w:lvlJc w:val="left"/>
+      <w:pPr>
+        <w:tabs>
+          <w:tab w:val="num" w:pos="1440"/>
+        </w:tabs>
+        <w:ind w:left="1440" w:hanging="360"/>
+      </w:pPr>
+      <w:rPr>
+        <w:rFonts w:ascii="Courier New" w:hAnsi="Courier New" w:hint="default"/>
+        <w:sz w:val="20"/>
+      </w:rPr>
+    </w:lvl>
+    <w:lvl w:ilvl="2" w:tentative="1">
+      <w:start w:val="1"/>
+      <w:numFmt w:val="bullet"/>
+      <w:lvlText w:val=""/>
+      <w:lvlJc w:val="left"/>
+      <w:pPr>
+        <w:tabs>
+          <w:tab w:val="num" w:pos="2160"/>
+        </w:tabs>
+        <w:ind w:left="2160" w:hanging="360"/>
+      </w:pPr>
+      <w:rPr>
+        <w:rFonts w:ascii="Wingdings" w:hAnsi="Wingdings" w:hint="default"/>
+        <w:sz w:val="20"/>
+      </w:rPr>
+    </w:lvl>
+    <w:lvl w:ilvl="3" w:tentative="1">
+      <w:start w:val="1"/>
+      <w:numFmt w:val="bullet"/>
+      <w:lvlText w:val=""/>
+      <w:lvlJc w:val="left"/>
+      <w:pPr>
+        <w:tabs>
+          <w:tab w:val="num" w:pos="2880"/>
+        </w:tabs>
+        <w:ind w:left="2880" w:hanging="360"/>
+      </w:pPr>
+      <w:rPr>
+        <w:rFonts w:ascii="Wingdings" w:hAnsi="Wingdings" w:hint="default"/>
+        <w:sz w:val="20"/>
+      </w:rPr>
+    </w:lvl>
+    <w:lvl w:ilvl="4" w:tentative="1">
+      <w:start w:val="1"/>
+      <w:numFmt w:val="bullet"/>
+      <w:lvlText w:val=""/>
+      <w:lvlJc w:val="left"/>
+      <w:pPr>
+        <w:tabs>
+          <w:tab w:val="num" w:pos="3600"/>
+        </w:tabs>
+        <w:ind w:left="3600" w:hanging="360"/>
+      </w:pPr>
+      <w:rPr>
+        <w:rFonts w:ascii="Wingdings" w:hAnsi="Wingdings" w:hint="default"/>
+        <w:sz w:val="20"/>
+      </w:rPr>
+    </w:lvl>
+    <w:lvl w:ilvl="5" w:tentative="1">
+      <w:start w:val="1"/>
+      <w:numFmt w:val="bullet"/>
+      <w:lvlText w:val=""/>
+      <w:lvlJc w:val="left"/>
+      <w:pPr>
+        <w:tabs>
+          <w:tab w:val="num" w:pos="4320"/>
+        </w:tabs>
+        <w:ind w:left="4320" w:hanging="360"/>
+      </w:pPr>
+      <w:rPr>
+        <w:rFonts w:ascii="Wingdings" w:hAnsi="Wingdings" w:hint="default"/>
+        <w:sz w:val="20"/>
+      </w:rPr>
+    </w:lvl>
+    <w:lvl w:ilvl="6" w:tentative="1">
+      <w:start w:val="1"/>
+      <w:numFmt w:val="bullet"/>
+      <w:lvlText w:val=""/>
+      <w:lvlJc w:val="left"/>
+      <w:pPr>
+        <w:tabs>
+          <w:tab w:val="num" w:pos="5040"/>
+        </w:tabs>
+        <w:ind w:left="5040" w:hanging="360"/>
+      </w:pPr>
+      <w:rPr>
+        <w:rFonts w:ascii="Wingdings" w:hAnsi="Wingdings" w:hint="default"/>
+        <w:sz w:val="20"/>
+      </w:rPr>
+    </w:lvl>
+    <w:lvl w:ilvl="7" w:tentative="1">
+      <w:start w:val="1"/>
+      <w:numFmt w:val="bullet"/>
+      <w:lvlText w:val=""/>
+      <w:lvlJc w:val="left"/>
+      <w:pPr>
+        <w:tabs>
+          <w:tab w:val="num" w:pos="5760"/>
+        </w:tabs>
+        <w:ind w:left="5760" w:hanging="360"/>
+      </w:pPr>
+      <w:rPr>
+        <w:rFonts w:ascii="Wingdings" w:hAnsi="Wingdings" w:hint="default"/>
+        <w:sz w:val="20"/>
+      </w:rPr>
+    </w:lvl>
+    <w:lvl w:ilvl="8" w:tentative="1">
+      <w:start w:val="1"/>
+      <w:numFmt w:val="bullet"/>
+      <w:lvlText w:val=""/>
+      <w:lvlJc w:val="left"/>
+      <w:pPr>
+        <w:tabs>
+          <w:tab w:val="num" w:pos="6480"/>
+        </w:tabs>
+        <w:ind w:left="6480" w:hanging="360"/>
+      </w:pPr>
+      <w:rPr>
+        <w:rFonts w:ascii="Wingdings" w:hAnsi="Wingdings" w:hint="default"/>
+        <w:sz w:val="20"/>
+      </w:rPr>
+    </w:lvl>
+  </w:abstractNum>
+  <w:abstractNum w:abstractNumId="2" w15:restartNumberingAfterBreak="0">
     <w:nsid w:val="660C364F"/>
     <w:multiLevelType w:val="hybridMultilevel"/>
     <w:tmpl w:val="94421E7C"/>
@@ -4650,7 +7095,120 @@
       </w:rPr>
     </w:lvl>
   </w:abstractNum>
-  <w:abstractNum w:abstractNumId="1" w15:restartNumberingAfterBreak="0">
+  <w:abstractNum w:abstractNumId="3" w15:restartNumberingAfterBreak="0">
+    <w:nsid w:val="6C221A65"/>
+    <w:multiLevelType w:val="multilevel"/>
+    <w:tmpl w:val="AC76D056"/>
+    <w:lvl w:ilvl="0">
+      <w:start w:val="1"/>
+      <w:numFmt w:val="decimal"/>
+      <w:lvlText w:val="%1."/>
+      <w:lvlJc w:val="left"/>
+      <w:pPr>
+        <w:tabs>
+          <w:tab w:val="num" w:pos="720"/>
+        </w:tabs>
+        <w:ind w:left="720" w:hanging="360"/>
+      </w:pPr>
+    </w:lvl>
+    <w:lvl w:ilvl="1" w:tentative="1">
+      <w:start w:val="1"/>
+      <w:numFmt w:val="decimal"/>
+      <w:lvlText w:val="%2."/>
+      <w:lvlJc w:val="left"/>
+      <w:pPr>
+        <w:tabs>
+          <w:tab w:val="num" w:pos="1440"/>
+        </w:tabs>
+        <w:ind w:left="1440" w:hanging="360"/>
+      </w:pPr>
+    </w:lvl>
+    <w:lvl w:ilvl="2" w:tentative="1">
+      <w:start w:val="1"/>
+      <w:numFmt w:val="decimal"/>
+      <w:lvlText w:val="%3."/>
+      <w:lvlJc w:val="left"/>
+      <w:pPr>
+        <w:tabs>
+          <w:tab w:val="num" w:pos="2160"/>
+        </w:tabs>
+        <w:ind w:left="2160" w:hanging="360"/>
+      </w:pPr>
+    </w:lvl>
+    <w:lvl w:ilvl="3" w:tentative="1">
+      <w:start w:val="1"/>
+      <w:numFmt w:val="decimal"/>
+      <w:lvlText w:val="%4."/>
+      <w:lvlJc w:val="left"/>
+      <w:pPr>
+        <w:tabs>
+          <w:tab w:val="num" w:pos="2880"/>
+        </w:tabs>
+        <w:ind w:left="2880" w:hanging="360"/>
+      </w:pPr>
+    </w:lvl>
+    <w:lvl w:ilvl="4" w:tentative="1">
+      <w:start w:val="1"/>
+      <w:numFmt w:val="decimal"/>
+      <w:lvlText w:val="%5."/>
+      <w:lvlJc w:val="left"/>
+      <w:pPr>
+        <w:tabs>
+          <w:tab w:val="num" w:pos="3600"/>
+        </w:tabs>
+        <w:ind w:left="3600" w:hanging="360"/>
+      </w:pPr>
+    </w:lvl>
+    <w:lvl w:ilvl="5" w:tentative="1">
+      <w:start w:val="1"/>
+      <w:numFmt w:val="decimal"/>
+      <w:lvlText w:val="%6."/>
+      <w:lvlJc w:val="left"/>
+      <w:pPr>
+        <w:tabs>
+          <w:tab w:val="num" w:pos="4320"/>
+        </w:tabs>
+        <w:ind w:left="4320" w:hanging="360"/>
+      </w:pPr>
+    </w:lvl>
+    <w:lvl w:ilvl="6" w:tentative="1">
+      <w:start w:val="1"/>
+      <w:numFmt w:val="decimal"/>
+      <w:lvlText w:val="%7."/>
+      <w:lvlJc w:val="left"/>
+      <w:pPr>
+        <w:tabs>
+          <w:tab w:val="num" w:pos="5040"/>
+        </w:tabs>
+        <w:ind w:left="5040" w:hanging="360"/>
+      </w:pPr>
+    </w:lvl>
+    <w:lvl w:ilvl="7" w:tentative="1">
+      <w:start w:val="1"/>
+      <w:numFmt w:val="decimal"/>
+      <w:lvlText w:val="%8."/>
+      <w:lvlJc w:val="left"/>
+      <w:pPr>
+        <w:tabs>
+          <w:tab w:val="num" w:pos="5760"/>
+        </w:tabs>
+        <w:ind w:left="5760" w:hanging="360"/>
+      </w:pPr>
+    </w:lvl>
+    <w:lvl w:ilvl="8" w:tentative="1">
+      <w:start w:val="1"/>
+      <w:numFmt w:val="decimal"/>
+      <w:lvlText w:val="%9."/>
+      <w:lvlJc w:val="left"/>
+      <w:pPr>
+        <w:tabs>
+          <w:tab w:val="num" w:pos="6480"/>
+        </w:tabs>
+        <w:ind w:left="6480" w:hanging="360"/>
+      </w:pPr>
+    </w:lvl>
+  </w:abstractNum>
+  <w:abstractNum w:abstractNumId="4" w15:restartNumberingAfterBreak="0">
     <w:nsid w:val="6C4C6BB5"/>
     <w:multiLevelType w:val="hybridMultilevel"/>
     <w:tmpl w:val="AEF81222"/>
@@ -4736,13 +7294,174 @@
       </w:pPr>
     </w:lvl>
   </w:abstractNum>
+  <w:abstractNum w:abstractNumId="5" w15:restartNumberingAfterBreak="0">
+    <w:nsid w:val="76D76EBA"/>
+    <w:multiLevelType w:val="multilevel"/>
+    <w:tmpl w:val="6696F63A"/>
+    <w:lvl w:ilvl="0">
+      <w:start w:val="1"/>
+      <w:numFmt w:val="bullet"/>
+      <w:lvlText w:val=""/>
+      <w:lvlJc w:val="left"/>
+      <w:pPr>
+        <w:tabs>
+          <w:tab w:val="num" w:pos="720"/>
+        </w:tabs>
+        <w:ind w:left="720" w:hanging="360"/>
+      </w:pPr>
+      <w:rPr>
+        <w:rFonts w:ascii="Symbol" w:hAnsi="Symbol" w:hint="default"/>
+        <w:sz w:val="20"/>
+      </w:rPr>
+    </w:lvl>
+    <w:lvl w:ilvl="1" w:tentative="1">
+      <w:start w:val="1"/>
+      <w:numFmt w:val="bullet"/>
+      <w:lvlText w:val="o"/>
+      <w:lvlJc w:val="left"/>
+      <w:pPr>
+        <w:tabs>
+          <w:tab w:val="num" w:pos="1440"/>
+        </w:tabs>
+        <w:ind w:left="1440" w:hanging="360"/>
+      </w:pPr>
+      <w:rPr>
+        <w:rFonts w:ascii="Courier New" w:hAnsi="Courier New" w:hint="default"/>
+        <w:sz w:val="20"/>
+      </w:rPr>
+    </w:lvl>
+    <w:lvl w:ilvl="2" w:tentative="1">
+      <w:start w:val="1"/>
+      <w:numFmt w:val="bullet"/>
+      <w:lvlText w:val=""/>
+      <w:lvlJc w:val="left"/>
+      <w:pPr>
+        <w:tabs>
+          <w:tab w:val="num" w:pos="2160"/>
+        </w:tabs>
+        <w:ind w:left="2160" w:hanging="360"/>
+      </w:pPr>
+      <w:rPr>
+        <w:rFonts w:ascii="Wingdings" w:hAnsi="Wingdings" w:hint="default"/>
+        <w:sz w:val="20"/>
+      </w:rPr>
+    </w:lvl>
+    <w:lvl w:ilvl="3" w:tentative="1">
+      <w:start w:val="1"/>
+      <w:numFmt w:val="bullet"/>
+      <w:lvlText w:val=""/>
+      <w:lvlJc w:val="left"/>
+      <w:pPr>
+        <w:tabs>
+          <w:tab w:val="num" w:pos="2880"/>
+        </w:tabs>
+        <w:ind w:left="2880" w:hanging="360"/>
+      </w:pPr>
+      <w:rPr>
+        <w:rFonts w:ascii="Wingdings" w:hAnsi="Wingdings" w:hint="default"/>
+        <w:sz w:val="20"/>
+      </w:rPr>
+    </w:lvl>
+    <w:lvl w:ilvl="4" w:tentative="1">
+      <w:start w:val="1"/>
+      <w:numFmt w:val="bullet"/>
+      <w:lvlText w:val=""/>
+      <w:lvlJc w:val="left"/>
+      <w:pPr>
+        <w:tabs>
+          <w:tab w:val="num" w:pos="3600"/>
+        </w:tabs>
+        <w:ind w:left="3600" w:hanging="360"/>
+      </w:pPr>
+      <w:rPr>
+        <w:rFonts w:ascii="Wingdings" w:hAnsi="Wingdings" w:hint="default"/>
+        <w:sz w:val="20"/>
+      </w:rPr>
+    </w:lvl>
+    <w:lvl w:ilvl="5" w:tentative="1">
+      <w:start w:val="1"/>
+      <w:numFmt w:val="bullet"/>
+      <w:lvlText w:val=""/>
+      <w:lvlJc w:val="left"/>
+      <w:pPr>
+        <w:tabs>
+          <w:tab w:val="num" w:pos="4320"/>
+        </w:tabs>
+        <w:ind w:left="4320" w:hanging="360"/>
+      </w:pPr>
+      <w:rPr>
+        <w:rFonts w:ascii="Wingdings" w:hAnsi="Wingdings" w:hint="default"/>
+        <w:sz w:val="20"/>
+      </w:rPr>
+    </w:lvl>
+    <w:lvl w:ilvl="6" w:tentative="1">
+      <w:start w:val="1"/>
+      <w:numFmt w:val="bullet"/>
+      <w:lvlText w:val=""/>
+      <w:lvlJc w:val="left"/>
+      <w:pPr>
+        <w:tabs>
+          <w:tab w:val="num" w:pos="5040"/>
+        </w:tabs>
+        <w:ind w:left="5040" w:hanging="360"/>
+      </w:pPr>
+      <w:rPr>
+        <w:rFonts w:ascii="Wingdings" w:hAnsi="Wingdings" w:hint="default"/>
+        <w:sz w:val="20"/>
+      </w:rPr>
+    </w:lvl>
+    <w:lvl w:ilvl="7" w:tentative="1">
+      <w:start w:val="1"/>
+      <w:numFmt w:val="bullet"/>
+      <w:lvlText w:val=""/>
+      <w:lvlJc w:val="left"/>
+      <w:pPr>
+        <w:tabs>
+          <w:tab w:val="num" w:pos="5760"/>
+        </w:tabs>
+        <w:ind w:left="5760" w:hanging="360"/>
+      </w:pPr>
+      <w:rPr>
+        <w:rFonts w:ascii="Wingdings" w:hAnsi="Wingdings" w:hint="default"/>
+        <w:sz w:val="20"/>
+      </w:rPr>
+    </w:lvl>
+    <w:lvl w:ilvl="8" w:tentative="1">
+      <w:start w:val="1"/>
+      <w:numFmt w:val="bullet"/>
+      <w:lvlText w:val=""/>
+      <w:lvlJc w:val="left"/>
+      <w:pPr>
+        <w:tabs>
+          <w:tab w:val="num" w:pos="6480"/>
+        </w:tabs>
+        <w:ind w:left="6480" w:hanging="360"/>
+      </w:pPr>
+      <w:rPr>
+        <w:rFonts w:ascii="Wingdings" w:hAnsi="Wingdings" w:hint="default"/>
+        <w:sz w:val="20"/>
+      </w:rPr>
+    </w:lvl>
+  </w:abstractNum>
   <w:num w:numId="1">
-    <w:abstractNumId w:val="1"/>
+    <w:abstractNumId w:val="4"/>
     <w:lvlOverride w:ilvl="0">
       <w:startOverride w:val="1"/>
     </w:lvlOverride>
   </w:num>
   <w:num w:numId="2">
+    <w:abstractNumId w:val="2"/>
+  </w:num>
+  <w:num w:numId="3">
+    <w:abstractNumId w:val="1"/>
+  </w:num>
+  <w:num w:numId="4">
+    <w:abstractNumId w:val="5"/>
+  </w:num>
+  <w:num w:numId="5">
+    <w:abstractNumId w:val="3"/>
+  </w:num>
+  <w:num w:numId="6">
     <w:abstractNumId w:val="0"/>
   </w:num>
 </w:numbering>
@@ -5345,7 +8064,102 @@
       <w:szCs w:val="20"/>
     </w:rPr>
   </w:style>
+  <w:style w:type="paragraph" w:styleId="NormalWeb">
+    <w:name w:val="Normal (Web)"/>
+    <w:basedOn w:val="Normal"/>
+    <w:uiPriority w:val="99"/>
+    <w:unhideWhenUsed/>
+    <w:rsid w:val="001A02BA"/>
+    <w:pPr>
+      <w:spacing w:before="100" w:beforeAutospacing="1" w:after="100" w:afterAutospacing="1"/>
+    </w:pPr>
+    <w:rPr>
+      <w:rFonts w:ascii="Times New Roman" w:eastAsia="Times New Roman" w:hAnsi="Times New Roman" w:cs="Times New Roman"/>
+      <w:sz w:val="24"/>
+      <w:szCs w:val="24"/>
+    </w:rPr>
+  </w:style>
+  <w:style w:type="character" w:styleId="HTMLCode">
+    <w:name w:val="HTML Code"/>
+    <w:basedOn w:val="DefaultParagraphFont"/>
+    <w:uiPriority w:val="99"/>
+    <w:semiHidden/>
+    <w:unhideWhenUsed/>
+    <w:rsid w:val="001A02BA"/>
+    <w:rPr>
+      <w:rFonts w:ascii="Courier New" w:eastAsia="Times New Roman" w:hAnsi="Courier New" w:cs="Courier New"/>
+      <w:sz w:val="20"/>
+      <w:szCs w:val="20"/>
+    </w:rPr>
+  </w:style>
+  <w:style w:type="character" w:styleId="Strong">
+    <w:name w:val="Strong"/>
+    <w:basedOn w:val="DefaultParagraphFont"/>
+    <w:uiPriority w:val="22"/>
+    <w:qFormat/>
+    <w:rsid w:val="00385DD7"/>
+    <w:rPr>
+      <w:b/>
+      <w:bCs/>
+    </w:rPr>
+  </w:style>
 </w:styles>
+</file>
+
+<file path=word/ink/ink1.xml><?xml version="1.0" encoding="utf-8"?>
+<inkml:ink xmlns:inkml="http://www.w3.org/2003/InkML">
+  <inkml:definitions>
+    <inkml:context xml:id="ctx0">
+      <inkml:inkSource xml:id="inkSrc0">
+        <inkml:traceFormat>
+          <inkml:channel name="X" type="integer" min="-2.14748E9" max="2.14748E9" units="cm"/>
+          <inkml:channel name="Y" type="integer" min="-2.14748E9" max="2.14748E9" units="cm"/>
+          <inkml:channel name="F" type="integer" max="32767" units="dev"/>
+        </inkml:traceFormat>
+        <inkml:channelProperties>
+          <inkml:channelProperty channel="X" name="resolution" value="1000" units="1/cm"/>
+          <inkml:channelProperty channel="Y" name="resolution" value="1000" units="1/cm"/>
+          <inkml:channelProperty channel="F" name="resolution" value="0" units="1/dev"/>
+        </inkml:channelProperties>
+      </inkml:inkSource>
+      <inkml:timestamp xml:id="ts0" timeString="2026-08-13T17:46:17.101"/>
+    </inkml:context>
+    <inkml:brush xml:id="br0">
+      <inkml:brushProperty name="width" value="0.05" units="cm"/>
+      <inkml:brushProperty name="height" value="0.05" units="cm"/>
+      <inkml:brushProperty name="color" value="#66CC00"/>
+    </inkml:brush>
+  </inkml:definitions>
+  <inkml:trace contextRef="#ctx0" brushRef="#br0">0 0 24575,'0'0'-8191</inkml:trace>
+</inkml:ink>
+</file>
+
+<file path=word/ink/ink2.xml><?xml version="1.0" encoding="utf-8"?>
+<inkml:ink xmlns:inkml="http://www.w3.org/2003/InkML">
+  <inkml:definitions>
+    <inkml:context xml:id="ctx0">
+      <inkml:inkSource xml:id="inkSrc0">
+        <inkml:traceFormat>
+          <inkml:channel name="X" type="integer" min="-2.14748E9" max="2.14748E9" units="cm"/>
+          <inkml:channel name="Y" type="integer" min="-2.14748E9" max="2.14748E9" units="cm"/>
+          <inkml:channel name="F" type="integer" max="32767" units="dev"/>
+        </inkml:traceFormat>
+        <inkml:channelProperties>
+          <inkml:channelProperty channel="X" name="resolution" value="1000" units="1/cm"/>
+          <inkml:channelProperty channel="Y" name="resolution" value="1000" units="1/cm"/>
+          <inkml:channelProperty channel="F" name="resolution" value="0" units="1/dev"/>
+        </inkml:channelProperties>
+      </inkml:inkSource>
+      <inkml:timestamp xml:id="ts0" timeString="2026-08-13T17:46:23.468"/>
+    </inkml:context>
+    <inkml:brush xml:id="br0">
+      <inkml:brushProperty name="width" value="0.05" units="cm"/>
+      <inkml:brushProperty name="height" value="0.05" units="cm"/>
+      <inkml:brushProperty name="color" value="#66CC00"/>
+    </inkml:brush>
+  </inkml:definitions>
+  <inkml:trace contextRef="#ctx0" brushRef="#br0">1 1 24575,'0'1'0</inkml:trace>
+</inkml:ink>
 </file>
 
 <file path=word/theme/theme1.xml><?xml version="1.0" encoding="utf-8"?>
